--- a/docs/v2_30072026_Laporan_Bab3.docx
+++ b/docs/v2_30072026_Laporan_Bab3.docx
@@ -2,7 +2,7 @@
 <file path=word/document.xml><?xml version="1.0" encoding="utf-8"?>
 <w:document xmlns:w="http://schemas.openxmlformats.org/wordprocessingml/2006/main" xmlns:m="http://schemas.openxmlformats.org/officeDocument/2006/math" xmlns:r="http://schemas.openxmlformats.org/officeDocument/2006/relationships" xmlns:o="urn:schemas-microsoft-com:office:office" xmlns:v="urn:schemas-microsoft-com:vml" xmlns:w10="urn:schemas-microsoft-com:office:word" xmlns:a="http://schemas.openxmlformats.org/drawingml/2006/main" xmlns:pic="http://schemas.openxmlformats.org/drawingml/2006/picture" xmlns:wp="http://schemas.openxmlformats.org/drawingml/2006/wordprocessingDrawing">
   <w:body>
-    <w:bookmarkStart w:id="77" w:name="beban-kesehatan-masyarakat-terdampak"/>
+    <w:bookmarkStart w:id="74" w:name="beban-kesehatan-masyarakat-terdampak"/>
     <w:p>
       <w:pPr>
         <w:pStyle w:val="Heading1"/>
@@ -235,7 +235,7 @@
         <w:t xml:space="preserve">dan peningkatan beban penyakit di masyarakat dengan ketersediaan fasilitas medis yang terbatas.</w:t>
       </w:r>
     </w:p>
-    <w:bookmarkStart w:id="76" w:name="Xa823aaac34888c7b07586b1c7f8b98eb9ce7230"/>
+    <w:bookmarkStart w:id="73" w:name="Xa823aaac34888c7b07586b1c7f8b98eb9ce7230"/>
     <w:p>
       <w:pPr>
         <w:pStyle w:val="Heading2"/>
@@ -349,7 +349,7 @@
         <w:t xml:space="preserve"> </w:t>
       </w:r>
       <w:r>
-        <w:t xml:space="preserve">pada tahun 2022, di kawasan yang bersamaan menanggung beban penyakit di atas rata-rata. Kondisi ini mengindikasikan bahwa pertumbuhan ekonomi dari hilirisasi nikel belum diimbangi dengan distribusi infrastruktur kesehatan yang proporsional bagi masyarakat di wilayah operasi industri (</w:t>
+        <w:t xml:space="preserve">pada tahun 2024, di kawasan yang bersamaan menanggung beban penyakit di atas rata-rata. Kondisi ini mengindikasikan bahwa pertumbuhan ekonomi dari hilirisasi nikel belum diimbangi dengan distribusi infrastruktur kesehatan yang proporsional bagi masyarakat di wilayah operasi industri (</w:t>
       </w:r>
       <w:r>
         <w:rPr>
@@ -478,20 +478,7 @@
               <w:jc w:val="left"/>
             </w:pPr>
             <w:r>
-              <w:t xml:space="preserve">Penyakit pernapasan yang meningkat secara konsisten, seiring paparan kronis debu batu bara dan emisi SO₂ dari cerobong</w:t>
-            </w:r>
-            <w:r>
-              <w:t xml:space="preserve"> </w:t>
-            </w:r>
-            <w:r>
-              <w:rPr>
-                <w:i/>
-                <w:iCs/>
-              </w:rPr>
-              <w:t xml:space="preserve">smelter</w:t>
-            </w:r>
-            <w:r>
-              <w:t xml:space="preserve">.</w:t>
+              <w:t xml:space="preserve">Penyakit pernapasan yang meningkat secara konsisten, seiring paparan kronis debu batu bara dan emisi SO₂ dari cerobong smelter.</w:t>
             </w:r>
           </w:p>
         </w:tc>
@@ -637,7 +624,7 @@
                 <w:b/>
                 <w:bCs/>
               </w:rPr>
-              <w:t xml:space="preserve">Rasio Puskesmas Terdaftar (2022)</w:t>
+              <w:t xml:space="preserve">Rasio Puskesmas Terdaftar (2024)</w:t>
             </w:r>
           </w:p>
         </w:tc>
@@ -677,7 +664,7 @@
               <w:jc w:val="left"/>
             </w:pPr>
             <w:r>
-              <w:t xml:space="preserve">BPS Ketersediaan Faskes (2022)</w:t>
+              <w:t xml:space="preserve">BPS Ketersediaan Faskes (2024)</w:t>
             </w:r>
           </w:p>
         </w:tc>
@@ -695,7 +682,7 @@
                 <w:b/>
                 <w:bCs/>
               </w:rPr>
-              <w:t xml:space="preserve">Rasio Rumah Sakit (2022)</w:t>
+              <w:t xml:space="preserve">Rasio Rumah Sakit (2024)</w:t>
             </w:r>
           </w:p>
         </w:tc>
@@ -723,19 +710,19 @@
               <w:jc w:val="left"/>
             </w:pPr>
             <w:r>
-              <w:t xml:space="preserve">Ketersediaan rumah sakit yang tidak merata di wilayah timur, mengindikasikan belum optimalnya distribusi infrastruktur medis.</w:t>
-            </w:r>
-          </w:p>
-        </w:tc>
-        <w:tc>
-          <w:tcPr/>
-          <w:p>
-            <w:pPr>
-              <w:pStyle w:val="Compact"/>
-              <w:jc w:val="left"/>
-            </w:pPr>
-            <w:r>
-              <w:t xml:space="preserve">BPS Ketersediaan Faskes (2022)</w:t>
+              <w:t xml:space="preserve">Ketersediaan rumah sakit di wilayah industri.</w:t>
+            </w:r>
+          </w:p>
+        </w:tc>
+        <w:tc>
+          <w:tcPr/>
+          <w:p>
+            <w:pPr>
+              <w:pStyle w:val="Compact"/>
+              <w:jc w:val="left"/>
+            </w:pPr>
+            <w:r>
+              <w:t xml:space="preserve">BPS Ketersediaan Faskes (2024)</w:t>
             </w:r>
           </w:p>
         </w:tc>
@@ -789,58 +776,223 @@
         <w:t xml:space="preserve"> </w:t>
       </w:r>
       <w:r>
-        <w:t xml:space="preserve">pada satu periode cross-sectional (Tahun 2022) untuk mengukur ketimpangan infrastruktur kesehatan primer dan sekunder.</w:t>
-      </w:r>
-      <w:r>
-        <w:t xml:space="preserve"> </w:t>
-      </w:r>
-      <w:r>
-        <w:t xml:space="preserve">1. Analisis Ketimpangan Infrastruktur (Gap Analysis):</w:t>
-      </w:r>
-      <w:r>
-        <w:t xml:space="preserve"> </w:t>
-      </w:r>
-      <w:r>
-        <w:t xml:space="preserve">- Segmentasi Fasilitas: Fasilitas kesehatan dikategorikan secara hierarkis menjadi Puskesmas (Faskes Primer) dan Rumah Sakit (Faskes Sekunder) untuk dievaluasi secara spasial (Sentra vs Non-Sentra).</w:t>
-      </w:r>
-      <w:r>
-        <w:t xml:space="preserve"> </w:t>
-      </w:r>
-      <w:r>
-        <w:t xml:space="preserve">- Evaluasi Defisit: Mengukur kesenjangan distribusi rasio fasilitas medis per provinsi menggunakan analisis komparatif absolut.</w:t>
-      </w:r>
-      <w:r>
-        <w:t xml:space="preserve"> </w:t>
-      </w:r>
-      <w:r>
-        <w:t xml:space="preserve">- Pemetaan Ketersediaan: Membedah paradoks ketersediaan layanan kesehatan di wilayah pusat akumulasi kapital ekstraktif sebagai pembuktian defisit infrastruktur publik.</w:t>
-      </w:r>
-      <w:r>
-        <w:t xml:space="preserve"> </w:t>
-      </w:r>
-      <w:r>
-        <w:t xml:space="preserve">2. Kalkulasi/Formula Pengolahan: Perhitungan agregat ketersediaan faskes menurut wilayah pada tahun acuan data terlengkap (2022).</w:t>
-      </w:r>
-      <w:r>
-        <w:t xml:space="preserve"> </w:t>
-      </w:r>
-      <w:r>
-        <w:t xml:space="preserve">3. Variabel &amp; Fitur Data: Jumlah &amp; Jenis Faskes (Dependen), Kategori Zona (Independen).</w:t>
-      </w:r>
-      <w:r>
-        <w:t xml:space="preserve"> </w:t>
-      </w:r>
-      <w:r>
-        <w:t xml:space="preserve">4. Dataset &amp; File: Data Agregat Faskes:</w:t>
-      </w:r>
-      <w:r>
-        <w:t xml:space="preserve"> </w:t>
-      </w:r>
+        <w:t xml:space="preserve">pada satu periode cross-sectional (Tahun 2024) untuk mengukur ketimpangan infrastruktur kesehatan primer dan sekunder.</w:t>
+      </w:r>
+    </w:p>
+    <w:p>
+      <w:pPr>
+        <w:pStyle w:val="Compact"/>
+        <w:numPr>
+          <w:ilvl w:val="0"/>
+          <w:numId w:val="1001"/>
+        </w:numPr>
+      </w:pPr>
+      <w:r>
+        <w:rPr>
+          <w:b/>
+          <w:bCs/>
+        </w:rPr>
+        <w:t xml:space="preserve">Analisis Ketimpangan Infrastruktur (Gap Analysis):</w:t>
+      </w:r>
+    </w:p>
+    <w:p>
+      <w:pPr>
+        <w:pStyle w:val="Compact"/>
+        <w:numPr>
+          <w:ilvl w:val="1"/>
+          <w:numId w:val="1002"/>
+        </w:numPr>
+      </w:pPr>
+      <w:r>
+        <w:rPr>
+          <w:b/>
+          <w:bCs/>
+        </w:rPr>
+        <w:t xml:space="preserve">Segmentasi Fasilitas:</w:t>
+      </w:r>
+      <w:r>
+        <w:t xml:space="preserve"> </w:t>
+      </w:r>
+      <w:r>
+        <w:t xml:space="preserve">Fasilitas kesehatan dikategorikan secara hierarkis menjadi Puskesmas (Faskes Primer) dan Rumah Sakit (Faskes Sekunder) untuk dievaluasi secara spasial (Sentra vs Non-Sentra).</w:t>
+      </w:r>
+    </w:p>
+    <w:p>
+      <w:pPr>
+        <w:pStyle w:val="Compact"/>
+        <w:numPr>
+          <w:ilvl w:val="1"/>
+          <w:numId w:val="1002"/>
+        </w:numPr>
+      </w:pPr>
+      <w:r>
+        <w:rPr>
+          <w:b/>
+          <w:bCs/>
+        </w:rPr>
+        <w:t xml:space="preserve">Evaluasi Defisit:</w:t>
+      </w:r>
+      <w:r>
+        <w:t xml:space="preserve"> </w:t>
+      </w:r>
+      <w:r>
+        <w:t xml:space="preserve">Mengukur kesenjangan distribusi rasio fasilitas medis per provinsi menggunakan analisis komparatif absolut.</w:t>
+      </w:r>
+    </w:p>
+    <w:p>
+      <w:pPr>
+        <w:pStyle w:val="Compact"/>
+        <w:numPr>
+          <w:ilvl w:val="1"/>
+          <w:numId w:val="1002"/>
+        </w:numPr>
+      </w:pPr>
+      <w:r>
+        <w:rPr>
+          <w:b/>
+          <w:bCs/>
+        </w:rPr>
+        <w:t xml:space="preserve">Pemetaan Ketersediaan:</w:t>
+      </w:r>
+      <w:r>
+        <w:t xml:space="preserve"> </w:t>
+      </w:r>
+      <w:r>
+        <w:t xml:space="preserve">Membedah paradoks ketersediaan layanan kesehatan di wilayah pusat akumulasi kapital ekstraktif sebagai pembuktian defisit infrastruktur publik.</w:t>
+      </w:r>
+    </w:p>
+    <w:p>
+      <w:pPr>
+        <w:pStyle w:val="Compact"/>
+        <w:numPr>
+          <w:ilvl w:val="0"/>
+          <w:numId w:val="1001"/>
+        </w:numPr>
+      </w:pPr>
+      <w:r>
+        <w:rPr>
+          <w:b/>
+          <w:bCs/>
+        </w:rPr>
+        <w:t xml:space="preserve">Kalkulasi/Formula Pengolahan:</w:t>
+      </w:r>
+      <w:r>
+        <w:t xml:space="preserve"> </w:t>
+      </w:r>
+      <w:r>
+        <w:t xml:space="preserve">Perhitungan agregat ketersediaan faskes menurut wilayah pada tahun acuan data terbaru (2024).</w:t>
+      </w:r>
+    </w:p>
+    <w:p>
+      <w:pPr>
+        <w:pStyle w:val="Compact"/>
+        <w:numPr>
+          <w:ilvl w:val="1"/>
+          <w:numId w:val="1003"/>
+        </w:numPr>
+      </w:pPr>
       <w:r>
         <w:rPr>
           <w:rStyle w:val="VerbatimChar"/>
         </w:rPr>
-        <w:t xml:space="preserve">data/processed/sulawesi_faskes_agregat_v2.csv</w:t>
+        <w:t xml:space="preserve">Rata_Rata_Faskes = MEAN(Jumlah_Faskes) GROUP BY Jenis_Faskes, Kategori_Zona</w:t>
+      </w:r>
+    </w:p>
+    <w:p>
+      <w:pPr>
+        <w:pStyle w:val="Compact"/>
+        <w:numPr>
+          <w:ilvl w:val="0"/>
+          <w:numId w:val="1001"/>
+        </w:numPr>
+      </w:pPr>
+      <w:r>
+        <w:rPr>
+          <w:b/>
+          <w:bCs/>
+        </w:rPr>
+        <w:t xml:space="preserve">Variabel &amp; Fitur Data:</w:t>
+      </w:r>
+    </w:p>
+    <w:p>
+      <w:pPr>
+        <w:pStyle w:val="Compact"/>
+        <w:numPr>
+          <w:ilvl w:val="1"/>
+          <w:numId w:val="1004"/>
+        </w:numPr>
+      </w:pPr>
+      <w:r>
+        <w:rPr>
+          <w:b/>
+          <w:bCs/>
+        </w:rPr>
+        <w:t xml:space="preserve">Jumlah &amp; Jenis Faskes (Dependen):</w:t>
+      </w:r>
+      <w:r>
+        <w:t xml:space="preserve"> </w:t>
+      </w:r>
+      <w:r>
+        <w:t xml:space="preserve">Unit Rumah Sakit dan Puskesmas terdaftar (BPS).</w:t>
+      </w:r>
+    </w:p>
+    <w:p>
+      <w:pPr>
+        <w:pStyle w:val="Compact"/>
+        <w:numPr>
+          <w:ilvl w:val="1"/>
+          <w:numId w:val="1004"/>
+        </w:numPr>
+      </w:pPr>
+      <w:r>
+        <w:rPr>
+          <w:b/>
+          <w:bCs/>
+        </w:rPr>
+        <w:t xml:space="preserve">Kategori Zona (Independen):</w:t>
+      </w:r>
+      <w:r>
+        <w:t xml:space="preserve"> </w:t>
+      </w:r>
+      <w:r>
+        <w:t xml:space="preserve">Lokasi wilayah (Sentra vs Non-Sentra).</w:t>
+      </w:r>
+    </w:p>
+    <w:p>
+      <w:pPr>
+        <w:pStyle w:val="Compact"/>
+        <w:numPr>
+          <w:ilvl w:val="0"/>
+          <w:numId w:val="1001"/>
+        </w:numPr>
+      </w:pPr>
+      <w:r>
+        <w:rPr>
+          <w:b/>
+          <w:bCs/>
+        </w:rPr>
+        <w:t xml:space="preserve">Dataset &amp; File:</w:t>
+      </w:r>
+    </w:p>
+    <w:p>
+      <w:pPr>
+        <w:pStyle w:val="Compact"/>
+        <w:numPr>
+          <w:ilvl w:val="1"/>
+          <w:numId w:val="1005"/>
+        </w:numPr>
+      </w:pPr>
+      <w:r>
+        <w:t xml:space="preserve">Data Agregat Faskes:</w:t>
+      </w:r>
+      <w:r>
+        <w:t xml:space="preserve"> </w:t>
+      </w:r>
+      <w:r>
+        <w:rPr>
+          <w:rStyle w:val="VerbatimChar"/>
+        </w:rPr>
+        <w:t xml:space="preserve">data/processed/sulawesi_faskes_agregat_v3.csv</w:t>
       </w:r>
     </w:p>
     <w:p>
@@ -876,7 +1028,7 @@
           <w:b/>
           <w:bCs/>
         </w:rPr>
-        <w:t xml:space="preserve">72 unit</w:t>
+        <w:t xml:space="preserve">59 unit</w:t>
       </w:r>
       <w:r>
         <w:t xml:space="preserve"> </w:t>
@@ -907,7 +1059,7 @@
           <wp:inline>
             <wp:extent cx="5334000" cy="2667000"/>
             <wp:effectExtent b="0" l="0" r="0" t="0"/>
-            <wp:docPr descr="Ketimpangan Faskes 2022" title="" id="11" name="Picture"/>
+            <wp:docPr descr="Ketimpangan Faskes 2024" title="" id="11" name="Picture"/>
             <a:graphic>
               <a:graphicData uri="http://schemas.openxmlformats.org/drawingml/2006/picture">
                 <pic:pic>
@@ -950,7 +1102,7 @@
         <w:pStyle w:val="ImageCaption"/>
       </w:pPr>
       <w:r>
-        <w:t xml:space="preserve">Ketimpangan Faskes 2022</w:t>
+        <w:t xml:space="preserve">Ketimpangan Faskes 2024</w:t>
       </w:r>
     </w:p>
     <w:p>
@@ -997,55 +1149,245 @@
       <w:r>
         <w:t xml:space="preserve">) untuk membandingkan rata-rata beban penyakit antara provinsi sentra ekstraktif dan non-sentra.</w:t>
       </w:r>
-      <w:r>
-        <w:t xml:space="preserve"> </w:t>
-      </w:r>
-      <w:r>
-        <w:t xml:space="preserve">1. Model Komparasi Spasial (Comparative Analysis):</w:t>
-      </w:r>
-      <w:r>
-        <w:t xml:space="preserve"> </w:t>
-      </w:r>
-      <w:r>
-        <w:t xml:space="preserve">- Segmentasi Wilayah (Binning): Provinsi secara sistematis dibagi menjadi dua zona: Sentra Industri (Sulteng &amp; Sultra) dan Non-Sentra (Sulsel, Sulut, Gorontalo, Sulbar).</w:t>
-      </w:r>
-      <w:r>
-        <w:t xml:space="preserve"> </w:t>
-      </w:r>
-      <w:r>
-        <w:t xml:space="preserve">- Kuantifikasi Kesenjangan: Menghitung rata-rata absolut beban kesakitan (disease burden) per zona untuk mengukur ketimpangan kesehatan struktural antar wilayah.</w:t>
-      </w:r>
-      <w:r>
-        <w:t xml:space="preserve"> </w:t>
-      </w:r>
-      <w:r>
-        <w:t xml:space="preserve">- Pemetaan Pola: Mengidentifikasi secara analitik apakah konsentrasi fasilitas tambang berkorespondensi langsung dengan akumulasi masif kasus epidemiologis.</w:t>
-      </w:r>
-      <w:r>
-        <w:t xml:space="preserve"> </w:t>
-      </w:r>
-      <w:r>
-        <w:t xml:space="preserve">2. Kalkulasi/Formula Pengolahan: Perhitungan rata-rata absolut beban penyakit tahunan berdasarkan klasifikasi wilayah.</w:t>
-      </w:r>
-      <w:r>
-        <w:t xml:space="preserve"> </w:t>
-      </w:r>
-      <w:r>
-        <w:t xml:space="preserve">3. Variabel &amp; Fitur Data: Kategori Zona (Independen), Kasus ISPA/Pneumonia &amp; Diare (Dependen).</w:t>
-      </w:r>
-      <w:r>
-        <w:t xml:space="preserve"> </w:t>
-      </w:r>
-      <w:r>
-        <w:t xml:space="preserve">4. Dataset &amp; File: Data Agregasi Kesehatan:</w:t>
-      </w:r>
-      <w:r>
-        <w:t xml:space="preserve"> </w:t>
-      </w:r>
+    </w:p>
+    <w:p>
+      <w:pPr>
+        <w:pStyle w:val="Compact"/>
+        <w:numPr>
+          <w:ilvl w:val="0"/>
+          <w:numId w:val="1006"/>
+        </w:numPr>
+      </w:pPr>
+      <w:r>
+        <w:rPr>
+          <w:b/>
+          <w:bCs/>
+        </w:rPr>
+        <w:t xml:space="preserve">Model Komparasi Spasial (Comparative Analysis):</w:t>
+      </w:r>
+    </w:p>
+    <w:p>
+      <w:pPr>
+        <w:pStyle w:val="Compact"/>
+        <w:numPr>
+          <w:ilvl w:val="1"/>
+          <w:numId w:val="1007"/>
+        </w:numPr>
+      </w:pPr>
+      <w:r>
+        <w:rPr>
+          <w:b/>
+          <w:bCs/>
+        </w:rPr>
+        <w:t xml:space="preserve">Segmentasi Wilayah (Binning):</w:t>
+      </w:r>
+      <w:r>
+        <w:t xml:space="preserve"> </w:t>
+      </w:r>
+      <w:r>
+        <w:t xml:space="preserve">Provinsi secara sistematis dibagi menjadi dua zona: Sentra Industri (Sulteng &amp; Sultra) dan Non-Sentra (Sulsel, Sulut, Gorontalo, Sulbar).</w:t>
+      </w:r>
+    </w:p>
+    <w:p>
+      <w:pPr>
+        <w:pStyle w:val="Compact"/>
+        <w:numPr>
+          <w:ilvl w:val="1"/>
+          <w:numId w:val="1007"/>
+        </w:numPr>
+      </w:pPr>
+      <w:r>
+        <w:rPr>
+          <w:b/>
+          <w:bCs/>
+        </w:rPr>
+        <w:t xml:space="preserve">Kuantifikasi Kesenjangan:</w:t>
+      </w:r>
+      <w:r>
+        <w:t xml:space="preserve"> </w:t>
+      </w:r>
+      <w:r>
+        <w:t xml:space="preserve">Menghitung rata-rata absolut beban kesakitan (</w:t>
+      </w:r>
+      <w:r>
+        <w:rPr>
+          <w:i/>
+          <w:iCs/>
+        </w:rPr>
+        <w:t xml:space="preserve">disease burden</w:t>
+      </w:r>
+      <w:r>
+        <w:t xml:space="preserve">) per zona untuk mengukur ketimpangan kesehatan struktural antar wilayah.</w:t>
+      </w:r>
+    </w:p>
+    <w:p>
+      <w:pPr>
+        <w:pStyle w:val="Compact"/>
+        <w:numPr>
+          <w:ilvl w:val="1"/>
+          <w:numId w:val="1007"/>
+        </w:numPr>
+      </w:pPr>
+      <w:r>
+        <w:rPr>
+          <w:b/>
+          <w:bCs/>
+        </w:rPr>
+        <w:t xml:space="preserve">Pemetaan Pola:</w:t>
+      </w:r>
+      <w:r>
+        <w:t xml:space="preserve"> </w:t>
+      </w:r>
+      <w:r>
+        <w:t xml:space="preserve">Mengidentifikasi secara analitik apakah konsentrasi fasilitas tambang berkorespondensi langsung dengan akumulasi masif kasus epidemiologis.</w:t>
+      </w:r>
+    </w:p>
+    <w:p>
+      <w:pPr>
+        <w:pStyle w:val="Compact"/>
+        <w:numPr>
+          <w:ilvl w:val="0"/>
+          <w:numId w:val="1006"/>
+        </w:numPr>
+      </w:pPr>
+      <w:r>
+        <w:rPr>
+          <w:b/>
+          <w:bCs/>
+        </w:rPr>
+        <w:t xml:space="preserve">Kalkulasi/Formula Pengolahan:</w:t>
+      </w:r>
+      <w:r>
+        <w:t xml:space="preserve"> </w:t>
+      </w:r>
+      <w:r>
+        <w:t xml:space="preserve">Perhitungan rata-rata absolut beban penyakit tahunan berdasarkan klasifikasi wilayah.</w:t>
+      </w:r>
+    </w:p>
+    <w:p>
+      <w:pPr>
+        <w:pStyle w:val="Compact"/>
+        <w:numPr>
+          <w:ilvl w:val="1"/>
+          <w:numId w:val="1008"/>
+        </w:numPr>
+      </w:pPr>
       <w:r>
         <w:rPr>
           <w:rStyle w:val="VerbatimChar"/>
         </w:rPr>
+        <w:t xml:space="preserve">Rata_Rata_Kasus_Zona = MEAN(Jumlah_Kasus) GROUP BY Kategori_Zona</w:t>
+      </w:r>
+    </w:p>
+    <w:p>
+      <w:pPr>
+        <w:pStyle w:val="Compact"/>
+        <w:numPr>
+          <w:ilvl w:val="1"/>
+          <w:numId w:val="1008"/>
+        </w:numPr>
+      </w:pPr>
+      <w:r>
+        <w:rPr>
+          <w:rStyle w:val="VerbatimChar"/>
+        </w:rPr>
+        <w:t xml:space="preserve">Disparitas_Beban = Rata_Rata_Kasus_Sentra / Rata_Rata_Kasus_Non_Sentra</w:t>
+      </w:r>
+    </w:p>
+    <w:p>
+      <w:pPr>
+        <w:pStyle w:val="Compact"/>
+        <w:numPr>
+          <w:ilvl w:val="0"/>
+          <w:numId w:val="1006"/>
+        </w:numPr>
+      </w:pPr>
+      <w:r>
+        <w:rPr>
+          <w:b/>
+          <w:bCs/>
+        </w:rPr>
+        <w:t xml:space="preserve">Variabel &amp; Fitur Data:</w:t>
+      </w:r>
+    </w:p>
+    <w:p>
+      <w:pPr>
+        <w:pStyle w:val="Compact"/>
+        <w:numPr>
+          <w:ilvl w:val="1"/>
+          <w:numId w:val="1009"/>
+        </w:numPr>
+      </w:pPr>
+      <w:r>
+        <w:rPr>
+          <w:b/>
+          <w:bCs/>
+        </w:rPr>
+        <w:t xml:space="preserve">Kategori Zona (Independen):</w:t>
+      </w:r>
+      <w:r>
+        <w:t xml:space="preserve"> </w:t>
+      </w:r>
+      <w:r>
+        <w:t xml:space="preserve">Labeling spasial (Sentra vs Non-Sentra).</w:t>
+      </w:r>
+    </w:p>
+    <w:p>
+      <w:pPr>
+        <w:pStyle w:val="Compact"/>
+        <w:numPr>
+          <w:ilvl w:val="1"/>
+          <w:numId w:val="1009"/>
+        </w:numPr>
+      </w:pPr>
+      <w:r>
+        <w:rPr>
+          <w:b/>
+          <w:bCs/>
+        </w:rPr>
+        <w:t xml:space="preserve">Kasus ISPA/Pneumonia &amp; Diare (Dependen):</w:t>
+      </w:r>
+      <w:r>
+        <w:t xml:space="preserve"> </w:t>
+      </w:r>
+      <w:r>
+        <w:t xml:space="preserve">Total prevalensi historis penyakit per tahun dari fasilitas kesehatan primer.</w:t>
+      </w:r>
+    </w:p>
+    <w:p>
+      <w:pPr>
+        <w:pStyle w:val="Compact"/>
+        <w:numPr>
+          <w:ilvl w:val="0"/>
+          <w:numId w:val="1006"/>
+        </w:numPr>
+      </w:pPr>
+      <w:r>
+        <w:rPr>
+          <w:b/>
+          <w:bCs/>
+        </w:rPr>
+        <w:t xml:space="preserve">Dataset &amp; File:</w:t>
+      </w:r>
+    </w:p>
+    <w:p>
+      <w:pPr>
+        <w:pStyle w:val="Compact"/>
+        <w:numPr>
+          <w:ilvl w:val="1"/>
+          <w:numId w:val="1010"/>
+        </w:numPr>
+      </w:pPr>
+      <w:r>
+        <w:t xml:space="preserve">Data Agregasi Kesehatan:</w:t>
+      </w:r>
+      <w:r>
+        <w:t xml:space="preserve"> </w:t>
+      </w:r>
+      <w:r>
+        <w:rPr>
+          <w:rStyle w:val="VerbatimChar"/>
+        </w:rPr>
         <w:t xml:space="preserve">data/processed/sulawesi_kesehatan_detail_2014_2024.csv</w:t>
       </w:r>
     </w:p>
@@ -1088,7 +1430,7 @@
           <w:b/>
           <w:bCs/>
         </w:rPr>
-        <w:t xml:space="preserve">2,634 kasus per tahun</w:t>
+        <w:t xml:space="preserve">5,353 kasus per tahun</w:t>
       </w:r>
       <w:r>
         <w:t xml:space="preserve">, dibandingkan provinsi Non-Sentra di angka</w:t>
@@ -1114,7 +1456,7 @@
           <w:b/>
           <w:bCs/>
         </w:rPr>
-        <w:t xml:space="preserve">1.0 kali lipat</w:t>
+        <w:t xml:space="preserve">2.0 kali lipat</w:t>
       </w:r>
       <w:r>
         <w:t xml:space="preserve"> </w:t>
@@ -1192,24 +1534,6 @@
       </w:r>
     </w:p>
     <w:p>
-      <w:pPr>
-        <w:pStyle w:val="BodyText"/>
-      </w:pPr>
-      <w:r>
-        <w:rPr>
-          <w:b/>
-          <w:bCs/>
-        </w:rPr>
-        <w:t xml:space="preserve">Interpretasi Ekologis:</w:t>
-      </w:r>
-      <w:r>
-        <w:t xml:space="preserve"> </w:t>
-      </w:r>
-      <w:r>
-        <w:t xml:space="preserve">Kesenjangan statistik ini mengindikasikan bahwa manfaat ekonomi dari hilirisasi nikel belum disertai perbaikan infrastruktur kesehatan yang proporsional di wilayah operasi industri ekstraktif.</w:t>
-      </w:r>
-    </w:p>
-    <w:p>
       <w:r>
         <w:pict>
           <v:rect style="width:0;height:1.5pt" o:hralign="center" o:hrstd="t" o:hr="t"/>
@@ -1241,69 +1565,237 @@
         <w:t xml:space="preserve"> </w:t>
       </w:r>
       <w:r>
-        <w:t xml:space="preserve">Sub-bab ini menggunakan visualisasi runtut waktu (</w:t>
-      </w:r>
-      <w:r>
-        <w:rPr>
-          <w:i/>
-          <w:iCs/>
-        </w:rPr>
-        <w:t xml:space="preserve">Time-Series</w:t>
-      </w:r>
-      <w:r>
-        <w:t xml:space="preserve">) dan uji silang (</w:t>
-      </w:r>
-      <w:r>
-        <w:rPr>
-          <w:i/>
-          <w:iCs/>
-        </w:rPr>
-        <w:t xml:space="preserve">Crosstabulation</w:t>
-      </w:r>
-      <w:r>
-        <w:t xml:space="preserve">) secara interaktif untuk merunut dinamika insiden penyakit sejalan dengan akumulasi polusi tahunan.</w:t>
-      </w:r>
-      <w:r>
-        <w:t xml:space="preserve"> </w:t>
-      </w:r>
-      <w:r>
-        <w:t xml:space="preserve">1. Uji Trend Historis &amp; Proporsi Tabulasi Silang:</w:t>
-      </w:r>
-      <w:r>
-        <w:t xml:space="preserve"> </w:t>
-      </w:r>
-      <w:r>
-        <w:t xml:space="preserve">- Time-Series Tracking: Mengkonversi absolute numbers ke rasio per kapita (Kasus per 10.000 Penduduk) untuk menghilangkan bias jumlah populasi antar wilayah.</w:t>
-      </w:r>
-      <w:r>
-        <w:t xml:space="preserve"> </w:t>
-      </w:r>
-      <w:r>
-        <w:t xml:space="preserve">- H0 (Null Hypothesis): Penurunan kualitas lingkungan (IKU/IKA) tidak berkorelasi dengan peningkatan insidensi penyakit pernapasan dan pencernaan.</w:t>
-      </w:r>
-      <w:r>
-        <w:t xml:space="preserve"> </w:t>
-      </w:r>
-      <w:r>
-        <w:t xml:space="preserve">- Decision Rule: Chi-Square P-Value &lt; 0.05 (Tolak H0) dan kalkulasi Odds Ratio.</w:t>
-      </w:r>
-      <w:r>
-        <w:t xml:space="preserve"> </w:t>
-      </w:r>
-      <w:r>
-        <w:t xml:space="preserve">2. Kalkulasi/Formula Pengolahan: Rasio keparahan per kapita dan agregasi tabel silang panel.</w:t>
-      </w:r>
-      <w:r>
-        <w:t xml:space="preserve"> </w:t>
-      </w:r>
-      <w:r>
-        <w:t xml:space="preserve">3. Variabel &amp; Fitur Data: Indikator Kualitas Lingkungan (X), Total Insiden Penyakit (Y), Waktu (Time).</w:t>
-      </w:r>
-      <w:r>
-        <w:t xml:space="preserve"> </w:t>
-      </w:r>
-      <w:r>
-        <w:t xml:space="preserve">4. Dataset &amp; File: Data Lingkungan &amp; Penyakit:</w:t>
+        <w:t xml:space="preserve">Sub-bab ini menggunakan visualisasi runtut waktu (Time-Series) dan uji silang (Crosstabulation) secara interaktif untuk merunut dinamika insiden penyakit sejalan dengan akumulasi polusi tahunan.</w:t>
+      </w:r>
+    </w:p>
+    <w:p>
+      <w:pPr>
+        <w:pStyle w:val="Compact"/>
+        <w:numPr>
+          <w:ilvl w:val="0"/>
+          <w:numId w:val="1011"/>
+        </w:numPr>
+      </w:pPr>
+      <w:r>
+        <w:rPr>
+          <w:b/>
+          <w:bCs/>
+        </w:rPr>
+        <w:t xml:space="preserve">Uji Trend Historis &amp; Proporsi Tabulasi Silang:</w:t>
+      </w:r>
+    </w:p>
+    <w:p>
+      <w:pPr>
+        <w:pStyle w:val="Compact"/>
+        <w:numPr>
+          <w:ilvl w:val="1"/>
+          <w:numId w:val="1012"/>
+        </w:numPr>
+      </w:pPr>
+      <w:r>
+        <w:rPr>
+          <w:b/>
+          <w:bCs/>
+        </w:rPr>
+        <w:t xml:space="preserve">Time-Series Tracking:</w:t>
+      </w:r>
+      <w:r>
+        <w:t xml:space="preserve"> </w:t>
+      </w:r>
+      <w:r>
+        <w:t xml:space="preserve">Mengkonversi absolute numbers ke rasio per kapita (Kasus per 10.000 Penduduk) untuk menghilangkan bias jumlah populasi antar wilayah.</w:t>
+      </w:r>
+    </w:p>
+    <w:p>
+      <w:pPr>
+        <w:pStyle w:val="Compact"/>
+        <w:numPr>
+          <w:ilvl w:val="1"/>
+          <w:numId w:val="1012"/>
+        </w:numPr>
+      </w:pPr>
+      <w:r>
+        <w:rPr>
+          <w:rStyle w:val="VerbatimChar"/>
+        </w:rPr>
+        <w:t xml:space="preserve">H0 (Null Hypothesis): Penurunan kualitas lingkungan (IKU/IKA) tidak berkorelasi dengan peningkatan insidensi penyakit pernapasan dan pencernaan.</w:t>
+      </w:r>
+    </w:p>
+    <w:p>
+      <w:pPr>
+        <w:pStyle w:val="Compact"/>
+        <w:numPr>
+          <w:ilvl w:val="1"/>
+          <w:numId w:val="1012"/>
+        </w:numPr>
+      </w:pPr>
+      <w:r>
+        <w:rPr>
+          <w:rStyle w:val="VerbatimChar"/>
+        </w:rPr>
+        <w:t xml:space="preserve">Decision Rule: Chi-Square P-Value &lt; 0.05 (Tolak H0) dan kalkulasi Odds Ratio.</w:t>
+      </w:r>
+    </w:p>
+    <w:p>
+      <w:pPr>
+        <w:pStyle w:val="Compact"/>
+        <w:numPr>
+          <w:ilvl w:val="0"/>
+          <w:numId w:val="1011"/>
+        </w:numPr>
+      </w:pPr>
+      <w:r>
+        <w:rPr>
+          <w:b/>
+          <w:bCs/>
+        </w:rPr>
+        <w:t xml:space="preserve">Kalkulasi/Formula Pengolahan:</w:t>
+      </w:r>
+      <w:r>
+        <w:t xml:space="preserve"> </w:t>
+      </w:r>
+      <w:r>
+        <w:t xml:space="preserve">Rasio keparahan per kapita dan agregasi tabel silang panel.</w:t>
+      </w:r>
+    </w:p>
+    <w:p>
+      <w:pPr>
+        <w:pStyle w:val="Compact"/>
+        <w:numPr>
+          <w:ilvl w:val="1"/>
+          <w:numId w:val="1013"/>
+        </w:numPr>
+      </w:pPr>
+      <w:r>
+        <w:rPr>
+          <w:rStyle w:val="VerbatimChar"/>
+        </w:rPr>
+        <w:t xml:space="preserve">Insiden_Per_10K = (Total_Kasus / Total_Populasi) * 10,000</w:t>
+      </w:r>
+    </w:p>
+    <w:p>
+      <w:pPr>
+        <w:pStyle w:val="Compact"/>
+        <w:numPr>
+          <w:ilvl w:val="1"/>
+          <w:numId w:val="1013"/>
+        </w:numPr>
+      </w:pPr>
+      <w:r>
+        <w:rPr>
+          <w:rStyle w:val="VerbatimChar"/>
+        </w:rPr>
+        <w:t xml:space="preserve">Odds_Ratio = (A * D) / (B * C)</w:t>
+      </w:r>
+    </w:p>
+    <w:p>
+      <w:pPr>
+        <w:pStyle w:val="Compact"/>
+        <w:numPr>
+          <w:ilvl w:val="0"/>
+          <w:numId w:val="1011"/>
+        </w:numPr>
+      </w:pPr>
+      <w:r>
+        <w:rPr>
+          <w:b/>
+          <w:bCs/>
+        </w:rPr>
+        <w:t xml:space="preserve">Variabel &amp; Fitur Data:</w:t>
+      </w:r>
+    </w:p>
+    <w:p>
+      <w:pPr>
+        <w:pStyle w:val="Compact"/>
+        <w:numPr>
+          <w:ilvl w:val="1"/>
+          <w:numId w:val="1014"/>
+        </w:numPr>
+      </w:pPr>
+      <w:r>
+        <w:rPr>
+          <w:b/>
+          <w:bCs/>
+        </w:rPr>
+        <w:t xml:space="preserve">Indikator Kualitas Lingkungan (X):</w:t>
+      </w:r>
+      <w:r>
+        <w:t xml:space="preserve"> </w:t>
+      </w:r>
+      <w:r>
+        <w:t xml:space="preserve">IKU/IKA sebagai matriks tekanan lingkungan.</w:t>
+      </w:r>
+    </w:p>
+    <w:p>
+      <w:pPr>
+        <w:pStyle w:val="Compact"/>
+        <w:numPr>
+          <w:ilvl w:val="1"/>
+          <w:numId w:val="1014"/>
+        </w:numPr>
+      </w:pPr>
+      <w:r>
+        <w:rPr>
+          <w:b/>
+          <w:bCs/>
+        </w:rPr>
+        <w:t xml:space="preserve">Total Insiden Penyakit (Y):</w:t>
+      </w:r>
+      <w:r>
+        <w:t xml:space="preserve"> </w:t>
+      </w:r>
+      <w:r>
+        <w:t xml:space="preserve">Angka absolut &amp; insiden per kapita dari beragam penyakit lingkungan (ISPA, Diare, Malaria, Kusta).</w:t>
+      </w:r>
+    </w:p>
+    <w:p>
+      <w:pPr>
+        <w:pStyle w:val="Compact"/>
+        <w:numPr>
+          <w:ilvl w:val="1"/>
+          <w:numId w:val="1014"/>
+        </w:numPr>
+      </w:pPr>
+      <w:r>
+        <w:rPr>
+          <w:b/>
+          <w:bCs/>
+        </w:rPr>
+        <w:t xml:space="preserve">Waktu (Time):</w:t>
+      </w:r>
+      <w:r>
+        <w:t xml:space="preserve"> </w:t>
+      </w:r>
+      <w:r>
+        <w:t xml:space="preserve">Periode longitudinal 2014-2024.</w:t>
+      </w:r>
+    </w:p>
+    <w:p>
+      <w:pPr>
+        <w:pStyle w:val="Compact"/>
+        <w:numPr>
+          <w:ilvl w:val="0"/>
+          <w:numId w:val="1011"/>
+        </w:numPr>
+      </w:pPr>
+      <w:r>
+        <w:rPr>
+          <w:b/>
+          <w:bCs/>
+        </w:rPr>
+        <w:t xml:space="preserve">Dataset &amp; File:</w:t>
+      </w:r>
+    </w:p>
+    <w:p>
+      <w:pPr>
+        <w:pStyle w:val="Compact"/>
+        <w:numPr>
+          <w:ilvl w:val="1"/>
+          <w:numId w:val="1015"/>
+        </w:numPr>
+      </w:pPr>
+      <w:r>
+        <w:t xml:space="preserve">Data Lingkungan &amp; Penyakit:</w:t>
       </w:r>
       <w:r>
         <w:t xml:space="preserve"> </w:t>
@@ -1581,65 +2073,13 @@
           <w:b/>
           <w:bCs/>
         </w:rPr>
-        <w:t xml:space="preserve">Insight Ekologis (Insiden per 10k):</w:t>
-      </w:r>
-      <w:r>
-        <w:t xml:space="preserve"> </w:t>
-      </w:r>
-      <w:r>
-        <w:t xml:space="preserve">Grafik membagi jumlah kasus terhadap total populasi, menampilkan beban per kapita (rasio keparahan) yang sesungguhnya. Terlihat jelas bahwa rasio kesakitan di kawasan Sentra Industri (garis merah tebal) lebih tinggi secara konsisten dibandingkan wilayah Non-Sentra.</w:t>
-      </w:r>
-    </w:p>
-    <w:p>
-      <w:pPr>
-        <w:pStyle w:val="BodyText"/>
-      </w:pPr>
-      <w:r>
-        <w:rPr>
-          <w:b/>
-          <w:bCs/>
-        </w:rPr>
-        <w:t xml:space="preserve">Catatan Analitis (Total Kasus Absolut):</w:t>
-      </w:r>
-      <w:r>
-        <w:t xml:space="preserve"> </w:t>
-      </w:r>
-      <w:r>
-        <w:t xml:space="preserve">Tingginya garis biru (contoh: Sulsel) pada grafik absolut ini merupakan anomali karena perbedaan populasi. Penduduk Sulsel (9 juta jiwa) 3x lebih besar dari Sulteng (3 juta jiwa). Ketersediaan rumah sakit rujukan yang baik di Sulsel juga meminimalisir</w:t>
-      </w:r>
-      <w:r>
-        <w:t xml:space="preserve"> </w:t>
-      </w:r>
-      <w:r>
-        <w:rPr>
-          <w:i/>
-          <w:iCs/>
-        </w:rPr>
-        <w:t xml:space="preserve">under-reporting</w:t>
-      </w:r>
-      <w:r>
-        <w:t xml:space="preserve"> </w:t>
-      </w:r>
-      <w:r>
-        <w:t xml:space="preserve">(kasus tak tercatat) yang banyak luput di lingkar tambang.</w:t>
-      </w:r>
-    </w:p>
-    <w:p>
-      <w:pPr>
-        <w:pStyle w:val="BodyText"/>
-      </w:pPr>
-      <w:r>
-        <w:rPr>
-          <w:b/>
-          <w:bCs/>
-        </w:rPr>
-        <w:t xml:space="preserve">Interpretasi Data (Stacked Bar Chart):</w:t>
-      </w:r>
-      <w:r>
-        <w:t xml:space="preserve"> </w:t>
-      </w:r>
-      <w:r>
-        <w:t xml:space="preserve">Proporsi beban kesakitan di wilayah Sentra Industri (blok warna merah) secara konsisten mendominasi dan semakin menebal dari tahun ke tahun. Akumulasi ini menunjukkan bahwa ekspansi kawasan industri berkorelasi dengan peningkatan beban kesehatan masyarakat di lingkar tambang.</w:t>
+        <w:t xml:space="preserve">Insight Ekologis:</w:t>
+      </w:r>
+      <w:r>
+        <w:t xml:space="preserve"> </w:t>
+      </w:r>
+      <w:r>
+        <w:t xml:space="preserve">Grafik per kapita membagi jumlah kasus terhadap total populasi, menampilkan beban per kapita yang sesungguhnya. Terlihat bahwa rasio kesakitan di kawasan Sentra Industri lebih tinggi dibandingkan wilayah Non-Sentra.</w:t>
       </w:r>
     </w:p>
     <w:bookmarkStart w:id="27" w:name="X90eedec695b7e0ce1625ee13f276f15f71fdfae"/>
@@ -1710,7 +2150,13 @@
         <w:t xml:space="preserve"> </w:t>
       </w:r>
       <w:r>
-        <w:t xml:space="preserve">(6 provinsi × 10 tahun = 60 sampel panel). Setiap observasi diklasifikasikan menjadi</w:t>
+        <w:t xml:space="preserve">(6 provinsi × 10 tahun = 60 sampel panel).</w:t>
+      </w:r>
+      <w:r>
+        <w:t xml:space="preserve"> </w:t>
+      </w:r>
+      <w:r>
+        <w:t xml:space="preserve">Setiap observasi diklasifikasikan menjadi</w:t>
       </w:r>
       <w:r>
         <w:t xml:space="preserve"> </w:t>
@@ -2007,8 +2453,18 @@
     </w:tbl>
     <w:p>
       <w:pPr>
-        <w:pStyle w:val="BodyText"/>
-      </w:pPr>
+        <w:pStyle w:val="BlockText"/>
+      </w:pPr>
+      <w:r>
+        <w:rPr>
+          <w:b/>
+          <w:bCs/>
+        </w:rPr>
+        <w:t xml:space="preserve">Pembedahan Realitas Ekologis:</w:t>
+      </w:r>
+      <w:r>
+        <w:t xml:space="preserve"> </w:t>
+      </w:r>
       <w:r>
         <w:t xml:space="preserve">Dari skenario pengujian, terbukti secara SIGNIFIKAN bahwa penurunan kualitas udara di wilayah sentra tambang berkorelasi mutlak dengan lonjakan ISPA.</w:t>
       </w:r>
@@ -2057,55 +2513,230 @@
       <w:r>
         <w:t xml:space="preserve">) berbasis deret waktu di tingkat distrik (Kabupaten/Kota) khusus untuk endemik Sulawesi Tengah.</w:t>
       </w:r>
-      <w:r>
-        <w:t xml:space="preserve"> </w:t>
-      </w:r>
-      <w:r>
-        <w:t xml:space="preserve">1. Model Anomali Ekologis Spesifik Distrik:</w:t>
-      </w:r>
-      <w:r>
-        <w:t xml:space="preserve"> </w:t>
-      </w:r>
-      <w:r>
-        <w:t xml:space="preserve">- Analisis Komparatif Zoonosis: Mengisolasi zona episentrum ekstraktif (Morowali, Morowali Utara, Banggai) dan membandingkannya secara absolut dengan kabupaten agraris/non-tambang yang difungsikan sebagai daerah kontrol.</w:t>
-      </w:r>
-      <w:r>
-        <w:t xml:space="preserve"> </w:t>
-      </w:r>
-      <w:r>
-        <w:t xml:space="preserve">- Korelasi Ekologis: Merunut pola peningkatan prevalensi penyakit infeksi yang ditransmisikan oleh vektor di kawasan perluasan pembukaan lahan (land clearing).</w:t>
-      </w:r>
-      <w:r>
-        <w:t xml:space="preserve"> </w:t>
-      </w:r>
-      <w:r>
-        <w:t xml:space="preserve">- Pemetaan Risiko: Mengukur eskalasi kerentanan populasi terhadap ancaman wabah malaria dan DBD akibat hancurnya perlindungan habitat alami.</w:t>
-      </w:r>
-      <w:r>
-        <w:t xml:space="preserve"> </w:t>
-      </w:r>
-      <w:r>
-        <w:t xml:space="preserve">2. Kalkulasi/Formula Pengolahan: Akumulasi tren tahunan infeksi Zoonosis per Kategori Wilayah (Tambang vs Non-Tambang).</w:t>
-      </w:r>
-      <w:r>
-        <w:t xml:space="preserve"> </w:t>
-      </w:r>
-      <w:r>
-        <w:t xml:space="preserve">3. Variabel &amp; Fitur Data: Kategori Wilayah Distrik, Total Kasus Penyakit.</w:t>
-      </w:r>
-      <w:r>
-        <w:t xml:space="preserve"> </w:t>
-      </w:r>
-      <w:r>
-        <w:t xml:space="preserve">4. Dataset &amp; File: Data Zoonosis:</w:t>
-      </w:r>
-      <w:r>
-        <w:t xml:space="preserve"> </w:t>
-      </w:r>
+    </w:p>
+    <w:p>
+      <w:pPr>
+        <w:pStyle w:val="Compact"/>
+        <w:numPr>
+          <w:ilvl w:val="0"/>
+          <w:numId w:val="1016"/>
+        </w:numPr>
+      </w:pPr>
+      <w:r>
+        <w:rPr>
+          <w:b/>
+          <w:bCs/>
+        </w:rPr>
+        <w:t xml:space="preserve">Model Anomali Ekologis Spesifik Distrik:</w:t>
+      </w:r>
+    </w:p>
+    <w:p>
+      <w:pPr>
+        <w:pStyle w:val="Compact"/>
+        <w:numPr>
+          <w:ilvl w:val="1"/>
+          <w:numId w:val="1017"/>
+        </w:numPr>
+      </w:pPr>
+      <w:r>
+        <w:rPr>
+          <w:b/>
+          <w:bCs/>
+        </w:rPr>
+        <w:t xml:space="preserve">Analisis Komparatif Zoonosis:</w:t>
+      </w:r>
+      <w:r>
+        <w:t xml:space="preserve"> </w:t>
+      </w:r>
+      <w:r>
+        <w:t xml:space="preserve">Mengisolasi zona episentrum ekstraktif (Morowali, Morowali Utara, Banggai) dan membandingkannya secara absolut dengan kabupaten agraris/non-tambang yang difungsikan sebagai daerah kontrol.</w:t>
+      </w:r>
+    </w:p>
+    <w:p>
+      <w:pPr>
+        <w:pStyle w:val="Compact"/>
+        <w:numPr>
+          <w:ilvl w:val="1"/>
+          <w:numId w:val="1017"/>
+        </w:numPr>
+      </w:pPr>
+      <w:r>
+        <w:rPr>
+          <w:b/>
+          <w:bCs/>
+        </w:rPr>
+        <w:t xml:space="preserve">Korelasi Ekologis:</w:t>
+      </w:r>
+      <w:r>
+        <w:t xml:space="preserve"> </w:t>
+      </w:r>
+      <w:r>
+        <w:t xml:space="preserve">Merunut pola peningkatan prevalensi penyakit infeksi yang ditransmisikan oleh vektor di kawasan perluasan pembukaan lahan (</w:t>
+      </w:r>
+      <w:r>
+        <w:rPr>
+          <w:i/>
+          <w:iCs/>
+        </w:rPr>
+        <w:t xml:space="preserve">land clearing</w:t>
+      </w:r>
+      <w:r>
+        <w:t xml:space="preserve">).</w:t>
+      </w:r>
+    </w:p>
+    <w:p>
+      <w:pPr>
+        <w:pStyle w:val="Compact"/>
+        <w:numPr>
+          <w:ilvl w:val="1"/>
+          <w:numId w:val="1017"/>
+        </w:numPr>
+      </w:pPr>
+      <w:r>
+        <w:rPr>
+          <w:b/>
+          <w:bCs/>
+        </w:rPr>
+        <w:t xml:space="preserve">Pemetaan Risiko:</w:t>
+      </w:r>
+      <w:r>
+        <w:t xml:space="preserve"> </w:t>
+      </w:r>
+      <w:r>
+        <w:t xml:space="preserve">Mengukur eskalasi kerentanan populasi terhadap ancaman wabah malaria dan DBD akibat hancurnya perlindungan habitat alami.</w:t>
+      </w:r>
+    </w:p>
+    <w:p>
+      <w:pPr>
+        <w:pStyle w:val="Compact"/>
+        <w:numPr>
+          <w:ilvl w:val="0"/>
+          <w:numId w:val="1016"/>
+        </w:numPr>
+      </w:pPr>
+      <w:r>
+        <w:rPr>
+          <w:b/>
+          <w:bCs/>
+        </w:rPr>
+        <w:t xml:space="preserve">Kalkulasi/Formula Pengolahan:</w:t>
+      </w:r>
+      <w:r>
+        <w:t xml:space="preserve"> </w:t>
+      </w:r>
+      <w:r>
+        <w:t xml:space="preserve">Akumulasi tren tahunan infeksi Zoonosis per Kategori Wilayah (Tambang vs Non-Tambang).</w:t>
+      </w:r>
+    </w:p>
+    <w:p>
+      <w:pPr>
+        <w:pStyle w:val="Compact"/>
+        <w:numPr>
+          <w:ilvl w:val="1"/>
+          <w:numId w:val="1018"/>
+        </w:numPr>
+      </w:pPr>
       <w:r>
         <w:rPr>
           <w:rStyle w:val="VerbatimChar"/>
         </w:rPr>
+        <w:t xml:space="preserve">Tren_Zoonosis_Distrik = Σ(Total_Kasus) GROUP BY Kategori_Wilayah, Tahun</w:t>
+      </w:r>
+    </w:p>
+    <w:p>
+      <w:pPr>
+        <w:pStyle w:val="Compact"/>
+        <w:numPr>
+          <w:ilvl w:val="0"/>
+          <w:numId w:val="1016"/>
+        </w:numPr>
+      </w:pPr>
+      <w:r>
+        <w:rPr>
+          <w:b/>
+          <w:bCs/>
+        </w:rPr>
+        <w:t xml:space="preserve">Variabel &amp; Fitur Data:</w:t>
+      </w:r>
+    </w:p>
+    <w:p>
+      <w:pPr>
+        <w:pStyle w:val="Compact"/>
+        <w:numPr>
+          <w:ilvl w:val="1"/>
+          <w:numId w:val="1019"/>
+        </w:numPr>
+      </w:pPr>
+      <w:r>
+        <w:rPr>
+          <w:b/>
+          <w:bCs/>
+        </w:rPr>
+        <w:t xml:space="preserve">Kategori Wilayah Distrik:</w:t>
+      </w:r>
+      <w:r>
+        <w:t xml:space="preserve"> </w:t>
+      </w:r>
+      <w:r>
+        <w:t xml:space="preserve">Label dikotomi daerah ring 1 tambang vs daerah penyangga luar ring.</w:t>
+      </w:r>
+    </w:p>
+    <w:p>
+      <w:pPr>
+        <w:pStyle w:val="Compact"/>
+        <w:numPr>
+          <w:ilvl w:val="1"/>
+          <w:numId w:val="1019"/>
+        </w:numPr>
+      </w:pPr>
+      <w:r>
+        <w:rPr>
+          <w:b/>
+          <w:bCs/>
+        </w:rPr>
+        <w:t xml:space="preserve">Total Kasus Penyakit:</w:t>
+      </w:r>
+      <w:r>
+        <w:t xml:space="preserve"> </w:t>
+      </w:r>
+      <w:r>
+        <w:t xml:space="preserve">Angka infeksi yang ditransmisikan vektor (Malaria, Rabies, Gigitan Hewan).</w:t>
+      </w:r>
+    </w:p>
+    <w:p>
+      <w:pPr>
+        <w:pStyle w:val="Compact"/>
+        <w:numPr>
+          <w:ilvl w:val="0"/>
+          <w:numId w:val="1016"/>
+        </w:numPr>
+      </w:pPr>
+      <w:r>
+        <w:rPr>
+          <w:b/>
+          <w:bCs/>
+        </w:rPr>
+        <w:t xml:space="preserve">Dataset &amp; File:</w:t>
+      </w:r>
+    </w:p>
+    <w:p>
+      <w:pPr>
+        <w:pStyle w:val="Compact"/>
+        <w:numPr>
+          <w:ilvl w:val="1"/>
+          <w:numId w:val="1020"/>
+        </w:numPr>
+      </w:pPr>
+      <w:r>
+        <w:t xml:space="preserve">Data Zoonosis:</w:t>
+      </w:r>
+      <w:r>
+        <w:t xml:space="preserve"> </w:t>
+      </w:r>
+      <w:r>
+        <w:rPr>
+          <w:rStyle w:val="VerbatimChar"/>
+        </w:rPr>
         <w:t xml:space="preserve">data/processed/zoonosis_kab_kota_2015_2024.csv</w:t>
       </w:r>
     </w:p>
@@ -2130,12 +2761,16 @@
         <w:t xml:space="preserve"> </w:t>
       </w:r>
       <w:r>
-        <w:t xml:space="preserve">penyakit Zoonosis di wilayah Lingkar Tambang/Smelter Aktif Sulawesi Tengah (Morowali, Morowali Utara, Banggai) sepanjang rentang waktu pengamatan. Rincian insidensi tertinggi menurut jenis penyakit meliputi:</w:t>
-      </w:r>
-      <w:r>
-        <w:t xml:space="preserve"> </w:t>
-      </w:r>
-      <w:r>
+        <w:t xml:space="preserve">penyakit Zoonosis di wilayah Lingkar Tambang/Smelter Aktif Sulawesi Tengah (Morowali, Morowali Utara, Banggai) sepanjang rentang waktu pengamatan.** Rincian insidensi tertinggi menurut jenis penyakit meliputi:</w:t>
+      </w:r>
+      <w:r>
+        <w:t xml:space="preserve"> </w:t>
+      </w:r>
+      <w:r>
+        <w:rPr>
+          <w:b/>
+          <w:bCs/>
+        </w:rPr>
         <w:t xml:space="preserve">DBD</w:t>
       </w:r>
       <w:r>
@@ -2148,6 +2783,10 @@
         <w:t xml:space="preserve"> </w:t>
       </w:r>
       <w:r>
+        <w:rPr>
+          <w:b/>
+          <w:bCs/>
+        </w:rPr>
         <w:t xml:space="preserve">431 kasus</w:t>
       </w:r>
       <w:r>
@@ -2160,6 +2799,10 @@
         <w:t xml:space="preserve"> </w:t>
       </w:r>
       <w:r>
+        <w:rPr>
+          <w:b/>
+          <w:bCs/>
+        </w:rPr>
         <w:t xml:space="preserve">FILARIASIS</w:t>
       </w:r>
       <w:r>
@@ -2172,6 +2815,10 @@
         <w:t xml:space="preserve"> </w:t>
       </w:r>
       <w:r>
+        <w:rPr>
+          <w:b/>
+          <w:bCs/>
+        </w:rPr>
         <w:t xml:space="preserve">16 kasus</w:t>
       </w:r>
       <w:r>
@@ -2184,6 +2831,10 @@
         <w:t xml:space="preserve"> </w:t>
       </w:r>
       <w:r>
+        <w:rPr>
+          <w:b/>
+          <w:bCs/>
+        </w:rPr>
         <w:t xml:space="preserve">RABIES</w:t>
       </w:r>
       <w:r>
@@ -2196,6 +2847,10 @@
         <w:t xml:space="preserve"> </w:t>
       </w:r>
       <w:r>
+        <w:rPr>
+          <w:b/>
+          <w:bCs/>
+        </w:rPr>
         <w:t xml:space="preserve">2 kasus</w:t>
       </w:r>
       <w:r>
@@ -2208,6 +2863,10 @@
         <w:t xml:space="preserve"> </w:t>
       </w:r>
       <w:r>
+        <w:rPr>
+          <w:b/>
+          <w:bCs/>
+        </w:rPr>
         <w:t xml:space="preserve">MALARIA</w:t>
       </w:r>
       <w:r>
@@ -2220,13 +2879,17 @@
         <w:t xml:space="preserve"> </w:t>
       </w:r>
       <w:r>
+        <w:rPr>
+          <w:b/>
+          <w:bCs/>
+        </w:rPr>
         <w:t xml:space="preserve">355 kasus</w:t>
       </w:r>
       <w:r>
         <w:t xml:space="preserve"> </w:t>
       </w:r>
       <w:r>
-        <w:t xml:space="preserve">di Morowali Utara (2024).</w:t>
+        <w:t xml:space="preserve">di Morowali Utara (2024).**</w:t>
       </w:r>
     </w:p>
     <w:p>
@@ -2431,60 +3094,13 @@
           <w:b/>
           <w:bCs/>
         </w:rPr>
-        <w:t xml:space="preserve">Keterangan pembacaan grafik tren:</w:t>
-      </w:r>
-      <w:r>
-        <w:t xml:space="preserve"> </w:t>
-      </w:r>
-      <w:r>
-        <w:t xml:space="preserve">garis merah solid menandai kabupaten</w:t>
-      </w:r>
-      <w:r>
-        <w:t xml:space="preserve"> </w:t>
-      </w:r>
-      <w:r>
-        <w:rPr>
-          <w:b/>
-          <w:bCs/>
-        </w:rPr>
-        <w:t xml:space="preserve">Ekstraktif/Smelter</w:t>
-      </w:r>
-      <w:r>
-        <w:t xml:space="preserve"> </w:t>
-      </w:r>
-      <w:r>
-        <w:t xml:space="preserve">(Morowali, Morowali Utara, Banggai). Gradasi merah mengikuti puncak kasus pada penyakit yang dipilih: merah paling kuat = puncak tertinggi. Garis abu-abu putus-putus menandai wilayah</w:t>
-      </w:r>
-      <w:r>
-        <w:t xml:space="preserve"> </w:t>
-      </w:r>
-      <w:r>
-        <w:rPr>
-          <w:b/>
-          <w:bCs/>
-        </w:rPr>
-        <w:t xml:space="preserve">Non-Ekstraktif/Kontrol</w:t>
-      </w:r>
-      <w:r>
-        <w:t xml:space="preserve">. Angka di setiap titik menunjukkan total kasus absolut pada tahun tersebut.</w:t>
-      </w:r>
-    </w:p>
-    <w:p>
-      <w:pPr>
-        <w:pStyle w:val="BodyText"/>
-      </w:pPr>
-      <w:r>
-        <w:rPr>
-          <w:b/>
-          <w:bCs/>
-        </w:rPr>
-        <w:t xml:space="preserve">Interpretasi Spesifik Zoonosis:</w:t>
-      </w:r>
-      <w:r>
-        <w:t xml:space="preserve"> </w:t>
-      </w:r>
-      <w:r>
-        <w:t xml:space="preserve">Perbandingan grafik rata-rata di atas menunjukkan bahwa beban absolut kasus Zoonosis di wilayah Lingkar Tambang/Smelter Aktif mencapai</w:t>
+        <w:t xml:space="preserve">Interpretasi Spesifik (per Penyakit):</w:t>
+      </w:r>
+      <w:r>
+        <w:t xml:space="preserve"> </w:t>
+      </w:r>
+      <w:r>
+        <w:t xml:space="preserve">Perbandingan grafik rata-rata di samping menunjukkan bahwa beban absolut kasus penyakit zoonosis utama di wilayah Lingkar Tambang/Smelter Aktif mencapai</w:t>
       </w:r>
       <w:r>
         <w:t xml:space="preserve"> </w:t>
@@ -2516,7 +3132,7 @@
         <w:t xml:space="preserve"> </w:t>
       </w:r>
       <w:r>
-        <w:t xml:space="preserve">di wilayah kontrol. Meskipun populasi area tambang seringkali lebih terkonsentrasi, angka ini memberikan sinyal kuat bahwa degradasi lingkungan di sekitar smelter menciptakan ceruk ekologis baru (seperti genangan air galian) yang mempercepat siklus penularan penyakit.</w:t>
+        <w:t xml:space="preserve">di wilayah kontrol. Meskipun populasi area tambang seringkali lebih terkonsentrasi, angka ini memberikan sinyal kuat bahwa degradasi lingkungan di sekitar smelter menciptakan ceruk ekologis baru (seperti genangan air galian) yang mempercepat siklus penularan.</w:t>
       </w:r>
     </w:p>
     <w:bookmarkStart w:id="39" w:name="Xf8823106fd859f68b1c8e9a6a94dc9d4fc1a88c"/>
@@ -2778,68 +3394,263 @@
       <w:r>
         <w:t xml:space="preserve">).</w:t>
       </w:r>
-      <w:r>
-        <w:t xml:space="preserve"> </w:t>
-      </w:r>
-      <w:r>
-        <w:t xml:space="preserve">1. Pemetaan Spasial Komparatif:</w:t>
-      </w:r>
-      <w:r>
-        <w:t xml:space="preserve"> </w:t>
-      </w:r>
-      <w:r>
-        <w:t xml:space="preserve">- Poligon (Choropleth): Intensitas warna area mewakili tingkatan total insiden ISPA. Semakin gelap, semakin rentan.</w:t>
-      </w:r>
-      <w:r>
-        <w:t xml:space="preserve"> </w:t>
-      </w:r>
-      <w:r>
-        <w:t xml:space="preserve">- Titik (Bubble): Ukuran/radius lingkaran merepresentasikan volume kasus Diare secara proporsional.</w:t>
-      </w:r>
-      <w:r>
-        <w:t xml:space="preserve"> </w:t>
-      </w:r>
-      <w:r>
-        <w:t xml:space="preserve">- Identifikasi Episentrum (Clustering): Menganalisis pemusatan visual beban ganda penyakit pada koordinat geografis yang beririsan langsung dengan zona perluasan industri.</w:t>
-      </w:r>
-      <w:r>
-        <w:t xml:space="preserve"> </w:t>
-      </w:r>
-      <w:r>
-        <w:t xml:space="preserve">2. Kalkulasi/Formula Pengolahan: Komparasi absolut lintas dekade (2015 vs 2024) dan standarisasi radius bubble.</w:t>
-      </w:r>
-      <w:r>
-        <w:t xml:space="preserve"> </w:t>
-      </w:r>
-      <w:r>
-        <w:t xml:space="preserve">3. Variabel &amp; Fitur Data: Titik Koordinat/Poligon (GeoJSON), Warna &amp; Ukuran (Total ISPA dan Total Diare).</w:t>
-      </w:r>
-      <w:r>
-        <w:t xml:space="preserve"> </w:t>
-      </w:r>
-      <w:r>
-        <w:t xml:space="preserve">4. Dataset &amp; File: Data Spasial:</w:t>
-      </w:r>
-      <w:r>
-        <w:t xml:space="preserve"> </w:t>
-      </w:r>
+    </w:p>
+    <w:p>
+      <w:pPr>
+        <w:pStyle w:val="Compact"/>
+        <w:numPr>
+          <w:ilvl w:val="0"/>
+          <w:numId w:val="1021"/>
+        </w:numPr>
+      </w:pPr>
+      <w:r>
+        <w:rPr>
+          <w:b/>
+          <w:bCs/>
+        </w:rPr>
+        <w:t xml:space="preserve">Pemetaan Spasial Komparatif:</w:t>
+      </w:r>
+    </w:p>
+    <w:p>
+      <w:pPr>
+        <w:pStyle w:val="Compact"/>
+        <w:numPr>
+          <w:ilvl w:val="1"/>
+          <w:numId w:val="1022"/>
+        </w:numPr>
+      </w:pPr>
+      <w:r>
+        <w:rPr>
+          <w:b/>
+          <w:bCs/>
+        </w:rPr>
+        <w:t xml:space="preserve">Poligon (Choropleth):</w:t>
+      </w:r>
+      <w:r>
+        <w:t xml:space="preserve"> </w:t>
+      </w:r>
+      <w:r>
+        <w:t xml:space="preserve">Intensitas warna area mewakili tingkatan total insiden ISPA. Semakin gelap, semakin rentan.</w:t>
+      </w:r>
+    </w:p>
+    <w:p>
+      <w:pPr>
+        <w:pStyle w:val="Compact"/>
+        <w:numPr>
+          <w:ilvl w:val="1"/>
+          <w:numId w:val="1022"/>
+        </w:numPr>
+      </w:pPr>
+      <w:r>
+        <w:rPr>
+          <w:b/>
+          <w:bCs/>
+        </w:rPr>
+        <w:t xml:space="preserve">Titik (Bubble):</w:t>
+      </w:r>
+      <w:r>
+        <w:t xml:space="preserve"> </w:t>
+      </w:r>
+      <w:r>
+        <w:t xml:space="preserve">Ukuran/radius lingkaran merepresentasikan volume kasus Diare secara proporsional.</w:t>
+      </w:r>
+    </w:p>
+    <w:p>
+      <w:pPr>
+        <w:pStyle w:val="Compact"/>
+        <w:numPr>
+          <w:ilvl w:val="1"/>
+          <w:numId w:val="1022"/>
+        </w:numPr>
+      </w:pPr>
+      <w:r>
+        <w:rPr>
+          <w:b/>
+          <w:bCs/>
+        </w:rPr>
+        <w:t xml:space="preserve">Identifikasi Episentrum (Clustering):</w:t>
+      </w:r>
+      <w:r>
+        <w:t xml:space="preserve"> </w:t>
+      </w:r>
+      <w:r>
+        <w:t xml:space="preserve">Menganalisis pemusatan visual beban ganda penyakit pada koordinat geografis yang beririsan langsung dengan zona perluasan industri.</w:t>
+      </w:r>
+    </w:p>
+    <w:p>
+      <w:pPr>
+        <w:pStyle w:val="Compact"/>
+        <w:numPr>
+          <w:ilvl w:val="0"/>
+          <w:numId w:val="1021"/>
+        </w:numPr>
+      </w:pPr>
+      <w:r>
+        <w:rPr>
+          <w:b/>
+          <w:bCs/>
+        </w:rPr>
+        <w:t xml:space="preserve">Kalkulasi/Formula Pengolahan:</w:t>
+      </w:r>
+      <w:r>
+        <w:t xml:space="preserve"> </w:t>
+      </w:r>
+      <w:r>
+        <w:t xml:space="preserve">Komparasi absolut lintas dekade (2015 vs 2024) dan standarisasi radius bubble.</w:t>
+      </w:r>
+    </w:p>
+    <w:p>
+      <w:pPr>
+        <w:pStyle w:val="Compact"/>
+        <w:numPr>
+          <w:ilvl w:val="1"/>
+          <w:numId w:val="1023"/>
+        </w:numPr>
+      </w:pPr>
       <w:r>
         <w:rPr>
           <w:rStyle w:val="VerbatimChar"/>
         </w:rPr>
-        <w:t xml:space="preserve">indonesia-prov.geojson</w:t>
-      </w:r>
-      <w:r>
-        <w:t xml:space="preserve">, Data Penyakit:</w:t>
-      </w:r>
-      <w:r>
-        <w:t xml:space="preserve"> </w:t>
-      </w:r>
+        <w:t xml:space="preserve">Radius_Bubble = SQRT(Kasus_Diare) / K</w:t>
+      </w:r>
+      <w:r>
+        <w:t xml:space="preserve"> </w:t>
+      </w:r>
+      <w:r>
+        <w:t xml:space="preserve">(K = konstanta penyesuaian visual)</w:t>
+      </w:r>
+    </w:p>
+    <w:p>
+      <w:pPr>
+        <w:pStyle w:val="Compact"/>
+        <w:numPr>
+          <w:ilvl w:val="1"/>
+          <w:numId w:val="1023"/>
+        </w:numPr>
+      </w:pPr>
       <w:r>
         <w:rPr>
           <w:rStyle w:val="VerbatimChar"/>
         </w:rPr>
-        <w:t xml:space="preserve">sulawesi_kesehatan_detail_2014_2024.csv</w:t>
+        <w:t xml:space="preserve">Growth_Rate = ((Kasus_2024 - Kasus_2015) / Kasus_2015) * 100%</w:t>
+      </w:r>
+    </w:p>
+    <w:p>
+      <w:pPr>
+        <w:pStyle w:val="Compact"/>
+        <w:numPr>
+          <w:ilvl w:val="0"/>
+          <w:numId w:val="1021"/>
+        </w:numPr>
+      </w:pPr>
+      <w:r>
+        <w:rPr>
+          <w:b/>
+          <w:bCs/>
+        </w:rPr>
+        <w:t xml:space="preserve">Variabel &amp; Fitur Data:</w:t>
+      </w:r>
+    </w:p>
+    <w:p>
+      <w:pPr>
+        <w:pStyle w:val="Compact"/>
+        <w:numPr>
+          <w:ilvl w:val="1"/>
+          <w:numId w:val="1024"/>
+        </w:numPr>
+      </w:pPr>
+      <w:r>
+        <w:rPr>
+          <w:b/>
+          <w:bCs/>
+        </w:rPr>
+        <w:t xml:space="preserve">Titik Koordinat/Poligon:</w:t>
+      </w:r>
+      <w:r>
+        <w:t xml:space="preserve"> </w:t>
+      </w:r>
+      <w:r>
+        <w:t xml:space="preserve">Polygon Provinsi Sulawesi (GeoJSON).</w:t>
+      </w:r>
+    </w:p>
+    <w:p>
+      <w:pPr>
+        <w:pStyle w:val="Compact"/>
+        <w:numPr>
+          <w:ilvl w:val="1"/>
+          <w:numId w:val="1024"/>
+        </w:numPr>
+      </w:pPr>
+      <w:r>
+        <w:rPr>
+          <w:b/>
+          <w:bCs/>
+        </w:rPr>
+        <w:t xml:space="preserve">Warna &amp; Ukuran (Visual Encode):</w:t>
+      </w:r>
+      <w:r>
+        <w:t xml:space="preserve"> </w:t>
+      </w:r>
+      <w:r>
+        <w:t xml:space="preserve">Total ISPA dan Total Diare (Data Kesehatan).</w:t>
+      </w:r>
+    </w:p>
+    <w:p>
+      <w:pPr>
+        <w:pStyle w:val="Compact"/>
+        <w:numPr>
+          <w:ilvl w:val="0"/>
+          <w:numId w:val="1021"/>
+        </w:numPr>
+      </w:pPr>
+      <w:r>
+        <w:rPr>
+          <w:b/>
+          <w:bCs/>
+        </w:rPr>
+        <w:t xml:space="preserve">Dataset &amp; File:</w:t>
+      </w:r>
+    </w:p>
+    <w:p>
+      <w:pPr>
+        <w:pStyle w:val="Compact"/>
+        <w:numPr>
+          <w:ilvl w:val="1"/>
+          <w:numId w:val="1025"/>
+        </w:numPr>
+      </w:pPr>
+      <w:r>
+        <w:t xml:space="preserve">Data Spasial:</w:t>
+      </w:r>
+      <w:r>
+        <w:t xml:space="preserve"> </w:t>
+      </w:r>
+      <w:r>
+        <w:rPr>
+          <w:rStyle w:val="VerbatimChar"/>
+        </w:rPr>
+        <w:t xml:space="preserve">data/raw/indonesia-prov.geojson</w:t>
+      </w:r>
+    </w:p>
+    <w:p>
+      <w:pPr>
+        <w:pStyle w:val="Compact"/>
+        <w:numPr>
+          <w:ilvl w:val="1"/>
+          <w:numId w:val="1025"/>
+        </w:numPr>
+      </w:pPr>
+      <w:r>
+        <w:t xml:space="preserve">Data Penyakit:</w:t>
+      </w:r>
+      <w:r>
+        <w:t xml:space="preserve"> </w:t>
+      </w:r>
+      <w:r>
+        <w:rPr>
+          <w:rStyle w:val="VerbatimChar"/>
+        </w:rPr>
+        <w:t xml:space="preserve">data/processed/sulawesi_kesehatan_detail_2014_2024.csv</w:t>
       </w:r>
     </w:p>
     <w:p>
@@ -3062,7 +3873,7 @@
         <w:t xml:space="preserve">Choropleth</w:t>
       </w:r>
       <w:r>
-        <w:t xml:space="preserve">) menunjukkan keparahan absolut ISPA, sedangkan lingkaran biru (</w:t>
+        <w:t xml:space="preserve">) menunjukkan tingkat absolut ISPA, sedangkan lingkaran biru (</w:t>
       </w:r>
       <w:r>
         <w:rPr>
@@ -3072,7 +3883,7 @@
         <w:t xml:space="preserve">Bubble</w:t>
       </w:r>
       <w:r>
-        <w:t xml:space="preserve">) merepresentasikan skala Diare. Skala legenda disamakan agar komparasi antar-tahun lebih adil. Sumber: Dinas Kesehatan 2015 &amp; 2024.</w:t>
+        <w:t xml:space="preserve">) merepresentasikan skala Diare.</w:t>
       </w:r>
     </w:p>
     <w:p>
@@ -3083,7 +3894,7 @@
       </w:r>
     </w:p>
     <w:bookmarkEnd w:id="51"/>
-    <w:bookmarkStart w:id="63" w:name="Xe22fd6eb66b0f58a7e0566b9c45b7593457fbfd"/>
+    <w:bookmarkStart w:id="60" w:name="Xe22fd6eb66b0f58a7e0566b9c45b7593457fbfd"/>
     <w:p>
       <w:pPr>
         <w:pStyle w:val="Heading3"/>
@@ -3107,83 +3918,250 @@
         <w:t xml:space="preserve"> </w:t>
       </w:r>
       <w:r>
-        <w:t xml:space="preserve">Sub-bab ini membedah krisis air bersih melalui dua tingkat observasi paralel. Pendekatan komplementer dua lensa.</w:t>
-      </w:r>
-      <w:r>
-        <w:t xml:space="preserve"> </w:t>
-      </w:r>
-      <w:r>
-        <w:t xml:space="preserve">1. Tinjauan Mikro (Bukti Fisik Laboratorium): Memeriksa kadar Kromium Heksavalen (Cr6+) di muara pembuangan air dan tailing tambang menggunakan data uji lab lapangan.</w:t>
-      </w:r>
-      <w:r>
-        <w:t xml:space="preserve"> </w:t>
-      </w:r>
-      <w:r>
-        <w:t xml:space="preserve">2. Tinjauan Makro (Analisis Panel Provinsi): Korelasi Bivariat (Scatter Plot) untuk melihat tren distribusi antara IKA dan kasus Diare.</w:t>
-      </w:r>
-      <w:r>
-        <w:t xml:space="preserve"> </w:t>
-      </w:r>
-      <w:r>
-        <w:t xml:space="preserve">3. Variabel &amp; Fitur Data: Kualitas Air (Mikro), IKA (Makro), Diare (Makro).</w:t>
-      </w:r>
-    </w:p>
-    <w:p>
-      <w:pPr>
-        <w:pStyle w:val="FirstParagraph"/>
-      </w:pPr>
-      <w:r>
-        <w:t xml:space="preserve">Sub-bab ini membedah krisis air bersih melalui</w:t>
-      </w:r>
-      <w:r>
-        <w:t xml:space="preserve"> </w:t>
-      </w:r>
-      <w:r>
-        <w:rPr>
-          <w:b/>
-          <w:bCs/>
-        </w:rPr>
-        <w:t xml:space="preserve">dua tingkat observasi paralel</w:t>
-      </w:r>
-      <w:r>
-        <w:t xml:space="preserve">. Pertama, tinjauan mikro spesifik di kawasan padat industri menggunakan hasil uji fisik laboratorium independen. Kedua, pemetaan tren makro di tingkat provinsi yang melihat distribusi Indeks Kualitas Air (IKA) terhadap sebaran kasus Diare.</w:t>
-      </w:r>
-    </w:p>
-    <w:p>
-      <w:pPr>
-        <w:pStyle w:val="BodyText"/>
-      </w:pPr>
-      <w:r>
-        <w:t xml:space="preserve">Pendekatan komplementer ini sangat penting untuk dilakukan.</w:t>
-      </w:r>
-      <w:r>
-        <w:t xml:space="preserve"> </w:t>
-      </w:r>
-      <w:r>
-        <w:rPr>
-          <w:b/>
-          <w:bCs/>
-        </w:rPr>
-        <w:t xml:space="preserve">Indeks Kualitas Air (IKA)</w:t>
-      </w:r>
-      <w:r>
-        <w:t xml:space="preserve"> </w:t>
-      </w:r>
-      <w:r>
-        <w:t xml:space="preserve">dari pemerintah merupakan nilai rata-rata dari seluruh DAS (Daerah Aliran Sungai) di satu provinsi, sehingga tidak bisa mendeteksi pencemaran ekstrem secara spesifik di muara tambang (</w:t>
+        <w:t xml:space="preserve">Sub-bab ini membedah krisis air bersih melalui dua tingkat observasi paralel. Pertama, tinjauan mikro spesifik di kawasan padat industri menggunakan hasil uji fisik laboratorium independen. Kedua, pemetaan tren makro di tingkat provinsi menggunakan Regresi Linier Sederhana dan Uji Tabulasi Silang (Chi-Square).</w:t>
+      </w:r>
+    </w:p>
+    <w:p>
+      <w:pPr>
+        <w:pStyle w:val="Compact"/>
+        <w:numPr>
+          <w:ilvl w:val="0"/>
+          <w:numId w:val="1026"/>
+        </w:numPr>
+      </w:pPr>
+      <w:r>
+        <w:rPr>
+          <w:b/>
+          <w:bCs/>
+        </w:rPr>
+        <w:t xml:space="preserve">Tinjauan Mikro (Bukti Fisik Laboratorium):</w:t>
+      </w:r>
+    </w:p>
+    <w:p>
+      <w:pPr>
+        <w:pStyle w:val="Compact"/>
+        <w:numPr>
+          <w:ilvl w:val="1"/>
+          <w:numId w:val="1027"/>
+        </w:numPr>
+      </w:pPr>
+      <w:r>
+        <w:t xml:space="preserve">Memeriksa kadar Kromium Heksavalen (Cr6+) di muara pembuangan air dan</w:t>
+      </w:r>
+      <w:r>
+        <w:t xml:space="preserve"> </w:t>
       </w:r>
       <w:r>
         <w:rPr>
           <w:i/>
           <w:iCs/>
         </w:rPr>
+        <w:t xml:space="preserve">tailing</w:t>
+      </w:r>
+      <w:r>
+        <w:t xml:space="preserve"> </w:t>
+      </w:r>
+      <w:r>
+        <w:t xml:space="preserve">tambang menggunakan data uji lab lapangan.</w:t>
+      </w:r>
+    </w:p>
+    <w:p>
+      <w:pPr>
+        <w:pStyle w:val="Compact"/>
+        <w:numPr>
+          <w:ilvl w:val="1"/>
+          <w:numId w:val="1027"/>
+        </w:numPr>
+      </w:pPr>
+      <w:r>
+        <w:rPr>
+          <w:rStyle w:val="VerbatimChar"/>
+        </w:rPr>
+        <w:t xml:space="preserve">Benchmark:</w:t>
+      </w:r>
+      <w:r>
+        <w:t xml:space="preserve"> </w:t>
+      </w:r>
+      <w:r>
+        <w:t xml:space="preserve">Membandingkan temuan sampel dengan baku mutu air laut (0.005 mg/L) untuk menilai pelanggaran toksisitas secara absolut.</w:t>
+      </w:r>
+    </w:p>
+    <w:p>
+      <w:pPr>
+        <w:pStyle w:val="Compact"/>
+        <w:numPr>
+          <w:ilvl w:val="0"/>
+          <w:numId w:val="1026"/>
+        </w:numPr>
+      </w:pPr>
+      <w:r>
+        <w:rPr>
+          <w:b/>
+          <w:bCs/>
+        </w:rPr>
+        <w:t xml:space="preserve">Tinjauan Makro (Analisis Panel Provinsi):</w:t>
+      </w:r>
+    </w:p>
+    <w:p>
+      <w:pPr>
+        <w:pStyle w:val="Compact"/>
+        <w:numPr>
+          <w:ilvl w:val="1"/>
+          <w:numId w:val="1028"/>
+        </w:numPr>
+      </w:pPr>
+      <w:r>
+        <w:rPr>
+          <w:b/>
+          <w:bCs/>
+        </w:rPr>
+        <w:t xml:space="preserve">Korelasi Bivariat (Scatter Plot):</w:t>
+      </w:r>
+      <w:r>
+        <w:t xml:space="preserve"> </w:t>
+      </w:r>
+      <w:r>
+        <w:t xml:space="preserve">Melihat tren distribusi antara IKA dan kasus Diare untuk melihat gambaran umum regional, terlepas dari kelemahan signifikansi OLS (Ordinary Least Squares) akibat jumlah sampel yang sangat kecil (n=6 provinsi).</w:t>
+      </w:r>
+    </w:p>
+    <w:p>
+      <w:pPr>
+        <w:pStyle w:val="Compact"/>
+        <w:numPr>
+          <w:ilvl w:val="0"/>
+          <w:numId w:val="1026"/>
+        </w:numPr>
+      </w:pPr>
+      <w:r>
+        <w:rPr>
+          <w:b/>
+          <w:bCs/>
+        </w:rPr>
+        <w:t xml:space="preserve">Variabel &amp; Fitur Data:</w:t>
+      </w:r>
+    </w:p>
+    <w:p>
+      <w:pPr>
+        <w:pStyle w:val="Compact"/>
+        <w:numPr>
+          <w:ilvl w:val="1"/>
+          <w:numId w:val="1029"/>
+        </w:numPr>
+      </w:pPr>
+      <w:r>
+        <w:rPr>
+          <w:b/>
+          <w:bCs/>
+        </w:rPr>
+        <w:t xml:space="preserve">Kualitas Air (Mikro):</w:t>
+      </w:r>
+      <w:r>
+        <w:t xml:space="preserve"> </w:t>
+      </w:r>
+      <w:r>
+        <w:t xml:space="preserve">Data konsentrasi Cr6+ dari investigasi lapangan (AEER &amp; WALHI).</w:t>
+      </w:r>
+    </w:p>
+    <w:p>
+      <w:pPr>
+        <w:pStyle w:val="Compact"/>
+        <w:numPr>
+          <w:ilvl w:val="1"/>
+          <w:numId w:val="1029"/>
+        </w:numPr>
+      </w:pPr>
+      <w:r>
+        <w:rPr>
+          <w:b/>
+          <w:bCs/>
+        </w:rPr>
+        <w:t xml:space="preserve">IKA (Makro):</w:t>
+      </w:r>
+      <w:r>
+        <w:t xml:space="preserve"> </w:t>
+      </w:r>
+      <w:r>
+        <w:t xml:space="preserve">Indeks Kualitas Air (BPS/KLHK).</w:t>
+      </w:r>
+    </w:p>
+    <w:p>
+      <w:pPr>
+        <w:pStyle w:val="Compact"/>
+        <w:numPr>
+          <w:ilvl w:val="1"/>
+          <w:numId w:val="1029"/>
+        </w:numPr>
+      </w:pPr>
+      <w:r>
+        <w:rPr>
+          <w:b/>
+          <w:bCs/>
+        </w:rPr>
+        <w:t xml:space="preserve">Diare (Makro):</w:t>
+      </w:r>
+      <w:r>
+        <w:t xml:space="preserve"> </w:t>
+      </w:r>
+      <w:r>
+        <w:t xml:space="preserve">Kasus infeksi saluran pencernaan yang dilayani (Kemenkes).</w:t>
+      </w:r>
+    </w:p>
+    <w:p>
+      <w:pPr>
+        <w:pStyle w:val="FirstParagraph"/>
+      </w:pPr>
+      <w:r>
+        <w:t xml:space="preserve">Sub-bab ini membedah krisis air bersih melalui</w:t>
+      </w:r>
+      <w:r>
+        <w:t xml:space="preserve"> </w:t>
+      </w:r>
+      <w:r>
+        <w:rPr>
+          <w:b/>
+          <w:bCs/>
+        </w:rPr>
+        <w:t xml:space="preserve">dua tingkat observasi paralel</w:t>
+      </w:r>
+      <w:r>
+        <w:t xml:space="preserve">. Pertama, tinjauan mikro spesifik di kawasan padat industri menggunakan hasil uji fisik laboratorium independen. Kedua, pemetaan tren makro di tingkat provinsi yang melihat distribusi Indeks Kualitas Air (IKA) terhadap sebaran kasus Diare.</w:t>
+      </w:r>
+    </w:p>
+    <w:p>
+      <w:pPr>
+        <w:pStyle w:val="BodyText"/>
+      </w:pPr>
+      <w:r>
+        <w:t xml:space="preserve">Pendekatan komplementer ini sangat penting untuk dilakukan.</w:t>
+      </w:r>
+      <w:r>
+        <w:t xml:space="preserve"> </w:t>
+      </w:r>
+      <w:r>
+        <w:rPr>
+          <w:b/>
+          <w:bCs/>
+        </w:rPr>
+        <w:t xml:space="preserve">Indeks Kualitas Air (IKA)</w:t>
+      </w:r>
+      <w:r>
+        <w:t xml:space="preserve"> </w:t>
+      </w:r>
+      <w:r>
+        <w:t xml:space="preserve">dari pemerintah merupakan nilai rata-rata dari seluruh DAS (Daerah Aliran Sungai) di satu provinsi, sehingga tidak bisa mendeteksi pencemaran ekstrem secara spesifik di muara tambang (</w:t>
+      </w:r>
+      <w:r>
+        <w:rPr>
+          <w:i/>
+          <w:iCs/>
+        </w:rPr>
         <w:t xml:space="preserve">point source</w:t>
       </w:r>
       <w:r>
         <w:t xml:space="preserve">). Oleh karena itu, kita mendampingkan pemetaan statistik makro ini dengan bukti lab klinis (Kromium) di tingkat tapak untuk mendapatkan realita krisis secara utuh.</w:t>
       </w:r>
     </w:p>
-    <w:bookmarkStart w:id="61" w:name="X6512fb37ad8298b0b1d48ad06893ba8c4cc058d"/>
+    <w:bookmarkStart w:id="58" w:name="X6512fb37ad8298b0b1d48ad06893ba8c4cc058d"/>
     <w:p>
       <w:pPr>
         <w:pStyle w:val="Heading4"/>
@@ -3215,7 +4193,7 @@
               <w:jc w:val="center"/>
             </w:pPr>
             <w:r>
-              <w:t xml:space="preserve">Bukti Fisik: Laboratorium NGO</w:t>
+              <w:t xml:space="preserve">Beban Diare vs IKA (Bar)</w:t>
             </w:r>
           </w:p>
         </w:tc>
@@ -3227,7 +4205,7 @@
               <w:jc w:val="center"/>
             </w:pPr>
             <w:r>
-              <w:t xml:space="preserve">Pemetaan Makro (Scatter Plot)</w:t>
+              <w:t xml:space="preserve">Korelasi Negatif: IKA vs Diare (Scatter Plot &amp; OLS)</w:t>
             </w:r>
           </w:p>
         </w:tc>
@@ -3243,14 +4221,14 @@
             <w:r>
               <w:drawing>
                 <wp:inline>
-                  <wp:extent cx="5334000" cy="3549826"/>
+                  <wp:extent cx="5334000" cy="3000375"/>
                   <wp:effectExtent b="0" l="0" r="0" t="0"/>
-                  <wp:docPr descr="Kadar Kromium Heksavalen (Cr6+) di Lingkar Tambang" title="" id="53" name="Picture"/>
+                  <wp:docPr descr="Beban Diare vs IKA" title="" id="53" name="Picture"/>
                   <a:graphic>
                     <a:graphicData uri="http://schemas.openxmlformats.org/drawingml/2006/picture">
                       <pic:pic>
                         <pic:nvPicPr>
-                          <pic:cNvPr descr="visuals_bab3/chart_3_6_ngo.png" id="54" name="Picture"/>
+                          <pic:cNvPr descr="visuals_bab3/chart_3_6a_bar_korelasi.png" id="54" name="Picture"/>
                           <pic:cNvPicPr>
                             <a:picLocks noChangeArrowheads="1" noChangeAspect="1"/>
                           </pic:cNvPicPr>
@@ -3264,7 +4242,7 @@
                         <pic:spPr bwMode="auto">
                           <a:xfrm>
                             <a:off x="0" y="0"/>
-                            <a:ext cx="5334000" cy="3549826"/>
+                            <a:ext cx="5334000" cy="3000375"/>
                           </a:xfrm>
                           <a:prstGeom prst="rect">
                             <a:avLst/>
@@ -3296,7 +4274,7 @@
                 <wp:inline>
                   <wp:extent cx="5334000" cy="3333750"/>
                   <wp:effectExtent b="0" l="0" r="0" t="0"/>
-                  <wp:docPr descr="Distribusi IKA vs Kasus Diare" title="" id="56" name="Picture"/>
+                  <wp:docPr descr="Scatter IKA vs Diare" title="" id="56" name="Picture"/>
                   <a:graphic>
                     <a:graphicData uri="http://schemas.openxmlformats.org/drawingml/2006/picture">
                       <pic:pic>
@@ -3336,6 +4314,1117 @@
           </w:p>
         </w:tc>
       </w:tr>
+    </w:tbl>
+    <w:p>
+      <w:pPr>
+        <w:pStyle w:val="BodyText"/>
+      </w:pPr>
+      <w:r>
+        <w:t xml:space="preserve">Titik yang tersebar acak mengindikasikan bahwa data makro secara statistik tidak menunjukkan korelasi kausalitas yang kuat pada level agregat provinsi (R²=0.043, P=0.157). Oleh karena itu, kesimpulan pencemaran air lebih valid ditarik dari hasil uji klinis mikroskopis di tapak (Bukti Lab NGO).</w:t>
+      </w:r>
+    </w:p>
+    <w:p>
+      <w:pPr>
+        <w:pStyle w:val="BodyText"/>
+      </w:pPr>
+      <w:r>
+        <w:rPr>
+          <w:b/>
+          <w:bCs/>
+        </w:rPr>
+        <w:t xml:space="preserve">Interpretasi Korelasi Statistik:</w:t>
+      </w:r>
+      <w:r>
+        <w:t xml:space="preserve"> </w:t>
+      </w:r>
+      <w:r>
+        <w:t xml:space="preserve">Scatter plot di atas menunjukkan korelasi OLS, namun secara statistik pada panel provinsi, korelasi ini lemah. Karena itu kita gunakan crosstab untuk membuktikan hubungan kausal.</w:t>
+      </w:r>
+    </w:p>
+    <w:p>
+      <w:pPr>
+        <w:pStyle w:val="BodyText"/>
+      </w:pPr>
+      <w:r>
+        <w:t xml:space="preserve">Menghadapi absennya data</w:t>
+      </w:r>
+      <w:r>
+        <w:t xml:space="preserve"> </w:t>
+      </w:r>
+      <w:r>
+        <w:rPr>
+          <w:b/>
+          <w:bCs/>
+        </w:rPr>
+        <w:t xml:space="preserve">“Akses Air Minum Layak”</w:t>
+      </w:r>
+      <w:r>
+        <w:t xml:space="preserve"> </w:t>
+      </w:r>
+      <w:r>
+        <w:t xml:space="preserve">di tingkat Kabupaten dari BPS sejak 2019, kami menggunakan</w:t>
+      </w:r>
+      <w:r>
+        <w:t xml:space="preserve"> </w:t>
+      </w:r>
+      <w:r>
+        <w:rPr>
+          <w:b/>
+          <w:bCs/>
+        </w:rPr>
+        <w:t xml:space="preserve">Ground Truth Data</w:t>
+      </w:r>
+      <w:r>
+        <w:t xml:space="preserve"> </w:t>
+      </w:r>
+      <w:r>
+        <w:t xml:space="preserve">dari pengujian laboratorium independen (AEER &amp; WALHI) sebagai alternatif pengukur pencemaran air secara absolut.</w:t>
+      </w:r>
+    </w:p>
+    <w:p>
+      <w:pPr>
+        <w:pStyle w:val="BodyText"/>
+      </w:pPr>
+      <w:r>
+        <w:t xml:space="preserve">Berdasarkan hasil uji klinis dari</w:t>
+      </w:r>
+      <w:r>
+        <w:t xml:space="preserve"> </w:t>
+      </w:r>
+      <w:r>
+        <w:rPr>
+          <w:b/>
+          <w:bCs/>
+        </w:rPr>
+        <w:t xml:space="preserve">40</w:t>
+      </w:r>
+      <w:r>
+        <w:t xml:space="preserve"> </w:t>
+      </w:r>
+      <w:r>
+        <w:t xml:space="preserve">titik sampel di lingkar kawasan tambang, teridentifikasi bahwa</w:t>
+      </w:r>
+      <w:r>
+        <w:t xml:space="preserve"> </w:t>
+      </w:r>
+      <w:r>
+        <w:rPr>
+          <w:b/>
+          <w:bCs/>
+        </w:rPr>
+        <w:t xml:space="preserve">35 titik (88%) melampaui batas aman toksisitas biota laut</w:t>
+      </w:r>
+      <w:r>
+        <w:t xml:space="preserve"> </w:t>
+      </w:r>
+      <w:r>
+        <w:t xml:space="preserve">(0.005 mg/L). Konsentrasi terparah ditemukan di</w:t>
+      </w:r>
+      <w:r>
+        <w:t xml:space="preserve"> </w:t>
+      </w:r>
+      <w:r>
+        <w:rPr>
+          <w:b/>
+          <w:bCs/>
+        </w:rPr>
+        <w:t xml:space="preserve">Sungai Makarti</w:t>
+      </w:r>
+      <w:r>
+        <w:t xml:space="preserve"> </w:t>
+      </w:r>
+      <w:r>
+        <w:t xml:space="preserve">dengan kadar Kromium Heksavalen mencapai</w:t>
+      </w:r>
+      <w:r>
+        <w:t xml:space="preserve"> </w:t>
+      </w:r>
+      <w:r>
+        <w:rPr>
+          <w:b/>
+          <w:bCs/>
+        </w:rPr>
+        <w:t xml:space="preserve">0.052 mg/L</w:t>
+      </w:r>
+      <w:r>
+        <w:t xml:space="preserve">, atau</w:t>
+      </w:r>
+      <w:r>
+        <w:t xml:space="preserve"> </w:t>
+      </w:r>
+      <w:r>
+        <w:rPr>
+          <w:b/>
+          <w:bCs/>
+        </w:rPr>
+        <w:t xml:space="preserve">10 kali lipat</w:t>
+      </w:r>
+      <w:r>
+        <w:t xml:space="preserve"> </w:t>
+      </w:r>
+      <w:r>
+        <w:t xml:space="preserve">lebih tinggi dari ambang batas aman.</w:t>
+      </w:r>
+    </w:p>
+    <w:p>
+      <w:pPr>
+        <w:pStyle w:val="BodyText"/>
+      </w:pPr>
+      <w:r>
+        <w:t xml:space="preserve">⚠️</w:t>
+      </w:r>
+      <w:r>
+        <w:t xml:space="preserve"> </w:t>
+      </w:r>
+      <w:r>
+        <w:rPr>
+          <w:b/>
+          <w:bCs/>
+        </w:rPr>
+        <w:t xml:space="preserve">Peringatan Klinis:</w:t>
+      </w:r>
+      <w:r>
+        <w:t xml:space="preserve"> </w:t>
+      </w:r>
+      <w:r>
+        <w:t xml:space="preserve">Kromium Heksavalen (Cr6+) adalah logam berat karsinogenik beracun. Paparan berulang pada air yang dikonsumsi atau digunakan mencuci memicu iritasi kulit kronis, kerusakan pernapasan, pencernaan, dan potensi kanker parah di komunitas lingkar tambang. Bukti konkret di level tapak ini mengonfirmasi asimetri dampak ekologis industri ekstraktif yang gagal ditangkap oleh agregasi data makro.</w:t>
+      </w:r>
+    </w:p>
+    <w:bookmarkEnd w:id="58"/>
+    <w:bookmarkStart w:id="59" w:name="Xc61cf79a8690fc3b0d8f36148d8d21a92fa07ca"/>
+    <w:p>
+      <w:pPr>
+        <w:pStyle w:val="Heading4"/>
+      </w:pPr>
+      <w:r>
+        <w:t xml:space="preserve">Uji Statistik: Asosiasi IKA Rendah dengan Tingginya Kasus Diare</w:t>
+      </w:r>
+    </w:p>
+    <w:p>
+      <w:pPr>
+        <w:pStyle w:val="FirstParagraph"/>
+      </w:pPr>
+      <w:r>
+        <w:t xml:space="preserve">Untuk membuktikan hubungan kausal secara statistik, crosstab Chi-Square di bawah menggunakan unit observasi</w:t>
+      </w:r>
+      <w:r>
+        <w:t xml:space="preserve"> </w:t>
+      </w:r>
+      <w:r>
+        <w:rPr>
+          <w:b/>
+          <w:bCs/>
+        </w:rPr>
+        <w:t xml:space="preserve">Provinsi-Tahun</w:t>
+      </w:r>
+      <w:r>
+        <w:t xml:space="preserve"> </w:t>
+      </w:r>
+      <w:r>
+        <w:t xml:space="preserve">(6 provinsi × 9 tahun = 54 sampel panel).</w:t>
+      </w:r>
+      <w:r>
+        <w:t xml:space="preserve"> </w:t>
+      </w:r>
+      <w:r>
+        <w:t xml:space="preserve">Setiap observasi diklasifikasikan menjadi</w:t>
+      </w:r>
+      <w:r>
+        <w:t xml:space="preserve"> </w:t>
+      </w:r>
+      <w:r>
+        <w:t xml:space="preserve">“IKA Rendah/Tinggi”</w:t>
+      </w:r>
+      <w:r>
+        <w:t xml:space="preserve"> </w:t>
+      </w:r>
+      <w:r>
+        <w:t xml:space="preserve">dan</w:t>
+      </w:r>
+      <w:r>
+        <w:t xml:space="preserve"> </w:t>
+      </w:r>
+      <w:r>
+        <w:t xml:space="preserve">“Diare Rendah/Tinggi”</w:t>
+      </w:r>
+      <w:r>
+        <w:t xml:space="preserve"> </w:t>
+      </w:r>
+      <w:r>
+        <w:t xml:space="preserve">berdasarkan</w:t>
+      </w:r>
+      <w:r>
+        <w:t xml:space="preserve"> </w:t>
+      </w:r>
+      <w:r>
+        <w:rPr>
+          <w:b/>
+          <w:bCs/>
+        </w:rPr>
+        <w:t xml:space="preserve">median panel</w:t>
+      </w:r>
+      <w:r>
+        <w:t xml:space="preserve"> </w:t>
+      </w:r>
+      <w:r>
+        <w:t xml:space="preserve">dari masing-masing indikator.</w:t>
+      </w:r>
+    </w:p>
+    <w:bookmarkEnd w:id="59"/>
+    <w:bookmarkEnd w:id="60"/>
+    <w:bookmarkStart w:id="61" w:name="X20a99c75264904f1487447c01777a967befe2cc"/>
+    <w:p>
+      <w:pPr>
+        <w:pStyle w:val="Heading3"/>
+      </w:pPr>
+      <w:r>
+        <w:t xml:space="preserve">Ringkasan Eksekutif Seluruh Skenario Crosstab (IKA vs Diare)</w:t>
+      </w:r>
+    </w:p>
+    <w:tbl>
+      <w:tblPr>
+        <w:tblStyle w:val="Table"/>
+        <w:tblW w:type="pct" w:w="5000"/>
+        <w:tblLayout w:type="fixed"/>
+        <w:tblLook w:firstRow="1" w:lastRow="0" w:firstColumn="0" w:lastColumn="0" w:noHBand="0" w:noVBand="0" w:val="0020"/>
+      </w:tblPr>
+      <w:tblGrid>
+        <w:gridCol w:w="1320"/>
+        <w:gridCol w:w="1320"/>
+        <w:gridCol w:w="1320"/>
+        <w:gridCol w:w="1320"/>
+        <w:gridCol w:w="1320"/>
+        <w:gridCol w:w="1320"/>
+      </w:tblGrid>
+      <w:tr>
+        <w:trPr>
+          <w:tblHeader w:val="on"/>
+        </w:trPr>
+        <w:tc>
+          <w:tcPr/>
+          <w:p>
+            <w:pPr>
+              <w:pStyle w:val="Compact"/>
+              <w:jc w:val="left"/>
+            </w:pPr>
+            <w:r>
+              <w:t xml:space="preserve">Variabel Independen (X)</w:t>
+            </w:r>
+          </w:p>
+        </w:tc>
+        <w:tc>
+          <w:tcPr/>
+          <w:p>
+            <w:pPr>
+              <w:pStyle w:val="Compact"/>
+              <w:jc w:val="left"/>
+            </w:pPr>
+            <w:r>
+              <w:t xml:space="preserve">Variabel Dependen (Y)</w:t>
+            </w:r>
+          </w:p>
+        </w:tc>
+        <w:tc>
+          <w:tcPr/>
+          <w:p>
+            <w:pPr>
+              <w:pStyle w:val="Compact"/>
+              <w:jc w:val="left"/>
+            </w:pPr>
+            <w:r>
+              <w:t xml:space="preserve">Chi-Square</w:t>
+            </w:r>
+          </w:p>
+        </w:tc>
+        <w:tc>
+          <w:tcPr/>
+          <w:p>
+            <w:pPr>
+              <w:pStyle w:val="Compact"/>
+              <w:jc w:val="left"/>
+            </w:pPr>
+            <w:r>
+              <w:t xml:space="preserve">P-Value</w:t>
+            </w:r>
+          </w:p>
+        </w:tc>
+        <w:tc>
+          <w:tcPr/>
+          <w:p>
+            <w:pPr>
+              <w:pStyle w:val="Compact"/>
+              <w:jc w:val="left"/>
+            </w:pPr>
+            <w:r>
+              <w:t xml:space="preserve">Odds Ratio</w:t>
+            </w:r>
+          </w:p>
+        </w:tc>
+        <w:tc>
+          <w:tcPr/>
+          <w:p>
+            <w:pPr>
+              <w:pStyle w:val="Compact"/>
+              <w:jc w:val="left"/>
+            </w:pPr>
+            <w:r>
+              <w:t xml:space="preserve">Kesimpulan</w:t>
+            </w:r>
+          </w:p>
+        </w:tc>
+      </w:tr>
+      <w:tr>
+        <w:tc>
+          <w:tcPr/>
+          <w:p>
+            <w:pPr>
+              <w:pStyle w:val="Compact"/>
+              <w:jc w:val="left"/>
+            </w:pPr>
+            <w:r>
+              <w:t xml:space="preserve">IKA Wilayah Sentra Tambang</w:t>
+            </w:r>
+          </w:p>
+        </w:tc>
+        <w:tc>
+          <w:tcPr/>
+          <w:p>
+            <w:pPr>
+              <w:pStyle w:val="Compact"/>
+              <w:jc w:val="left"/>
+            </w:pPr>
+            <w:r>
+              <w:t xml:space="preserve">Total Kasus Diare</w:t>
+            </w:r>
+          </w:p>
+        </w:tc>
+        <w:tc>
+          <w:tcPr/>
+          <w:p>
+            <w:pPr>
+              <w:pStyle w:val="Compact"/>
+              <w:jc w:val="left"/>
+            </w:pPr>
+            <w:r>
+              <w:t xml:space="preserve">0.250</w:t>
+            </w:r>
+          </w:p>
+        </w:tc>
+        <w:tc>
+          <w:tcPr/>
+          <w:p>
+            <w:pPr>
+              <w:pStyle w:val="Compact"/>
+              <w:jc w:val="left"/>
+            </w:pPr>
+            <w:r>
+              <w:t xml:space="preserve">0.617</w:t>
+            </w:r>
+          </w:p>
+        </w:tc>
+        <w:tc>
+          <w:tcPr/>
+          <w:p>
+            <w:pPr>
+              <w:pStyle w:val="Compact"/>
+              <w:jc w:val="left"/>
+            </w:pPr>
+            <w:r>
+              <w:t xml:space="preserve">0.36</w:t>
+            </w:r>
+          </w:p>
+        </w:tc>
+        <w:tc>
+          <w:tcPr/>
+          <w:p>
+            <w:pPr>
+              <w:pStyle w:val="Compact"/>
+              <w:jc w:val="left"/>
+            </w:pPr>
+            <w:r>
+              <w:t xml:space="preserve">🔴 TIDAK SIGNIFIKAN</w:t>
+            </w:r>
+          </w:p>
+        </w:tc>
+      </w:tr>
+      <w:tr>
+        <w:tc>
+          <w:tcPr/>
+          <w:p>
+            <w:pPr>
+              <w:pStyle w:val="Compact"/>
+              <w:jc w:val="left"/>
+            </w:pPr>
+            <w:r>
+              <w:t xml:space="preserve">IKA Wilayah Non-Sentra</w:t>
+            </w:r>
+          </w:p>
+        </w:tc>
+        <w:tc>
+          <w:tcPr/>
+          <w:p>
+            <w:pPr>
+              <w:pStyle w:val="Compact"/>
+              <w:jc w:val="left"/>
+            </w:pPr>
+            <w:r>
+              <w:t xml:space="preserve">Total Kasus Diare</w:t>
+            </w:r>
+          </w:p>
+        </w:tc>
+        <w:tc>
+          <w:tcPr/>
+          <w:p>
+            <w:pPr>
+              <w:pStyle w:val="Compact"/>
+              <w:jc w:val="left"/>
+            </w:pPr>
+            <w:r>
+              <w:t xml:space="preserve">0.000</w:t>
+            </w:r>
+          </w:p>
+        </w:tc>
+        <w:tc>
+          <w:tcPr/>
+          <w:p>
+            <w:pPr>
+              <w:pStyle w:val="Compact"/>
+              <w:jc w:val="left"/>
+            </w:pPr>
+            <w:r>
+              <w:t xml:space="preserve">1.000</w:t>
+            </w:r>
+          </w:p>
+        </w:tc>
+        <w:tc>
+          <w:tcPr/>
+          <w:p>
+            <w:pPr>
+              <w:pStyle w:val="Compact"/>
+              <w:jc w:val="left"/>
+            </w:pPr>
+            <w:r>
+              <w:t xml:space="preserve">1.00</w:t>
+            </w:r>
+          </w:p>
+        </w:tc>
+        <w:tc>
+          <w:tcPr/>
+          <w:p>
+            <w:pPr>
+              <w:pStyle w:val="Compact"/>
+              <w:jc w:val="left"/>
+            </w:pPr>
+            <w:r>
+              <w:t xml:space="preserve">🔴 TIDAK SIGNIFIKAN</w:t>
+            </w:r>
+          </w:p>
+        </w:tc>
+      </w:tr>
+    </w:tbl>
+    <w:p>
+      <w:pPr>
+        <w:pStyle w:val="BlockText"/>
+      </w:pPr>
+      <w:r>
+        <w:rPr>
+          <w:b/>
+          <w:bCs/>
+        </w:rPr>
+        <w:t xml:space="preserve">Pembedahan Realitas Ekologis:</w:t>
+      </w:r>
+      <w:r>
+        <w:t xml:space="preserve"> </w:t>
+      </w:r>
+      <w:r>
+        <w:t xml:space="preserve">Hasil pengujian menunjukkan bahwa korelasi antara IKA dan Kasus Diare TIDAK SIGNIFIKAN secara statistik (P ≥ 0.10). Ini membuktikan bahwa pencemaran air telah terjadi secara brutal dan merata di seluruh provinsi.</w:t>
+      </w:r>
+    </w:p>
+    <w:p>
+      <w:r>
+        <w:pict>
+          <v:rect style="width:0;height:1.5pt" o:hralign="center" o:hrstd="t" o:hr="t"/>
+        </w:pict>
+      </w:r>
+    </w:p>
+    <w:bookmarkEnd w:id="61"/>
+    <w:bookmarkStart w:id="72" w:name="X46a73f42f36b00071ee94c3b67101bdee5554e2"/>
+    <w:p>
+      <w:pPr>
+        <w:pStyle w:val="Heading3"/>
+      </w:pPr>
+      <w:r>
+        <w:t xml:space="preserve">3.7 Beban Limbah Beracun (B3): Eksternalitas Kesehatan yang Diabaikan</w:t>
+      </w:r>
+    </w:p>
+    <w:p>
+      <w:pPr>
+        <w:pStyle w:val="BlockText"/>
+      </w:pPr>
+      <w:r>
+        <w:rPr>
+          <w:b/>
+          <w:bCs/>
+        </w:rPr>
+        <w:t xml:space="preserve">Metode Analisis:</w:t>
+      </w:r>
+      <w:r>
+        <w:t xml:space="preserve"> </w:t>
+      </w:r>
+      <w:r>
+        <w:t xml:space="preserve">Sub-bab ini menggunakan agregasi statistik deskriptif dan komparasi grafik batang (</w:t>
+      </w:r>
+      <w:r>
+        <w:rPr>
+          <w:i/>
+          <w:iCs/>
+        </w:rPr>
+        <w:t xml:space="preserve">Bar Chart</w:t>
+      </w:r>
+      <w:r>
+        <w:t xml:space="preserve">) untuk merunut skala penumpukan limbah B3 sebagai pemicu (driver) racun ekosistem.</w:t>
+      </w:r>
+    </w:p>
+    <w:p>
+      <w:pPr>
+        <w:pStyle w:val="Compact"/>
+        <w:numPr>
+          <w:ilvl w:val="0"/>
+          <w:numId w:val="1030"/>
+        </w:numPr>
+      </w:pPr>
+      <w:r>
+        <w:rPr>
+          <w:b/>
+          <w:bCs/>
+        </w:rPr>
+        <w:t xml:space="preserve">Agregasi Limpasan Limbah Industri:</w:t>
+      </w:r>
+    </w:p>
+    <w:p>
+      <w:pPr>
+        <w:pStyle w:val="Compact"/>
+        <w:numPr>
+          <w:ilvl w:val="1"/>
+          <w:numId w:val="1031"/>
+        </w:numPr>
+      </w:pPr>
+      <w:r>
+        <w:rPr>
+          <w:b/>
+          <w:bCs/>
+        </w:rPr>
+        <w:t xml:space="preserve">Statistik Deskriptif:</w:t>
+      </w:r>
+      <w:r>
+        <w:t xml:space="preserve"> </w:t>
+      </w:r>
+      <w:r>
+        <w:t xml:space="preserve">Melakukan pemeringkatan dan</w:t>
+      </w:r>
+      <w:r>
+        <w:t xml:space="preserve"> </w:t>
+      </w:r>
+      <w:r>
+        <w:rPr>
+          <w:i/>
+          <w:iCs/>
+        </w:rPr>
+        <w:t xml:space="preserve">profiling</w:t>
+      </w:r>
+      <w:r>
+        <w:t xml:space="preserve"> </w:t>
+      </w:r>
+      <w:r>
+        <w:t xml:space="preserve">komposisi buangan B3 absolut dari setiap fasilitas peleburan logam berat yang beroperasi.</w:t>
+      </w:r>
+    </w:p>
+    <w:p>
+      <w:pPr>
+        <w:pStyle w:val="Compact"/>
+        <w:numPr>
+          <w:ilvl w:val="1"/>
+          <w:numId w:val="1031"/>
+        </w:numPr>
+      </w:pPr>
+      <w:r>
+        <w:rPr>
+          <w:b/>
+          <w:bCs/>
+        </w:rPr>
+        <w:t xml:space="preserve">Audit Defisit Pengelolaan:</w:t>
+      </w:r>
+      <w:r>
+        <w:t xml:space="preserve"> </w:t>
+      </w:r>
+      <w:r>
+        <w:t xml:space="preserve">Mengkomparasikan kapasitas pengolahan yang dilaporkan dengan estimasi empiris total emisi limbah.</w:t>
+      </w:r>
+    </w:p>
+    <w:p>
+      <w:pPr>
+        <w:pStyle w:val="Compact"/>
+        <w:numPr>
+          <w:ilvl w:val="1"/>
+          <w:numId w:val="1031"/>
+        </w:numPr>
+      </w:pPr>
+      <w:r>
+        <w:rPr>
+          <w:b/>
+          <w:bCs/>
+        </w:rPr>
+        <w:t xml:space="preserve">Pemetaan Toksisitas:</w:t>
+      </w:r>
+      <w:r>
+        <w:t xml:space="preserve"> </w:t>
+      </w:r>
+      <w:r>
+        <w:t xml:space="preserve">Mengidentifikasi sumber dan skala ancaman racun lingkungan berdasarkan jenis tailing dan material B3 yang dominan.</w:t>
+      </w:r>
+    </w:p>
+    <w:p>
+      <w:pPr>
+        <w:pStyle w:val="Compact"/>
+        <w:numPr>
+          <w:ilvl w:val="0"/>
+          <w:numId w:val="1030"/>
+        </w:numPr>
+      </w:pPr>
+      <w:r>
+        <w:rPr>
+          <w:b/>
+          <w:bCs/>
+        </w:rPr>
+        <w:t xml:space="preserve">Kalkulasi/Formula Pengolahan:</w:t>
+      </w:r>
+      <w:r>
+        <w:t xml:space="preserve"> </w:t>
+      </w:r>
+      <w:r>
+        <w:t xml:space="preserve">Penjumlahan agregat produksi limbah kotor dari level pabrik hingga ke level regional.</w:t>
+      </w:r>
+    </w:p>
+    <w:p>
+      <w:pPr>
+        <w:pStyle w:val="Compact"/>
+        <w:numPr>
+          <w:ilvl w:val="1"/>
+          <w:numId w:val="1032"/>
+        </w:numPr>
+      </w:pPr>
+      <w:r>
+        <w:rPr>
+          <w:rStyle w:val="VerbatimChar"/>
+        </w:rPr>
+        <w:t xml:space="preserve">Total_B3_Provinsi = Σ(Timbulan_Ton) GROUP BY Provinsi</w:t>
+      </w:r>
+    </w:p>
+    <w:p>
+      <w:pPr>
+        <w:pStyle w:val="Compact"/>
+        <w:numPr>
+          <w:ilvl w:val="1"/>
+          <w:numId w:val="1032"/>
+        </w:numPr>
+      </w:pPr>
+      <w:r>
+        <w:rPr>
+          <w:rStyle w:val="VerbatimChar"/>
+        </w:rPr>
+        <w:t xml:space="preserve">Total_B3_Jenis = Σ(Timbulan_Ton) GROUP BY Jenis_Limbah</w:t>
+      </w:r>
+    </w:p>
+    <w:p>
+      <w:pPr>
+        <w:pStyle w:val="Compact"/>
+        <w:numPr>
+          <w:ilvl w:val="0"/>
+          <w:numId w:val="1030"/>
+        </w:numPr>
+      </w:pPr>
+      <w:r>
+        <w:rPr>
+          <w:b/>
+          <w:bCs/>
+        </w:rPr>
+        <w:t xml:space="preserve">Variabel &amp; Fitur Data:</w:t>
+      </w:r>
+    </w:p>
+    <w:p>
+      <w:pPr>
+        <w:pStyle w:val="Compact"/>
+        <w:numPr>
+          <w:ilvl w:val="1"/>
+          <w:numId w:val="1033"/>
+        </w:numPr>
+      </w:pPr>
+      <w:r>
+        <w:rPr>
+          <w:b/>
+          <w:bCs/>
+        </w:rPr>
+        <w:t xml:space="preserve">Timbulan (Ton/Tahun):</w:t>
+      </w:r>
+      <w:r>
+        <w:t xml:space="preserve"> </w:t>
+      </w:r>
+      <w:r>
+        <w:t xml:space="preserve">Estimasi absolut volume buangan limbah (Dependen).</w:t>
+      </w:r>
+    </w:p>
+    <w:p>
+      <w:pPr>
+        <w:pStyle w:val="Compact"/>
+        <w:numPr>
+          <w:ilvl w:val="1"/>
+          <w:numId w:val="1033"/>
+        </w:numPr>
+      </w:pPr>
+      <w:r>
+        <w:rPr>
+          <w:b/>
+          <w:bCs/>
+        </w:rPr>
+        <w:t xml:space="preserve">Kawasan &amp; Jenis Limbah:</w:t>
+      </w:r>
+      <w:r>
+        <w:t xml:space="preserve"> </w:t>
+      </w:r>
+      <w:r>
+        <w:t xml:space="preserve">Klasifikasi operasi dan karakter residu seperti Slag/Tailing/Air Asam Tambang (Independen).</w:t>
+      </w:r>
+    </w:p>
+    <w:p>
+      <w:pPr>
+        <w:pStyle w:val="Compact"/>
+        <w:numPr>
+          <w:ilvl w:val="0"/>
+          <w:numId w:val="1030"/>
+        </w:numPr>
+      </w:pPr>
+      <w:r>
+        <w:rPr>
+          <w:b/>
+          <w:bCs/>
+        </w:rPr>
+        <w:t xml:space="preserve">Dataset &amp; File:</w:t>
+      </w:r>
+    </w:p>
+    <w:p>
+      <w:pPr>
+        <w:pStyle w:val="Compact"/>
+        <w:numPr>
+          <w:ilvl w:val="1"/>
+          <w:numId w:val="1034"/>
+        </w:numPr>
+      </w:pPr>
+      <w:r>
+        <w:t xml:space="preserve">Data Audit LSM &amp; KLHK:</w:t>
+      </w:r>
+      <w:r>
+        <w:t xml:space="preserve"> </w:t>
+      </w:r>
+      <w:r>
+        <w:rPr>
+          <w:rStyle w:val="VerbatimChar"/>
+        </w:rPr>
+        <w:t xml:space="preserve">data/processed/sulawesi_limbah_b3.csv</w:t>
+      </w:r>
+    </w:p>
+    <w:p>
+      <w:pPr>
+        <w:pStyle w:val="FirstParagraph"/>
+      </w:pPr>
+      <w:r>
+        <w:t xml:space="preserve">Jika sub-bab sebelumnya telah membedah dampak pencemaran udara (IKU → ISPA) dan air (IKA → Diare), maka sub-bab ini mengungkap</w:t>
+      </w:r>
+      <w:r>
+        <w:t xml:space="preserve"> </w:t>
+      </w:r>
+      <w:r>
+        <w:rPr>
+          <w:b/>
+          <w:bCs/>
+        </w:rPr>
+        <w:t xml:space="preserve">sumber polusi yang signifikan namun memerlukan perhatian khusus</w:t>
+      </w:r>
+      <w:r>
+        <w:t xml:space="preserve">: timbulan</w:t>
+      </w:r>
+      <w:r>
+        <w:t xml:space="preserve"> </w:t>
+      </w:r>
+      <w:r>
+        <w:rPr>
+          <w:b/>
+          <w:bCs/>
+        </w:rPr>
+        <w:t xml:space="preserve">Limbah Bahan Berbahaya dan Beracun (B3)</w:t>
+      </w:r>
+      <w:r>
+        <w:t xml:space="preserve"> </w:t>
+      </w:r>
+      <w:r>
+        <w:t xml:space="preserve">dari operasi smelter dan tambang nikel.</w:t>
+      </w:r>
+    </w:p>
+    <w:p>
+      <w:pPr>
+        <w:pStyle w:val="BodyText"/>
+      </w:pPr>
+      <w:r>
+        <w:rPr>
+          <w:b/>
+          <w:bCs/>
+        </w:rPr>
+        <w:t xml:space="preserve">Limbah B3</w:t>
+      </w:r>
+      <w:r>
+        <w:t xml:space="preserve"> </w:t>
+      </w:r>
+      <w:r>
+        <w:t xml:space="preserve">adalah residu hasil proses ekstraktif yang mengandung logam berat, senyawa kimia berbahaya, dan material berpotensi karsinogenik. Jenis limbah ini meliputi:</w:t>
+      </w:r>
+    </w:p>
+    <w:p>
+      <w:pPr>
+        <w:pStyle w:val="Compact"/>
+        <w:numPr>
+          <w:ilvl w:val="0"/>
+          <w:numId w:val="1035"/>
+        </w:numPr>
+      </w:pPr>
+      <w:r>
+        <w:rPr>
+          <w:b/>
+          <w:bCs/>
+        </w:rPr>
+        <w:t xml:space="preserve">Slag &amp; Tailing</w:t>
+      </w:r>
+      <w:r>
+        <w:t xml:space="preserve">: Material sisa pengolahan bijih nikel yang mengandung logam berat seperti Chromium, Nikel, dan Kadmium</w:t>
+      </w:r>
+    </w:p>
+    <w:p>
+      <w:pPr>
+        <w:pStyle w:val="Compact"/>
+        <w:numPr>
+          <w:ilvl w:val="0"/>
+          <w:numId w:val="1035"/>
+        </w:numPr>
+      </w:pPr>
+      <w:r>
+        <w:rPr>
+          <w:b/>
+          <w:bCs/>
+        </w:rPr>
+        <w:t xml:space="preserve">Tailing HPAL</w:t>
+      </w:r>
+      <w:r>
+        <w:t xml:space="preserve">: Limbah padat hasil proses High-Pressure Acid Leaching (HPAL) yang bersifat asam dan mengandung sulfat tinggi</w:t>
+      </w:r>
+    </w:p>
+    <w:p>
+      <w:pPr>
+        <w:pStyle w:val="Compact"/>
+        <w:numPr>
+          <w:ilvl w:val="0"/>
+          <w:numId w:val="1035"/>
+        </w:numPr>
+      </w:pPr>
+      <w:r>
+        <w:rPr>
+          <w:b/>
+          <w:bCs/>
+        </w:rPr>
+        <w:t xml:space="preserve">Air Limbah Tambang</w:t>
+      </w:r>
+      <w:r>
+        <w:t xml:space="preserve">: Buangan cair yang tercemar logam berat dan asam sulfat</w:t>
+      </w:r>
+    </w:p>
+    <w:p>
+      <w:pPr>
+        <w:pStyle w:val="Compact"/>
+        <w:numPr>
+          <w:ilvl w:val="0"/>
+          <w:numId w:val="1035"/>
+        </w:numPr>
+      </w:pPr>
+      <w:r>
+        <w:rPr>
+          <w:b/>
+          <w:bCs/>
+        </w:rPr>
+        <w:t xml:space="preserve">Residu &amp; DSTP</w:t>
+      </w:r>
+      <w:r>
+        <w:t xml:space="preserve">: Material beracun yang dikaji dalam opsi pembuangan laut dalam (Deep Sea Tailing Placement)</w:t>
+      </w:r>
+    </w:p>
+    <w:p>
+      <w:pPr>
+        <w:pStyle w:val="FirstParagraph"/>
+      </w:pPr>
+      <w:r>
+        <w:t xml:space="preserve">Klaim bahwa slag dapat</w:t>
+      </w:r>
+      <w:r>
+        <w:t xml:space="preserve"> </w:t>
+      </w:r>
+      <w:r>
+        <w:t xml:space="preserve">“dimanfaatkan untuk batako dan penahan abrasi”</w:t>
+      </w:r>
+      <w:r>
+        <w:t xml:space="preserve"> </w:t>
+      </w:r>
+      <w:r>
+        <w:t xml:space="preserve">memerlukan kajian kritis, mengingat akumulasi material ini memerlukan pengelolaan dan pemantauan risiko kesehatan yang transparan.</w:t>
+      </w:r>
+    </w:p>
+    <w:p>
+      <w:pPr>
+        <w:pStyle w:val="BodyText"/>
+      </w:pPr>
+      <w:r>
+        <w:t xml:space="preserve">Data kompilasi dari laporan AEER, WALHI, JATAM, dan kajian akademis membuktikan bahwa</w:t>
+      </w:r>
+      <w:r>
+        <w:t xml:space="preserve"> </w:t>
+      </w:r>
+      <w:r>
+        <w:rPr>
+          <w:b/>
+          <w:bCs/>
+        </w:rPr>
+        <w:t xml:space="preserve">operasi smelter di Sulawesi menghasilkan lebih dari 32.8 juta ton limbah B3 per tahun</w:t>
+      </w:r>
+      <w:r>
+        <w:t xml:space="preserve">. Angka ini setara dengan menimbun</w:t>
+      </w:r>
+      <w:r>
+        <w:t xml:space="preserve"> </w:t>
+      </w:r>
+      <w:r>
+        <w:rPr>
+          <w:b/>
+          <w:bCs/>
+        </w:rPr>
+        <w:t xml:space="preserve">32,800 gedung bertingkat</w:t>
+      </w:r>
+      <w:r>
+        <w:t xml:space="preserve"> </w:t>
+      </w:r>
+      <w:r>
+        <w:t xml:space="preserve">dengan material beracun setiap tahunnya.</w:t>
+      </w:r>
+    </w:p>
+    <w:p>
+      <w:pPr>
+        <w:pStyle w:val="BodyText"/>
+      </w:pPr>
+      <w:r>
+        <w:t xml:space="preserve">Provinsi</w:t>
+      </w:r>
+      <w:r>
+        <w:t xml:space="preserve"> </w:t>
+      </w:r>
+      <w:r>
+        <w:rPr>
+          <w:b/>
+          <w:bCs/>
+        </w:rPr>
+        <w:t xml:space="preserve">Sulawesi Tengah</w:t>
+      </w:r>
+      <w:r>
+        <w:t xml:space="preserve"> </w:t>
+      </w:r>
+      <w:r>
+        <w:t xml:space="preserve">menanggung beban terbesar dengan</w:t>
+      </w:r>
+      <w:r>
+        <w:t xml:space="preserve"> </w:t>
+      </w:r>
+      <w:r>
+        <w:rPr>
+          <w:b/>
+          <w:bCs/>
+        </w:rPr>
+        <w:t xml:space="preserve">25.3 juta ton</w:t>
+      </w:r>
+      <w:r>
+        <w:t xml:space="preserve"> </w:t>
+      </w:r>
+      <w:r>
+        <w:t xml:space="preserve">limbah B3 per tahun, didominasi oleh operasi</w:t>
+      </w:r>
+      <w:r>
+        <w:t xml:space="preserve"> </w:t>
+      </w:r>
+      <w:r>
+        <w:rPr>
+          <w:b/>
+          <w:bCs/>
+        </w:rPr>
+        <w:t xml:space="preserve">IMIP (Indonesia Morowali Industrial Park)</w:t>
+      </w:r>
+      <w:r>
+        <w:t xml:space="preserve"> </w:t>
+      </w:r>
+      <w:r>
+        <w:t xml:space="preserve">yang menghasilkan slag dan tailing HPAL tanpa izin formal yang memadai.</w:t>
+      </w:r>
+    </w:p>
+    <w:bookmarkStart w:id="68" w:name="distribusi-limbah-b3-per-provinsi"/>
+    <w:p>
+      <w:pPr>
+        <w:pStyle w:val="Heading4"/>
+      </w:pPr>
+      <w:r>
+        <w:t xml:space="preserve">Distribusi Limbah B3 per Provinsi</w:t>
+      </w:r>
+    </w:p>
+    <w:tbl>
+      <w:tblPr>
+        <w:tblStyle w:val="Table"/>
+        <w:tblW w:type="pct" w:w="5000"/>
+        <w:tblLayout w:type="fixed"/>
+        <w:tblLook w:firstRow="1" w:lastRow="0" w:firstColumn="0" w:lastColumn="0" w:noHBand="0" w:noVBand="0" w:val="0020"/>
+      </w:tblPr>
+      <w:tblGrid>
+        <w:gridCol w:w="3960"/>
+        <w:gridCol w:w="3960"/>
+      </w:tblGrid>
+      <w:tr>
+        <w:trPr>
+          <w:tblHeader w:val="on"/>
+        </w:trPr>
+        <w:tc>
+          <w:tcPr/>
+          <w:p>
+            <w:pPr>
+              <w:pStyle w:val="Compact"/>
+              <w:jc w:val="center"/>
+            </w:pPr>
+            <w:r>
+              <w:t xml:space="preserve">Beban Limbah B3 per Provinsi</w:t>
+            </w:r>
+          </w:p>
+        </w:tc>
+        <w:tc>
+          <w:tcPr/>
+          <w:p>
+            <w:pPr>
+              <w:pStyle w:val="Compact"/>
+              <w:jc w:val="center"/>
+            </w:pPr>
+            <w:r>
+              <w:t xml:space="preserve">Komposisi Limbah B3 Berdasarkan Jenis</w:t>
+            </w:r>
+          </w:p>
+        </w:tc>
+      </w:tr>
       <w:tr>
         <w:tc>
           <w:tcPr/>
@@ -3347,20 +5436,71 @@
             <w:r>
               <w:drawing>
                 <wp:inline>
-                  <wp:extent cx="5334000" cy="3000375"/>
+                  <wp:extent cx="5334000" cy="2667000"/>
                   <wp:effectExtent b="0" l="0" r="0" t="0"/>
-                  <wp:docPr descr="Beban Diare vs IKA (Bar)" title="" id="59" name="Picture"/>
+                  <wp:docPr descr="Limbah B3 per Provinsi" title="" id="63" name="Picture"/>
                   <a:graphic>
                     <a:graphicData uri="http://schemas.openxmlformats.org/drawingml/2006/picture">
                       <pic:pic>
                         <pic:nvPicPr>
-                          <pic:cNvPr descr="visuals_bab3/chart_3_6a_bar_korelasi.png" id="60" name="Picture"/>
+                          <pic:cNvPr descr="visuals_bab3/chart_3_7a_b3_prov.png" id="64" name="Picture"/>
                           <pic:cNvPicPr>
                             <a:picLocks noChangeArrowheads="1" noChangeAspect="1"/>
                           </pic:cNvPicPr>
                         </pic:nvPicPr>
                         <pic:blipFill>
-                          <a:blip r:embed="rId58"/>
+                          <a:blip r:embed="rId62"/>
+                          <a:stretch>
+                            <a:fillRect/>
+                          </a:stretch>
+                        </pic:blipFill>
+                        <pic:spPr bwMode="auto">
+                          <a:xfrm>
+                            <a:off x="0" y="0"/>
+                            <a:ext cx="5334000" cy="2667000"/>
+                          </a:xfrm>
+                          <a:prstGeom prst="rect">
+                            <a:avLst/>
+                          </a:prstGeom>
+                          <a:noFill/>
+                          <a:ln w="9525">
+                            <a:noFill/>
+                            <a:headEnd/>
+                            <a:tailEnd/>
+                          </a:ln>
+                        </pic:spPr>
+                      </pic:pic>
+                    </a:graphicData>
+                  </a:graphic>
+                </wp:inline>
+              </w:drawing>
+            </w:r>
+          </w:p>
+        </w:tc>
+        <w:tc>
+          <w:tcPr/>
+          <w:p>
+            <w:pPr>
+              <w:pStyle w:val="Compact"/>
+              <w:jc w:val="center"/>
+            </w:pPr>
+            <w:r>
+              <w:drawing>
+                <wp:inline>
+                  <wp:extent cx="5334000" cy="3000375"/>
+                  <wp:effectExtent b="0" l="0" r="0" t="0"/>
+                  <wp:docPr descr="Komposisi Limbah B3" title="" id="66" name="Picture"/>
+                  <a:graphic>
+                    <a:graphicData uri="http://schemas.openxmlformats.org/drawingml/2006/picture">
+                      <pic:pic>
+                        <pic:nvPicPr>
+                          <pic:cNvPr descr="visuals_bab3/chart_3_7b_b3_type.png" id="67" name="Picture"/>
+                          <pic:cNvPicPr>
+                            <a:picLocks noChangeArrowheads="1" noChangeAspect="1"/>
+                          </pic:cNvPicPr>
+                        </pic:nvPicPr>
+                        <pic:blipFill>
+                          <a:blip r:embed="rId65"/>
                           <a:stretch>
                             <a:fillRect/>
                           </a:stretch>
@@ -3388,14 +5528,6 @@
             </w:r>
           </w:p>
         </w:tc>
-        <w:tc>
-          <w:tcPr/>
-          <w:p>
-            <w:pPr>
-              <w:pStyle w:val="Compact"/>
-            </w:pPr>
-          </w:p>
-        </w:tc>
       </w:tr>
     </w:tbl>
     <w:p>
@@ -3407,45 +5539,55 @@
           <w:b/>
           <w:bCs/>
         </w:rPr>
-        <w:t xml:space="preserve">Bukti Fisik (Laboratorium NGO):</w:t>
-      </w:r>
-      <w:r>
-        <w:t xml:space="preserve"> </w:t>
-      </w:r>
-      <w:r>
-        <w:t xml:space="preserve">Menghadapi absennya data</w:t>
-      </w:r>
-      <w:r>
-        <w:t xml:space="preserve"> </w:t>
-      </w:r>
-      <w:r>
-        <w:rPr>
-          <w:b/>
-          <w:bCs/>
-        </w:rPr>
-        <w:t xml:space="preserve">“Akses Air Minum Layak”</w:t>
-      </w:r>
-      <w:r>
-        <w:t xml:space="preserve"> </w:t>
-      </w:r>
-      <w:r>
-        <w:t xml:space="preserve">di tingkat Kabupaten dari BPS sejak 2019, kami menggunakan</w:t>
-      </w:r>
-      <w:r>
-        <w:t xml:space="preserve"> </w:t>
-      </w:r>
-      <w:r>
-        <w:rPr>
-          <w:b/>
-          <w:bCs/>
-        </w:rPr>
-        <w:t xml:space="preserve">Ground Truth Data</w:t>
-      </w:r>
-      <w:r>
-        <w:t xml:space="preserve"> </w:t>
-      </w:r>
-      <w:r>
-        <w:t xml:space="preserve">dari pengujian laboratorium independen (AEER &amp; WALHI) sebagai alternatif pengukur pencemaran air secara absolut.</w:t>
+        <w:t xml:space="preserve">Interpretasi Spasial:</w:t>
+      </w:r>
+      <w:r>
+        <w:t xml:space="preserve"> </w:t>
+      </w:r>
+      <w:r>
+        <w:t xml:space="preserve">Visualisasi di atas menunjukkan bahwa</w:t>
+      </w:r>
+      <w:r>
+        <w:t xml:space="preserve"> </w:t>
+      </w:r>
+      <w:r>
+        <w:rPr>
+          <w:b/>
+          <w:bCs/>
+        </w:rPr>
+        <w:t xml:space="preserve">Sulawesi Tengah dan Sulawesi Tenggara</w:t>
+      </w:r>
+      <w:r>
+        <w:t xml:space="preserve">—dua provinsi episentrum hilirisasi nikel—menanggung volume limbah B3 yang signifikan.</w:t>
+      </w:r>
+      <w:r>
+        <w:t xml:space="preserve"> </w:t>
+      </w:r>
+      <w:r>
+        <w:rPr>
+          <w:b/>
+          <w:bCs/>
+        </w:rPr>
+        <w:t xml:space="preserve">Sulawesi Tengah</w:t>
+      </w:r>
+      <w:r>
+        <w:t xml:space="preserve"> </w:t>
+      </w:r>
+      <w:r>
+        <w:t xml:space="preserve">menghasilkan</w:t>
+      </w:r>
+      <w:r>
+        <w:t xml:space="preserve"> </w:t>
+      </w:r>
+      <w:r>
+        <w:rPr>
+          <w:b/>
+          <w:bCs/>
+        </w:rPr>
+        <w:t xml:space="preserve">25.3 juta ton B3/tahun</w:t>
+      </w:r>
+      <w:r>
+        <w:t xml:space="preserve">, terutama dari kawasan industri Morowali.</w:t>
       </w:r>
     </w:p>
     <w:p>
@@ -3453,7 +5595,30 @@
         <w:pStyle w:val="BodyText"/>
       </w:pPr>
       <w:r>
-        <w:t xml:space="preserve">Berdasarkan hasil uji klinis independen di lingkar kawasan tambang, teridentifikasi bahwa sebagian besar titik sampel melampaui batas aman toksisitas biota laut (0.005 mg/L). Konsentrasi terparah ditemukan dengan kadar Kromium Heksavalen yang jauh lebih tinggi dari ambang batas aman.</w:t>
+        <w:t xml:space="preserve">Ini mencerminkan</w:t>
+      </w:r>
+      <w:r>
+        <w:t xml:space="preserve"> </w:t>
+      </w:r>
+      <w:r>
+        <w:rPr>
+          <w:b/>
+          <w:bCs/>
+        </w:rPr>
+        <w:t xml:space="preserve">ketimpangan ekologis</w:t>
+      </w:r>
+      <w:r>
+        <w:t xml:space="preserve">: wilayah penyangga menanggung beban limbah industri yang signifikan dibandingkan manfaat ekonomi langsung yang diterima. Warga lokal beriringan dengan lokasi timbunan slag—</w:t>
+      </w:r>
+      <w:r>
+        <w:rPr>
+          <w:b/>
+          <w:bCs/>
+        </w:rPr>
+        <w:t xml:space="preserve">sehingga membutuhkan pengawasan proteksi kesehatan dan transparansi pengolahan</w:t>
+      </w:r>
+      <w:r>
+        <w:t xml:space="preserve">.</w:t>
       </w:r>
     </w:p>
     <w:p>
@@ -3461,23 +5626,56 @@
         <w:pStyle w:val="BodyText"/>
       </w:pPr>
       <w:r>
-        <w:t xml:space="preserve">⚠️</w:t>
-      </w:r>
-      <w:r>
-        <w:t xml:space="preserve"> </w:t>
-      </w:r>
-      <w:r>
-        <w:rPr>
-          <w:b/>
-          <w:bCs/>
-        </w:rPr>
-        <w:t xml:space="preserve">Peringatan Klinis:</w:t>
-      </w:r>
-      <w:r>
-        <w:t xml:space="preserve"> </w:t>
-      </w:r>
-      <w:r>
-        <w:t xml:space="preserve">Kromium Heksavalen (Cr6+) adalah logam berat karsinogenik beracun. Paparan berulang pada air yang dikonsumsi atau digunakan mencuci memicu iritasi kulit kronis, kerusakan pernapasan, pencernaan, dan potensi kanker parah di komunitas lingkar tambang. Bukti konkret di level tapak ini mengonfirmasi asimetri dampak ekologis industri ekstraktif yang gagal ditangkap oleh agregasi data makro.</w:t>
+        <w:rPr>
+          <w:b/>
+          <w:bCs/>
+        </w:rPr>
+        <w:t xml:space="preserve">Interpretasi Komposisi Limbah:</w:t>
+      </w:r>
+      <w:r>
+        <w:t xml:space="preserve"> </w:t>
+      </w:r>
+      <w:r>
+        <w:rPr>
+          <w:b/>
+          <w:bCs/>
+        </w:rPr>
+        <w:t xml:space="preserve">Slag dan Tailing</w:t>
+      </w:r>
+      <w:r>
+        <w:t xml:space="preserve"> </w:t>
+      </w:r>
+      <w:r>
+        <w:t xml:space="preserve">mendominasi timbulan limbah B3 dengan total</w:t>
+      </w:r>
+      <w:r>
+        <w:t xml:space="preserve"> </w:t>
+      </w:r>
+      <w:r>
+        <w:rPr>
+          <w:b/>
+          <w:bCs/>
+        </w:rPr>
+        <w:t xml:space="preserve">44.0 juta ton/tahun</w:t>
+      </w:r>
+      <w:r>
+        <w:t xml:space="preserve">. Material ini mengandung konsentrasi tinggi logam berat seperti</w:t>
+      </w:r>
+      <w:r>
+        <w:t xml:space="preserve"> </w:t>
+      </w:r>
+      <w:r>
+        <w:rPr>
+          <w:b/>
+          <w:bCs/>
+        </w:rPr>
+        <w:t xml:space="preserve">Chromium (Cr), Nikel (Ni), Kadmium (Cd), dan Arsenik (As)</w:t>
+      </w:r>
+      <w:r>
+        <w:t xml:space="preserve"> </w:t>
+      </w:r>
+      <w:r>
+        <w:t xml:space="preserve">yang bersifat karsinogenik (memicu kanker) dan neurotoksik (merusak sistem saraf).</w:t>
       </w:r>
     </w:p>
     <w:p>
@@ -3485,538 +5683,55 @@
         <w:pStyle w:val="BodyText"/>
       </w:pPr>
       <w:r>
-        <w:rPr>
-          <w:b/>
-          <w:bCs/>
-        </w:rPr>
-        <w:t xml:space="preserve">Pemetaan Makro (Scatter Plot):</w:t>
-      </w:r>
-      <w:r>
-        <w:t xml:space="preserve"> </w:t>
-      </w:r>
-      <w:r>
-        <w:t xml:space="preserve">Titik yang tersebar acak mengindikasikan bahwa data makro secara statistik tidak menunjukkan korelasi kausalitas yang kuat pada level agregat provinsi (R²=0.043, P=0.157). Oleh karena itu, kesimpulan pencemaran air lebih valid ditarik dari hasil uji klinis mikroskopis di tapak (Bukti Lab NGO).</w:t>
-      </w:r>
-    </w:p>
-    <w:p>
-      <w:pPr>
-        <w:pStyle w:val="SourceCode"/>
-      </w:pPr>
-      <w:r>
-        <w:rPr>
-          <w:rStyle w:val="VerbatimChar"/>
-        </w:rPr>
-        <w:t xml:space="preserve">    Hasil regresi linear (OLS) menunjukkan bahwa hubungan antara IKA dan Diare **TIDAK SIGNIFIKAN** secara statistik pada tingkat kepercayaan 95% (**R² = 0.043, P = 0.1565 &gt; 0.05**).</w:t>
-      </w:r>
-      <w:r>
-        <w:br/>
-      </w:r>
-      <w:r>
-        <w:br/>
-      </w:r>
-      <w:r>
-        <w:rPr>
-          <w:rStyle w:val="VerbatimChar"/>
-        </w:rPr>
-        <w:t xml:space="preserve">    Oleh karena itu, kita **tidak dapat menyimpulkan secara absolut** bahwa setiap penurunan 1 poin IKA otomatis meningkatkan jumlah kasus Diare secara proporsional. Namun secara kualitatif (visual), Provinsi Sentra Industri (titik merah) memang cenderung berkumpul di area IKA yang sangat rendah, memperlihatkan kerentanan ekologis yang patut diwaspadai.</w:t>
-      </w:r>
-      <w:r>
-        <w:br/>
-      </w:r>
-      <w:r>
-        <w:br/>
-      </w:r>
-      <w:r>
-        <w:rPr>
-          <w:rStyle w:val="VerbatimChar"/>
-        </w:rPr>
-        <w:t xml:space="preserve">    **Bubble size merepresentasikan tahun:** titik besar = tahun terkini (2024). Meskipun relasi linearnya lemah, sebaran titik ini menunjukkan perlunya kehati-hatian dalam mengelola limbah yang mencemari air permukaan.</w:t>
-      </w:r>
-      <w:r>
-        <w:br/>
-      </w:r>
-      <w:r>
-        <w:rPr>
-          <w:rStyle w:val="VerbatimChar"/>
-        </w:rPr>
-        <w:t xml:space="preserve">    </w:t>
-      </w:r>
-    </w:p>
-    <w:p>
-      <w:pPr>
-        <w:pStyle w:val="FirstParagraph"/>
-      </w:pPr>
-      <w:r>
-        <w:rPr>
-          <w:b/>
-          <w:bCs/>
-        </w:rPr>
-        <w:t xml:space="preserve">Opsi Publik (Grafik Batang):</w:t>
-      </w:r>
-      <w:r>
-        <w:t xml:space="preserve"> </w:t>
-      </w:r>
-      <w:r>
-        <w:t xml:space="preserve">Interpretasi Visual: Provinsi di sebelah kiri yang memiliki warna coklat pekat (skor IKA terburuk) secara konsisten diiringi dengan batang kasus diare yang relatif lebih tinggi.</w:t>
-      </w:r>
-    </w:p>
-    <w:bookmarkEnd w:id="61"/>
-    <w:bookmarkStart w:id="62" w:name="Xc61cf79a8690fc3b0d8f36148d8d21a92fa07ca"/>
-    <w:p>
-      <w:pPr>
-        <w:pStyle w:val="Heading4"/>
-      </w:pPr>
-      <w:r>
-        <w:t xml:space="preserve">Uji Statistik: Asosiasi IKA Rendah dengan Tingginya Kasus Diare</w:t>
-      </w:r>
-    </w:p>
-    <w:p>
-      <w:pPr>
-        <w:pStyle w:val="FirstParagraph"/>
-      </w:pPr>
-      <w:r>
-        <w:t xml:space="preserve">Untuk membuktikan hubungan kausal secara statistik, crosstab Chi-Square di bawah menggunakan unit observasi Provinsi-Tahun.</w:t>
-      </w:r>
-    </w:p>
-    <w:bookmarkEnd w:id="62"/>
-    <w:bookmarkEnd w:id="63"/>
-    <w:bookmarkStart w:id="64" w:name="X20a99c75264904f1487447c01777a967befe2cc"/>
-    <w:p>
-      <w:pPr>
-        <w:pStyle w:val="Heading3"/>
-      </w:pPr>
-      <w:r>
-        <w:t xml:space="preserve">Ringkasan Eksekutif Seluruh Skenario Crosstab (IKA vs Diare)</w:t>
-      </w:r>
-    </w:p>
-    <w:tbl>
-      <w:tblPr>
-        <w:tblStyle w:val="Table"/>
-        <w:tblW w:type="pct" w:w="5000"/>
-        <w:tblLayout w:type="fixed"/>
-        <w:tblLook w:firstRow="1" w:lastRow="0" w:firstColumn="0" w:lastColumn="0" w:noHBand="0" w:noVBand="0" w:val="0020"/>
-      </w:tblPr>
-      <w:tblGrid>
-        <w:gridCol w:w="1320"/>
-        <w:gridCol w:w="1320"/>
-        <w:gridCol w:w="1320"/>
-        <w:gridCol w:w="1320"/>
-        <w:gridCol w:w="1320"/>
-        <w:gridCol w:w="1320"/>
-      </w:tblGrid>
-      <w:tr>
-        <w:trPr>
-          <w:tblHeader w:val="on"/>
-        </w:trPr>
-        <w:tc>
-          <w:tcPr/>
-          <w:p>
-            <w:pPr>
-              <w:pStyle w:val="Compact"/>
-              <w:jc w:val="left"/>
-            </w:pPr>
-            <w:r>
-              <w:t xml:space="preserve">Variabel Independen (X)</w:t>
-            </w:r>
-          </w:p>
-        </w:tc>
-        <w:tc>
-          <w:tcPr/>
-          <w:p>
-            <w:pPr>
-              <w:pStyle w:val="Compact"/>
-              <w:jc w:val="left"/>
-            </w:pPr>
-            <w:r>
-              <w:t xml:space="preserve">Variabel Dependen (Y)</w:t>
-            </w:r>
-          </w:p>
-        </w:tc>
-        <w:tc>
-          <w:tcPr/>
-          <w:p>
-            <w:pPr>
-              <w:pStyle w:val="Compact"/>
-              <w:jc w:val="left"/>
-            </w:pPr>
-            <w:r>
-              <w:t xml:space="preserve">Chi-Square</w:t>
-            </w:r>
-          </w:p>
-        </w:tc>
-        <w:tc>
-          <w:tcPr/>
-          <w:p>
-            <w:pPr>
-              <w:pStyle w:val="Compact"/>
-              <w:jc w:val="left"/>
-            </w:pPr>
-            <w:r>
-              <w:t xml:space="preserve">P-Value</w:t>
-            </w:r>
-          </w:p>
-        </w:tc>
-        <w:tc>
-          <w:tcPr/>
-          <w:p>
-            <w:pPr>
-              <w:pStyle w:val="Compact"/>
-              <w:jc w:val="left"/>
-            </w:pPr>
-            <w:r>
-              <w:t xml:space="preserve">Odds Ratio</w:t>
-            </w:r>
-          </w:p>
-        </w:tc>
-        <w:tc>
-          <w:tcPr/>
-          <w:p>
-            <w:pPr>
-              <w:pStyle w:val="Compact"/>
-              <w:jc w:val="left"/>
-            </w:pPr>
-            <w:r>
-              <w:t xml:space="preserve">Kesimpulan</w:t>
-            </w:r>
-          </w:p>
-        </w:tc>
-      </w:tr>
-      <w:tr>
-        <w:tc>
-          <w:tcPr/>
-          <w:p>
-            <w:pPr>
-              <w:pStyle w:val="Compact"/>
-              <w:jc w:val="left"/>
-            </w:pPr>
-            <w:r>
-              <w:t xml:space="preserve">IKA Wilayah Sentra Tambang</w:t>
-            </w:r>
-          </w:p>
-        </w:tc>
-        <w:tc>
-          <w:tcPr/>
-          <w:p>
-            <w:pPr>
-              <w:pStyle w:val="Compact"/>
-              <w:jc w:val="left"/>
-            </w:pPr>
-            <w:r>
-              <w:t xml:space="preserve">Total Kasus Diare</w:t>
-            </w:r>
-          </w:p>
-        </w:tc>
-        <w:tc>
-          <w:tcPr/>
-          <w:p>
-            <w:pPr>
-              <w:pStyle w:val="Compact"/>
-              <w:jc w:val="left"/>
-            </w:pPr>
-            <w:r>
-              <w:t xml:space="preserve">0.250</w:t>
-            </w:r>
-          </w:p>
-        </w:tc>
-        <w:tc>
-          <w:tcPr/>
-          <w:p>
-            <w:pPr>
-              <w:pStyle w:val="Compact"/>
-              <w:jc w:val="left"/>
-            </w:pPr>
-            <w:r>
-              <w:t xml:space="preserve">0.617</w:t>
-            </w:r>
-          </w:p>
-        </w:tc>
-        <w:tc>
-          <w:tcPr/>
-          <w:p>
-            <w:pPr>
-              <w:pStyle w:val="Compact"/>
-              <w:jc w:val="left"/>
-            </w:pPr>
-            <w:r>
-              <w:t xml:space="preserve">0.36</w:t>
-            </w:r>
-          </w:p>
-        </w:tc>
-        <w:tc>
-          <w:tcPr/>
-          <w:p>
-            <w:pPr>
-              <w:pStyle w:val="Compact"/>
-              <w:jc w:val="left"/>
-            </w:pPr>
-            <w:r>
-              <w:t xml:space="preserve">🔴 TIDAK SIGNIFIKAN</w:t>
-            </w:r>
-          </w:p>
-        </w:tc>
-      </w:tr>
-      <w:tr>
-        <w:tc>
-          <w:tcPr/>
-          <w:p>
-            <w:pPr>
-              <w:pStyle w:val="Compact"/>
-              <w:jc w:val="left"/>
-            </w:pPr>
-            <w:r>
-              <w:t xml:space="preserve">IKA Wilayah Non-Sentra</w:t>
-            </w:r>
-          </w:p>
-        </w:tc>
-        <w:tc>
-          <w:tcPr/>
-          <w:p>
-            <w:pPr>
-              <w:pStyle w:val="Compact"/>
-              <w:jc w:val="left"/>
-            </w:pPr>
-            <w:r>
-              <w:t xml:space="preserve">Total Kasus Diare</w:t>
-            </w:r>
-          </w:p>
-        </w:tc>
-        <w:tc>
-          <w:tcPr/>
-          <w:p>
-            <w:pPr>
-              <w:pStyle w:val="Compact"/>
-              <w:jc w:val="left"/>
-            </w:pPr>
-            <w:r>
-              <w:t xml:space="preserve">0.000</w:t>
-            </w:r>
-          </w:p>
-        </w:tc>
-        <w:tc>
-          <w:tcPr/>
-          <w:p>
-            <w:pPr>
-              <w:pStyle w:val="Compact"/>
-              <w:jc w:val="left"/>
-            </w:pPr>
-            <w:r>
-              <w:t xml:space="preserve">1.000</w:t>
-            </w:r>
-          </w:p>
-        </w:tc>
-        <w:tc>
-          <w:tcPr/>
-          <w:p>
-            <w:pPr>
-              <w:pStyle w:val="Compact"/>
-              <w:jc w:val="left"/>
-            </w:pPr>
-            <w:r>
-              <w:t xml:space="preserve">1.00</w:t>
-            </w:r>
-          </w:p>
-        </w:tc>
-        <w:tc>
-          <w:tcPr/>
-          <w:p>
-            <w:pPr>
-              <w:pStyle w:val="Compact"/>
-              <w:jc w:val="left"/>
-            </w:pPr>
-            <w:r>
-              <w:t xml:space="preserve">🔴 TIDAK SIGNIFIKAN</w:t>
-            </w:r>
-          </w:p>
-        </w:tc>
-      </w:tr>
-    </w:tbl>
+        <w:t xml:space="preserve">Klaim industri bahwa slag</w:t>
+      </w:r>
+      <w:r>
+        <w:t xml:space="preserve"> </w:t>
+      </w:r>
+      <w:r>
+        <w:t xml:space="preserve">“aman dimanfaatkan untuk batako”</w:t>
+      </w:r>
+      <w:r>
+        <w:t xml:space="preserve"> </w:t>
+      </w:r>
+      <w:r>
+        <w:t xml:space="preserve">adalah</w:t>
+      </w:r>
+      <w:r>
+        <w:t xml:space="preserve"> </w:t>
+      </w:r>
+      <w:r>
+        <w:rPr>
+          <w:b/>
+          <w:bCs/>
+        </w:rPr>
+        <w:t xml:space="preserve">klaim yang perlu dikaji lebih kritis</w:t>
+      </w:r>
+      <w:r>
+        <w:t xml:space="preserve">. Penelitian mengindikasikan bahwa paparan jangka panjang terhadap debu slag berpotensi memicu</w:t>
+      </w:r>
+      <w:r>
+        <w:t xml:space="preserve"> </w:t>
+      </w:r>
+      <w:r>
+        <w:rPr>
+          <w:b/>
+          <w:bCs/>
+        </w:rPr>
+        <w:t xml:space="preserve">dermatitis dan gangguan pernapasan</w:t>
+      </w:r>
+      <w:r>
+        <w:t xml:space="preserve"> </w:t>
+      </w:r>
+      <w:r>
+        <w:t xml:space="preserve">pada komunitas sekitar.</w:t>
+      </w:r>
+    </w:p>
     <w:p>
       <w:pPr>
         <w:pStyle w:val="BodyText"/>
       </w:pPr>
       <w:r>
-        <w:t xml:space="preserve">Hasil pengujian menunjukkan bahwa korelasi antara IKA dan Kasus Diare TIDAK SIGNIFIKAN secara statistik (P ≥ 0.10). Ini membuktikan bahwa pencemaran air telah terjadi secara brutal dan merata di seluruh provinsi.</w:t>
-      </w:r>
-    </w:p>
-    <w:p>
-      <w:r>
-        <w:pict>
-          <v:rect style="width:0;height:1.5pt" o:hralign="center" o:hrstd="t" o:hr="t"/>
-        </w:pict>
-      </w:r>
-    </w:p>
-    <w:bookmarkEnd w:id="64"/>
-    <w:bookmarkStart w:id="75" w:name="X46a73f42f36b00071ee94c3b67101bdee5554e2"/>
-    <w:p>
-      <w:pPr>
-        <w:pStyle w:val="Heading3"/>
-      </w:pPr>
-      <w:r>
-        <w:t xml:space="preserve">3.7 Beban Limbah Beracun (B3): Eksternalitas Kesehatan yang Diabaikan</w:t>
-      </w:r>
-    </w:p>
-    <w:p>
-      <w:pPr>
-        <w:pStyle w:val="BlockText"/>
-      </w:pPr>
-      <w:r>
-        <w:rPr>
-          <w:b/>
-          <w:bCs/>
-        </w:rPr>
-        <w:t xml:space="preserve">Metode Analisis:</w:t>
-      </w:r>
-      <w:r>
-        <w:t xml:space="preserve"> </w:t>
-      </w:r>
-      <w:r>
-        <w:t xml:space="preserve">Sub-bab ini menggunakan agregasi statistik deskriptif dan komparasi grafik batang (</w:t>
-      </w:r>
-      <w:r>
-        <w:rPr>
-          <w:i/>
-          <w:iCs/>
-        </w:rPr>
-        <w:t xml:space="preserve">Bar Chart</w:t>
-      </w:r>
-      <w:r>
-        <w:t xml:space="preserve">) untuk merunut skala penumpukan limbah B3.</w:t>
-      </w:r>
-      <w:r>
-        <w:t xml:space="preserve"> </w:t>
-      </w:r>
-      <w:r>
-        <w:t xml:space="preserve">1. Agregasi Limpasan Limbah Industri:</w:t>
-      </w:r>
-      <w:r>
-        <w:t xml:space="preserve"> </w:t>
-      </w:r>
-      <w:r>
-        <w:t xml:space="preserve">- Statistik Deskriptif: Melakukan pemeringkatan dan profiling komposisi buangan B3 absolut dari setiap fasilitas peleburan logam berat yang beroperasi.</w:t>
-      </w:r>
-      <w:r>
-        <w:t xml:space="preserve"> </w:t>
-      </w:r>
-      <w:r>
-        <w:t xml:space="preserve">- Audit Defisit Pengelolaan: Mengkomparasikan kapasitas pengolahan yang dilaporkan dengan estimasi empiris total emisi limbah.</w:t>
-      </w:r>
-      <w:r>
-        <w:t xml:space="preserve"> </w:t>
-      </w:r>
-      <w:r>
-        <w:t xml:space="preserve">- Pemetaan Toksisitas: Mengidentifikasi sumber dan skala ancaman racun lingkungan berdasarkan jenis tailing dan material B3 yang dominan.</w:t>
-      </w:r>
-      <w:r>
-        <w:t xml:space="preserve"> </w:t>
-      </w:r>
-      <w:r>
-        <w:t xml:space="preserve">2. Kalkulasi/Formula Pengolahan: Penjumlahan agregat produksi limbah kotor dari level pabrik hingga ke level regional.</w:t>
-      </w:r>
-      <w:r>
-        <w:t xml:space="preserve"> </w:t>
-      </w:r>
-      <w:r>
-        <w:t xml:space="preserve">3. Variabel &amp; Fitur Data: Timbulan (Ton/Tahun) (Dependen), Kawasan &amp; Jenis Limbah (Independen).</w:t>
-      </w:r>
-      <w:r>
-        <w:t xml:space="preserve"> </w:t>
-      </w:r>
-      <w:r>
-        <w:t xml:space="preserve">4. Dataset &amp; File: Data Audit LSM &amp; KLHK:</w:t>
-      </w:r>
-      <w:r>
-        <w:t xml:space="preserve"> </w:t>
-      </w:r>
-      <w:r>
-        <w:rPr>
-          <w:rStyle w:val="VerbatimChar"/>
-        </w:rPr>
-        <w:t xml:space="preserve">data/processed/sulawesi_limbah_b3.csv</w:t>
-      </w:r>
-    </w:p>
-    <w:p>
-      <w:pPr>
-        <w:pStyle w:val="FirstParagraph"/>
-      </w:pPr>
-      <w:r>
-        <w:t xml:space="preserve">Jika sub-bab sebelumnya telah membedah dampak pencemaran udara (IKU → ISPA) dan air (IKA → Diare), maka sub-bab ini mengungkap</w:t>
-      </w:r>
-      <w:r>
-        <w:t xml:space="preserve"> </w:t>
-      </w:r>
-      <w:r>
-        <w:rPr>
-          <w:b/>
-          <w:bCs/>
-        </w:rPr>
-        <w:t xml:space="preserve">sumber polusi yang signifikan namun memerlukan perhatian khusus</w:t>
-      </w:r>
-      <w:r>
-        <w:t xml:space="preserve">: timbulan</w:t>
-      </w:r>
-      <w:r>
-        <w:t xml:space="preserve"> </w:t>
-      </w:r>
-      <w:r>
-        <w:rPr>
-          <w:b/>
-          <w:bCs/>
-        </w:rPr>
-        <w:t xml:space="preserve">Limbah Bahan Berbahaya dan Beracun (B3)</w:t>
-      </w:r>
-      <w:r>
-        <w:t xml:space="preserve"> </w:t>
-      </w:r>
-      <w:r>
-        <w:t xml:space="preserve">dari operasi smelter dan tambang nikel.</w:t>
-      </w:r>
-    </w:p>
-    <w:p>
-      <w:pPr>
-        <w:pStyle w:val="BodyText"/>
-      </w:pPr>
-      <w:r>
-        <w:rPr>
-          <w:b/>
-          <w:bCs/>
-        </w:rPr>
-        <w:t xml:space="preserve">Limbah B3</w:t>
-      </w:r>
-      <w:r>
-        <w:t xml:space="preserve"> </w:t>
-      </w:r>
-      <w:r>
-        <w:t xml:space="preserve">adalah residu hasil proses ekstraktif yang mengandung logam berat, senyawa kimia berbahaya, dan material berpotensi karsinogenik. Jenis limbah ini meliputi:</w:t>
-      </w:r>
-      <w:r>
-        <w:t xml:space="preserve"> </w:t>
-      </w:r>
-      <w:r>
-        <w:t xml:space="preserve">-</w:t>
-      </w:r>
-      <w:r>
-        <w:t xml:space="preserve"> </w:t>
-      </w:r>
-      <w:r>
-        <w:rPr>
-          <w:b/>
-          <w:bCs/>
-        </w:rPr>
-        <w:t xml:space="preserve">Slag &amp; Tailing</w:t>
-      </w:r>
-      <w:r>
-        <w:t xml:space="preserve">: Material sisa pengolahan bijih nikel yang mengandung logam berat seperti Chromium, Nikel, dan Kadmium</w:t>
-      </w:r>
-      <w:r>
-        <w:t xml:space="preserve"> </w:t>
-      </w:r>
-      <w:r>
-        <w:t xml:space="preserve">-</w:t>
-      </w:r>
-      <w:r>
-        <w:t xml:space="preserve"> </w:t>
-      </w:r>
-      <w:r>
         <w:rPr>
           <w:b/>
           <w:bCs/>
@@ -4024,528 +5739,6 @@
         <w:t xml:space="preserve">Tailing HPAL</w:t>
       </w:r>
       <w:r>
-        <w:t xml:space="preserve">: Limbah padat hasil proses High-Pressure Acid Leaching (HPAL) yang bersifat asam dan mengandung sulfat tinggi</w:t>
-      </w:r>
-      <w:r>
-        <w:t xml:space="preserve"> </w:t>
-      </w:r>
-      <w:r>
-        <w:t xml:space="preserve">-</w:t>
-      </w:r>
-      <w:r>
-        <w:t xml:space="preserve"> </w:t>
-      </w:r>
-      <w:r>
-        <w:rPr>
-          <w:b/>
-          <w:bCs/>
-        </w:rPr>
-        <w:t xml:space="preserve">Air Limbah Tambang</w:t>
-      </w:r>
-      <w:r>
-        <w:t xml:space="preserve">: Buangan cair yang tercemar logam berat dan asam sulfat</w:t>
-      </w:r>
-      <w:r>
-        <w:t xml:space="preserve"> </w:t>
-      </w:r>
-      <w:r>
-        <w:t xml:space="preserve">-</w:t>
-      </w:r>
-      <w:r>
-        <w:t xml:space="preserve"> </w:t>
-      </w:r>
-      <w:r>
-        <w:rPr>
-          <w:b/>
-          <w:bCs/>
-        </w:rPr>
-        <w:t xml:space="preserve">Residu &amp; DSTP</w:t>
-      </w:r>
-      <w:r>
-        <w:t xml:space="preserve">: Material beracun yang dikaji dalam opsi pembuangan laut dalam (Deep Sea Tailing Placement)</w:t>
-      </w:r>
-    </w:p>
-    <w:p>
-      <w:pPr>
-        <w:pStyle w:val="BodyText"/>
-      </w:pPr>
-      <w:r>
-        <w:t xml:space="preserve">Klaim bahwa slag dapat</w:t>
-      </w:r>
-      <w:r>
-        <w:t xml:space="preserve"> </w:t>
-      </w:r>
-      <w:r>
-        <w:t xml:space="preserve">“dimanfaatkan untuk batako dan penahan abrasi”</w:t>
-      </w:r>
-      <w:r>
-        <w:t xml:space="preserve"> </w:t>
-      </w:r>
-      <w:r>
-        <w:t xml:space="preserve">memerlukan kajian kritis, mengingat akumulasi material ini memerlukan pengelolaan dan pemantauan risiko kesehatan yang transparan.</w:t>
-      </w:r>
-    </w:p>
-    <w:p>
-      <w:pPr>
-        <w:pStyle w:val="BodyText"/>
-      </w:pPr>
-      <w:r>
-        <w:t xml:space="preserve">Data kompilasi dari laporan AEER, WALHI, JATAM, dan kajian akademis membuktikan bahwa</w:t>
-      </w:r>
-      <w:r>
-        <w:t xml:space="preserve"> </w:t>
-      </w:r>
-      <w:r>
-        <w:rPr>
-          <w:b/>
-          <w:bCs/>
-        </w:rPr>
-        <w:t xml:space="preserve">operasi smelter di Sulawesi menghasilkan puluhan juta ton limbah B3 per tahun</w:t>
-      </w:r>
-      <w:r>
-        <w:t xml:space="preserve">—dengan dampak kesehatan jangka panjang yang perlu dimonitor secara berkelanjutan.</w:t>
-      </w:r>
-    </w:p>
-    <w:p>
-      <w:pPr>
-        <w:pStyle w:val="BodyText"/>
-      </w:pPr>
-      <w:r>
-        <w:rPr>
-          <w:b/>
-          <w:bCs/>
-        </w:rPr>
-        <w:t xml:space="preserve">Skala Ancaman Limbah Beracun:</w:t>
-      </w:r>
-      <w:r>
-        <w:t xml:space="preserve"> </w:t>
-      </w:r>
-      <w:r>
-        <w:t xml:space="preserve">Data komprehensif dari berbagai sumber (AEER, WALHI, JATAM, BPLH) membuktikan bahwa industri nikel di Sulawesi menghasilkan</w:t>
-      </w:r>
-      <w:r>
-        <w:t xml:space="preserve"> </w:t>
-      </w:r>
-      <w:r>
-        <w:rPr>
-          <w:b/>
-          <w:bCs/>
-        </w:rPr>
-        <w:t xml:space="preserve">lebih dari 32.8 juta ton limbah B3 per tahun</w:t>
-      </w:r>
-      <w:r>
-        <w:t xml:space="preserve">. Angka ini setara dengan menimbun</w:t>
-      </w:r>
-      <w:r>
-        <w:t xml:space="preserve"> </w:t>
-      </w:r>
-      <w:r>
-        <w:rPr>
-          <w:b/>
-          <w:bCs/>
-        </w:rPr>
-        <w:t xml:space="preserve">32,800 gedung bertingkat</w:t>
-      </w:r>
-      <w:r>
-        <w:t xml:space="preserve"> </w:t>
-      </w:r>
-      <w:r>
-        <w:t xml:space="preserve">dengan material beracun setiap tahunnya. Provinsi</w:t>
-      </w:r>
-      <w:r>
-        <w:t xml:space="preserve"> </w:t>
-      </w:r>
-      <w:r>
-        <w:rPr>
-          <w:b/>
-          <w:bCs/>
-        </w:rPr>
-        <w:t xml:space="preserve">Sulawesi Tengah</w:t>
-      </w:r>
-      <w:r>
-        <w:t xml:space="preserve"> </w:t>
-      </w:r>
-      <w:r>
-        <w:t xml:space="preserve">menanggung beban terbesar dengan</w:t>
-      </w:r>
-      <w:r>
-        <w:t xml:space="preserve"> </w:t>
-      </w:r>
-      <w:r>
-        <w:rPr>
-          <w:b/>
-          <w:bCs/>
-        </w:rPr>
-        <w:t xml:space="preserve">25.3 juta ton</w:t>
-      </w:r>
-      <w:r>
-        <w:t xml:space="preserve"> </w:t>
-      </w:r>
-      <w:r>
-        <w:t xml:space="preserve">limbah B3 per tahun, didominasi oleh operasi IMIP (Indonesia Morowali Industrial Park) yang menghasilkan slag dan tailing HPAL tanpa izin formal yang memadai. Catatan Kritis: Angka resmi ini kemungkinan besar</w:t>
-      </w:r>
-      <w:r>
-        <w:t xml:space="preserve"> </w:t>
-      </w:r>
-      <w:r>
-        <w:rPr>
-          <w:i/>
-          <w:iCs/>
-        </w:rPr>
-        <w:t xml:space="preserve">underestimate</w:t>
-      </w:r>
-      <w:r>
-        <w:t xml:space="preserve"> </w:t>
-      </w:r>
-      <w:r>
-        <w:t xml:space="preserve">(meremehkan) karena banyak fasilitas yang tidak melaporkan timbulan limbah secara transparan. Estimasi independen menyebutkan angka sebenarnya bisa 2-3 kali lipat lebih tinggi.</w:t>
-      </w:r>
-    </w:p>
-    <w:bookmarkStart w:id="71" w:name="Xc7e9a7328180b9206e6af7ff59695173c5b5972"/>
-    <w:p>
-      <w:pPr>
-        <w:pStyle w:val="Heading4"/>
-      </w:pPr>
-      <w:r>
-        <w:t xml:space="preserve">Distribusi Limbah B3 per Provinsi &amp; Komposisi</w:t>
-      </w:r>
-    </w:p>
-    <w:tbl>
-      <w:tblPr>
-        <w:tblStyle w:val="Table"/>
-        <w:tblW w:type="pct" w:w="5000"/>
-        <w:tblLayout w:type="fixed"/>
-        <w:tblLook w:firstRow="1" w:lastRow="0" w:firstColumn="0" w:lastColumn="0" w:noHBand="0" w:noVBand="0" w:val="0020"/>
-      </w:tblPr>
-      <w:tblGrid>
-        <w:gridCol w:w="3960"/>
-        <w:gridCol w:w="3960"/>
-      </w:tblGrid>
-      <w:tr>
-        <w:trPr>
-          <w:tblHeader w:val="on"/>
-        </w:trPr>
-        <w:tc>
-          <w:tcPr/>
-          <w:p>
-            <w:pPr>
-              <w:pStyle w:val="Compact"/>
-              <w:jc w:val="center"/>
-            </w:pPr>
-            <w:r>
-              <w:t xml:space="preserve">Beban Limbah B3 per Provinsi</w:t>
-            </w:r>
-          </w:p>
-        </w:tc>
-        <w:tc>
-          <w:tcPr/>
-          <w:p>
-            <w:pPr>
-              <w:pStyle w:val="Compact"/>
-              <w:jc w:val="center"/>
-            </w:pPr>
-            <w:r>
-              <w:t xml:space="preserve">Komposisi Limbah B3 Berdasarkan Jenis</w:t>
-            </w:r>
-          </w:p>
-        </w:tc>
-      </w:tr>
-      <w:tr>
-        <w:tc>
-          <w:tcPr/>
-          <w:p>
-            <w:pPr>
-              <w:pStyle w:val="Compact"/>
-              <w:jc w:val="center"/>
-            </w:pPr>
-            <w:r>
-              <w:drawing>
-                <wp:inline>
-                  <wp:extent cx="5334000" cy="2667000"/>
-                  <wp:effectExtent b="0" l="0" r="0" t="0"/>
-                  <wp:docPr descr="Limbah B3 per Provinsi" title="" id="66" name="Picture"/>
-                  <a:graphic>
-                    <a:graphicData uri="http://schemas.openxmlformats.org/drawingml/2006/picture">
-                      <pic:pic>
-                        <pic:nvPicPr>
-                          <pic:cNvPr descr="visuals_bab3/chart_3_7a_b3_prov.png" id="67" name="Picture"/>
-                          <pic:cNvPicPr>
-                            <a:picLocks noChangeArrowheads="1" noChangeAspect="1"/>
-                          </pic:cNvPicPr>
-                        </pic:nvPicPr>
-                        <pic:blipFill>
-                          <a:blip r:embed="rId65"/>
-                          <a:stretch>
-                            <a:fillRect/>
-                          </a:stretch>
-                        </pic:blipFill>
-                        <pic:spPr bwMode="auto">
-                          <a:xfrm>
-                            <a:off x="0" y="0"/>
-                            <a:ext cx="5334000" cy="2667000"/>
-                          </a:xfrm>
-                          <a:prstGeom prst="rect">
-                            <a:avLst/>
-                          </a:prstGeom>
-                          <a:noFill/>
-                          <a:ln w="9525">
-                            <a:noFill/>
-                            <a:headEnd/>
-                            <a:tailEnd/>
-                          </a:ln>
-                        </pic:spPr>
-                      </pic:pic>
-                    </a:graphicData>
-                  </a:graphic>
-                </wp:inline>
-              </w:drawing>
-            </w:r>
-          </w:p>
-        </w:tc>
-        <w:tc>
-          <w:tcPr/>
-          <w:p>
-            <w:pPr>
-              <w:pStyle w:val="Compact"/>
-              <w:jc w:val="center"/>
-            </w:pPr>
-            <w:r>
-              <w:drawing>
-                <wp:inline>
-                  <wp:extent cx="5334000" cy="3000375"/>
-                  <wp:effectExtent b="0" l="0" r="0" t="0"/>
-                  <wp:docPr descr="Komposisi Limbah B3" title="" id="69" name="Picture"/>
-                  <a:graphic>
-                    <a:graphicData uri="http://schemas.openxmlformats.org/drawingml/2006/picture">
-                      <pic:pic>
-                        <pic:nvPicPr>
-                          <pic:cNvPr descr="visuals_bab3/chart_3_7b_b3_type.png" id="70" name="Picture"/>
-                          <pic:cNvPicPr>
-                            <a:picLocks noChangeArrowheads="1" noChangeAspect="1"/>
-                          </pic:cNvPicPr>
-                        </pic:nvPicPr>
-                        <pic:blipFill>
-                          <a:blip r:embed="rId68"/>
-                          <a:stretch>
-                            <a:fillRect/>
-                          </a:stretch>
-                        </pic:blipFill>
-                        <pic:spPr bwMode="auto">
-                          <a:xfrm>
-                            <a:off x="0" y="0"/>
-                            <a:ext cx="5334000" cy="3000375"/>
-                          </a:xfrm>
-                          <a:prstGeom prst="rect">
-                            <a:avLst/>
-                          </a:prstGeom>
-                          <a:noFill/>
-                          <a:ln w="9525">
-                            <a:noFill/>
-                            <a:headEnd/>
-                            <a:tailEnd/>
-                          </a:ln>
-                        </pic:spPr>
-                      </pic:pic>
-                    </a:graphicData>
-                  </a:graphic>
-                </wp:inline>
-              </w:drawing>
-            </w:r>
-          </w:p>
-        </w:tc>
-      </w:tr>
-    </w:tbl>
-    <w:p>
-      <w:pPr>
-        <w:pStyle w:val="BodyText"/>
-      </w:pPr>
-      <w:r>
-        <w:rPr>
-          <w:b/>
-          <w:bCs/>
-        </w:rPr>
-        <w:t xml:space="preserve">Interpretasi Spasial:</w:t>
-      </w:r>
-      <w:r>
-        <w:t xml:space="preserve"> </w:t>
-      </w:r>
-      <w:r>
-        <w:t xml:space="preserve">Visualisasi di atas menunjukkan bahwa</w:t>
-      </w:r>
-      <w:r>
-        <w:t xml:space="preserve"> </w:t>
-      </w:r>
-      <w:r>
-        <w:rPr>
-          <w:b/>
-          <w:bCs/>
-        </w:rPr>
-        <w:t xml:space="preserve">Sulawesi Tengah dan Sulawesi Tenggara</w:t>
-      </w:r>
-      <w:r>
-        <w:t xml:space="preserve">—dua provinsi episentrum hilirisasi nikel—menanggung volume limbah B3 yang signifikan.</w:t>
-      </w:r>
-      <w:r>
-        <w:t xml:space="preserve"> </w:t>
-      </w:r>
-      <w:r>
-        <w:rPr>
-          <w:b/>
-          <w:bCs/>
-        </w:rPr>
-        <w:t xml:space="preserve">Sulawesi Tengah</w:t>
-      </w:r>
-      <w:r>
-        <w:t xml:space="preserve"> </w:t>
-      </w:r>
-      <w:r>
-        <w:t xml:space="preserve">menghasilkan</w:t>
-      </w:r>
-      <w:r>
-        <w:t xml:space="preserve"> </w:t>
-      </w:r>
-      <w:r>
-        <w:rPr>
-          <w:b/>
-          <w:bCs/>
-        </w:rPr>
-        <w:t xml:space="preserve">25.3 juta ton B3/tahun</w:t>
-      </w:r>
-      <w:r>
-        <w:t xml:space="preserve">, terutama dari kawasan industri Morowali. Ini mencerminkan</w:t>
-      </w:r>
-      <w:r>
-        <w:t xml:space="preserve"> </w:t>
-      </w:r>
-      <w:r>
-        <w:rPr>
-          <w:b/>
-          <w:bCs/>
-        </w:rPr>
-        <w:t xml:space="preserve">ketimpangan ekologis</w:t>
-      </w:r>
-      <w:r>
-        <w:t xml:space="preserve">: wilayah penyangga menanggung beban limbah industri yang signifikan dibandingkan manfaat ekonomi langsung yang diterima. Warga lokal beriringan dengan lokasi timbunan slag—</w:t>
-      </w:r>
-      <w:r>
-        <w:rPr>
-          <w:b/>
-          <w:bCs/>
-        </w:rPr>
-        <w:t xml:space="preserve">sehingga membutuhkan pengawasan proteksi kesehatan dan transparansi pengolahan</w:t>
-      </w:r>
-      <w:r>
-        <w:t xml:space="preserve">.</w:t>
-      </w:r>
-    </w:p>
-    <w:p>
-      <w:pPr>
-        <w:pStyle w:val="BodyText"/>
-      </w:pPr>
-      <w:r>
-        <w:rPr>
-          <w:b/>
-          <w:bCs/>
-        </w:rPr>
-        <w:t xml:space="preserve">Interpretasi Komposisi Limbah:</w:t>
-      </w:r>
-      <w:r>
-        <w:t xml:space="preserve"> </w:t>
-      </w:r>
-      <w:r>
-        <w:rPr>
-          <w:b/>
-          <w:bCs/>
-        </w:rPr>
-        <w:t xml:space="preserve">Slag dan Tailing</w:t>
-      </w:r>
-      <w:r>
-        <w:t xml:space="preserve"> </w:t>
-      </w:r>
-      <w:r>
-        <w:t xml:space="preserve">mendominasi timbulan limbah B3 dengan total</w:t>
-      </w:r>
-      <w:r>
-        <w:t xml:space="preserve"> </w:t>
-      </w:r>
-      <w:r>
-        <w:rPr>
-          <w:b/>
-          <w:bCs/>
-        </w:rPr>
-        <w:t xml:space="preserve">44.0 juta ton/tahun</w:t>
-      </w:r>
-      <w:r>
-        <w:t xml:space="preserve">. Material ini mengandung konsentrasi tinggi logam berat seperti</w:t>
-      </w:r>
-      <w:r>
-        <w:t xml:space="preserve"> </w:t>
-      </w:r>
-      <w:r>
-        <w:rPr>
-          <w:b/>
-          <w:bCs/>
-        </w:rPr>
-        <w:t xml:space="preserve">Chromium (Cr), Nikel (Ni), Kadmium (Cd), dan Arsenik (As)</w:t>
-      </w:r>
-      <w:r>
-        <w:t xml:space="preserve"> </w:t>
-      </w:r>
-      <w:r>
-        <w:t xml:space="preserve">yang bersifat karsinogenik (memicu kanker) dan neurotoksik (merusak sistem saraf). Klaim industri bahwa slag</w:t>
-      </w:r>
-      <w:r>
-        <w:t xml:space="preserve"> </w:t>
-      </w:r>
-      <w:r>
-        <w:t xml:space="preserve">“aman dimanfaatkan untuk batako”</w:t>
-      </w:r>
-      <w:r>
-        <w:t xml:space="preserve"> </w:t>
-      </w:r>
-      <w:r>
-        <w:t xml:space="preserve">adalah</w:t>
-      </w:r>
-      <w:r>
-        <w:t xml:space="preserve"> </w:t>
-      </w:r>
-      <w:r>
-        <w:rPr>
-          <w:b/>
-          <w:bCs/>
-        </w:rPr>
-        <w:t xml:space="preserve">klaim yang perlu dikaji lebih kritis</w:t>
-      </w:r>
-      <w:r>
-        <w:t xml:space="preserve">. Penelitian mengindikasikan bahwa paparan jangka panjang terhadap debu slag berpotensi memicu</w:t>
-      </w:r>
-      <w:r>
-        <w:t xml:space="preserve"> </w:t>
-      </w:r>
-      <w:r>
-        <w:rPr>
-          <w:b/>
-          <w:bCs/>
-        </w:rPr>
-        <w:t xml:space="preserve">dermatitis dan gangguan pernapasan</w:t>
-      </w:r>
-      <w:r>
-        <w:t xml:space="preserve"> </w:t>
-      </w:r>
-      <w:r>
-        <w:t xml:space="preserve">pada komunitas sekitar.</w:t>
-      </w:r>
-      <w:r>
-        <w:t xml:space="preserve"> </w:t>
-      </w:r>
-      <w:r>
-        <w:rPr>
-          <w:b/>
-          <w:bCs/>
-        </w:rPr>
-        <w:t xml:space="preserve">Tailing HPAL</w:t>
-      </w:r>
-      <w:r>
         <w:t xml:space="preserve"> </w:t>
       </w:r>
       <w:r>
@@ -4581,8 +5774,8 @@
         <w:t xml:space="preserve">—setara dengan volume banjir bandang yang terjadi setiap hari.</w:t>
       </w:r>
     </w:p>
-    <w:bookmarkEnd w:id="71"/>
-    <w:bookmarkStart w:id="72" w:name="X0a02cabacfcb9fa1aa31b72a3b64cd3eb8dee33"/>
+    <w:bookmarkEnd w:id="68"/>
+    <w:bookmarkStart w:id="69" w:name="X0a02cabacfcb9fa1aa31b72a3b64cd3eb8dee33"/>
     <w:p>
       <w:pPr>
         <w:pStyle w:val="Heading4"/>
@@ -4715,7 +5908,7 @@
               <w:jc w:val="right"/>
             </w:pPr>
             <w:r>
-              <w:t xml:space="preserve">12,000,000</w:t>
+              <w:t xml:space="preserve">1.2e+07</w:t>
             </w:r>
           </w:p>
         </w:tc>
@@ -4777,7 +5970,7 @@
               <w:jc w:val="right"/>
             </w:pPr>
             <w:r>
-              <w:t xml:space="preserve">7,000,000</w:t>
+              <w:t xml:space="preserve">7e+06</w:t>
             </w:r>
           </w:p>
         </w:tc>
@@ -4839,7 +6032,7 @@
               <w:jc w:val="right"/>
             </w:pPr>
             <w:r>
-              <w:t xml:space="preserve">6,500,000</w:t>
+              <w:t xml:space="preserve">6.5e+06</w:t>
             </w:r>
           </w:p>
         </w:tc>
@@ -4901,7 +6094,7 @@
               <w:jc w:val="right"/>
             </w:pPr>
             <w:r>
-              <w:t xml:space="preserve">5,500,000</w:t>
+              <w:t xml:space="preserve">5.5e+06</w:t>
             </w:r>
           </w:p>
         </w:tc>
@@ -4963,7 +6156,7 @@
               <w:jc w:val="right"/>
             </w:pPr>
             <w:r>
-              <w:t xml:space="preserve">1,000,000</w:t>
+              <w:t xml:space="preserve">1e+06</w:t>
             </w:r>
           </w:p>
         </w:tc>
@@ -5025,7 +6218,7 @@
               <w:jc w:val="right"/>
             </w:pPr>
             <w:r>
-              <w:t xml:space="preserve">800,000</w:t>
+              <w:t xml:space="preserve">800000</w:t>
             </w:r>
           </w:p>
         </w:tc>
@@ -5043,351 +6236,369 @@
         </w:tc>
       </w:tr>
     </w:tbl>
+    <w:bookmarkEnd w:id="69"/>
+    <w:bookmarkStart w:id="70" w:name="kaitan-dengan-beban-kesehatan-masyarakat"/>
+    <w:p>
+      <w:pPr>
+        <w:pStyle w:val="Heading4"/>
+      </w:pPr>
+      <w:r>
+        <w:t xml:space="preserve">Kaitan dengan Beban Kesehatan Masyarakat</w:t>
+      </w:r>
+    </w:p>
+    <w:p>
+      <w:pPr>
+        <w:pStyle w:val="FirstParagraph"/>
+      </w:pPr>
+      <w:r>
+        <w:t xml:space="preserve">Meskipun data epidemiologis yang menghubungkan secara langsung antara paparan limbah B3 dengan penyakit spesifik masih terbatas (karena keengganan industri untuk melakukan kajian kesehatan independen),</w:t>
+      </w:r>
+      <w:r>
+        <w:t xml:space="preserve"> </w:t>
+      </w:r>
+      <w:r>
+        <w:rPr>
+          <w:b/>
+          <w:bCs/>
+        </w:rPr>
+        <w:t xml:space="preserve">bukti-bukti tidak langsung sangat kuat</w:t>
+      </w:r>
+      <w:r>
+        <w:t xml:space="preserve">:</w:t>
+      </w:r>
+    </w:p>
+    <w:p>
+      <w:pPr>
+        <w:pStyle w:val="Compact"/>
+        <w:numPr>
+          <w:ilvl w:val="0"/>
+          <w:numId w:val="1036"/>
+        </w:numPr>
+      </w:pPr>
+      <w:r>
+        <w:rPr>
+          <w:b/>
+          <w:bCs/>
+        </w:rPr>
+        <w:t xml:space="preserve">Korelasi Geografis:</w:t>
+      </w:r>
+      <w:r>
+        <w:t xml:space="preserve"> </w:t>
+      </w:r>
+      <w:r>
+        <w:t xml:space="preserve">Provinsi dengan timbulan B3 tertinggi (Sulteng &amp; Sultra) adalah provinsi yang sama dengan beban ISPA dan Diare tertinggi (terbukti di sub-bab 3.1 dan 3.5)</w:t>
+      </w:r>
+    </w:p>
+    <w:p>
+      <w:pPr>
+        <w:pStyle w:val="Compact"/>
+        <w:numPr>
+          <w:ilvl w:val="0"/>
+          <w:numId w:val="1036"/>
+        </w:numPr>
+      </w:pPr>
+      <w:r>
+        <w:rPr>
+          <w:b/>
+          <w:bCs/>
+        </w:rPr>
+        <w:t xml:space="preserve">Jalur Paparan Multipel:</w:t>
+      </w:r>
+    </w:p>
+    <w:p>
+      <w:pPr>
+        <w:pStyle w:val="Compact"/>
+        <w:numPr>
+          <w:ilvl w:val="1"/>
+          <w:numId w:val="1037"/>
+        </w:numPr>
+      </w:pPr>
+      <w:r>
+        <w:rPr>
+          <w:b/>
+          <w:bCs/>
+        </w:rPr>
+        <w:t xml:space="preserve">Paparan Inhalasi:</w:t>
+      </w:r>
+      <w:r>
+        <w:t xml:space="preserve"> </w:t>
+      </w:r>
+      <w:r>
+        <w:t xml:space="preserve">Debu slag yang beterbangan terhirup warga sekitar → ISPA/Pneumonia kronis</w:t>
+      </w:r>
+    </w:p>
+    <w:p>
+      <w:pPr>
+        <w:pStyle w:val="Compact"/>
+        <w:numPr>
+          <w:ilvl w:val="1"/>
+          <w:numId w:val="1037"/>
+        </w:numPr>
+      </w:pPr>
+      <w:r>
+        <w:rPr>
+          <w:b/>
+          <w:bCs/>
+        </w:rPr>
+        <w:t xml:space="preserve">Kontaminasi Air:</w:t>
+      </w:r>
+      <w:r>
+        <w:t xml:space="preserve"> </w:t>
+      </w:r>
+      <w:r>
+        <w:t xml:space="preserve">Lindi (leachate) dari timbunan tailing berpotensi memengaruhi sumber air → Peningkatan kasus Diare dan penyakit kulit</w:t>
+      </w:r>
+    </w:p>
+    <w:p>
+      <w:pPr>
+        <w:pStyle w:val="Compact"/>
+        <w:numPr>
+          <w:ilvl w:val="1"/>
+          <w:numId w:val="1037"/>
+        </w:numPr>
+      </w:pPr>
+      <w:r>
+        <w:rPr>
+          <w:b/>
+          <w:bCs/>
+        </w:rPr>
+        <w:t xml:space="preserve">Akumulasi Logam Berat:</w:t>
+      </w:r>
+      <w:r>
+        <w:t xml:space="preserve"> </w:t>
+      </w:r>
+      <w:r>
+        <w:t xml:space="preserve">Chromium dan Nikel terakumulasi dalam rantai makanan → Risiko kanker jangka panjang</w:t>
+      </w:r>
+    </w:p>
+    <w:p>
+      <w:pPr>
+        <w:pStyle w:val="Compact"/>
+        <w:numPr>
+          <w:ilvl w:val="0"/>
+          <w:numId w:val="1036"/>
+        </w:numPr>
+      </w:pPr>
+      <w:r>
+        <w:rPr>
+          <w:b/>
+          <w:bCs/>
+        </w:rPr>
+        <w:t xml:space="preserve">Temuan Lapangan dari WALHI dan JATAM:</w:t>
+      </w:r>
+    </w:p>
+    <w:p>
+      <w:pPr>
+        <w:pStyle w:val="Compact"/>
+        <w:numPr>
+          <w:ilvl w:val="1"/>
+          <w:numId w:val="1038"/>
+        </w:numPr>
+      </w:pPr>
+      <w:r>
+        <w:t xml:space="preserve">Warga Morowali melaporkan peningkatan kasus gatal-gatal kulit dan iritasi mata sejak operasi IMIP dimulai</w:t>
+      </w:r>
+    </w:p>
+    <w:p>
+      <w:pPr>
+        <w:pStyle w:val="Compact"/>
+        <w:numPr>
+          <w:ilvl w:val="1"/>
+          <w:numId w:val="1038"/>
+        </w:numPr>
+      </w:pPr>
+      <w:r>
+        <w:t xml:space="preserve">Air sumur warga di sekitar kawasan smelter berubah warna menjadi kemerahan dan berbau logam</w:t>
+      </w:r>
+    </w:p>
+    <w:p>
+      <w:pPr>
+        <w:pStyle w:val="Compact"/>
+        <w:numPr>
+          <w:ilvl w:val="1"/>
+          <w:numId w:val="1038"/>
+        </w:numPr>
+      </w:pPr>
+      <w:r>
+        <w:t xml:space="preserve">Ikan hasil tangkapan nelayan lokal mengalami penurunan kualitas dan kuantitas drastis</w:t>
+      </w:r>
+    </w:p>
+    <w:p>
+      <w:pPr>
+        <w:pStyle w:val="Compact"/>
+        <w:numPr>
+          <w:ilvl w:val="0"/>
+          <w:numId w:val="1036"/>
+        </w:numPr>
+      </w:pPr>
+      <w:r>
+        <w:rPr>
+          <w:b/>
+          <w:bCs/>
+        </w:rPr>
+        <w:t xml:space="preserve">Perbandingan Internasional:</w:t>
+      </w:r>
+      <w:r>
+        <w:t xml:space="preserve"> </w:t>
+      </w:r>
+      <w:r>
+        <w:t xml:space="preserve">Kasus pencemaran slag di Filipina (Zambales) dan Kaledonia Baru (New Caledonia) membuktikan bahwa komunitas yang hidup di sekitar fasilitas pengolahan nikel mengalami peningkatan signifikan kasus penyakit pernapasan, kanker paru-paru, dan gangguan reproduksi.</w:t>
+      </w:r>
+    </w:p>
+    <w:bookmarkEnd w:id="70"/>
+    <w:bookmarkStart w:id="71" w:name="X4a61792e2808efe4af1eb3f4149259d4661f4f5"/>
+    <w:p>
+      <w:pPr>
+        <w:pStyle w:val="Heading4"/>
+      </w:pPr>
+      <w:r>
+        <w:t xml:space="preserve">Kesimpulan Kritis: Beban Ganda Masyarakat Terdampak</w:t>
+      </w:r>
+    </w:p>
+    <w:p>
+      <w:pPr>
+        <w:pStyle w:val="FirstParagraph"/>
+      </w:pPr>
+      <w:r>
+        <w:t xml:space="preserve">Data limbah B3 di atas menegaskan bahwa masyarakat di zona penyangga smelter</w:t>
+      </w:r>
+      <w:r>
+        <w:t xml:space="preserve"> </w:t>
+      </w:r>
+      <w:r>
+        <w:rPr>
+          <w:b/>
+          <w:bCs/>
+        </w:rPr>
+        <w:t xml:space="preserve">menanggung beban ganda (double burden)</w:t>
+      </w:r>
+      <w:r>
+        <w:t xml:space="preserve">:</w:t>
+      </w:r>
+      <w:r>
+        <w:t xml:space="preserve"> </w:t>
+      </w:r>
+      <w:r>
+        <w:t xml:space="preserve">1.</w:t>
+      </w:r>
+      <w:r>
+        <w:t xml:space="preserve"> </w:t>
+      </w:r>
+      <w:r>
+        <w:rPr>
+          <w:b/>
+          <w:bCs/>
+        </w:rPr>
+        <w:t xml:space="preserve">Beban Polusi Aktif:</w:t>
+      </w:r>
+      <w:r>
+        <w:t xml:space="preserve"> </w:t>
+      </w:r>
+      <w:r>
+        <w:t xml:space="preserve">Paparan harian terhadap emisi SO₂, debu PM2.5, dan pencemaran air (terbukti di sub-bab 3.3 dan 3.5)</w:t>
+      </w:r>
+      <w:r>
+        <w:t xml:space="preserve"> </w:t>
+      </w:r>
+      <w:r>
+        <w:t xml:space="preserve">2.</w:t>
+      </w:r>
+      <w:r>
+        <w:t xml:space="preserve"> </w:t>
+      </w:r>
+      <w:r>
+        <w:rPr>
+          <w:b/>
+          <w:bCs/>
+        </w:rPr>
+        <w:t xml:space="preserve">Beban Polusi Pasif:</w:t>
+      </w:r>
+      <w:r>
+        <w:t xml:space="preserve"> </w:t>
+      </w:r>
+      <w:r>
+        <w:t xml:space="preserve">Hidup berdampingan dengan timbunan</w:t>
+      </w:r>
+      <w:r>
+        <w:t xml:space="preserve"> </w:t>
+      </w:r>
+      <w:r>
+        <w:rPr>
+          <w:b/>
+          <w:bCs/>
+        </w:rPr>
+        <w:t xml:space="preserve">32.8 juta ton limbah beracun</w:t>
+      </w:r>
+      <w:r>
+        <w:t xml:space="preserve"> </w:t>
+      </w:r>
+      <w:r>
+        <w:t xml:space="preserve">yang terakumulasi setiap tahun—</w:t>
+      </w:r>
+      <w:r>
+        <w:rPr>
+          <w:b/>
+          <w:bCs/>
+        </w:rPr>
+        <w:t xml:space="preserve">tanpa jaminan keamanan jangka panjang</w:t>
+      </w:r>
+    </w:p>
+    <w:p>
+      <w:pPr>
+        <w:pStyle w:val="BodyText"/>
+      </w:pPr>
+      <w:r>
+        <w:t xml:space="preserve">Kompleks IMIP di Morowali menghasilkan</w:t>
+      </w:r>
+      <w:r>
+        <w:t xml:space="preserve"> </w:t>
+      </w:r>
+      <w:r>
+        <w:rPr>
+          <w:b/>
+          <w:bCs/>
+        </w:rPr>
+        <w:t xml:space="preserve">12.0 juta ton limbah B3/tahun</w:t>
+      </w:r>
+      <w:r>
+        <w:t xml:space="preserve">. Hal ini menunjukkan pentingnya evaluasi independen atas dampak lingkungan dan kesehatan dari ekspansi industri nikel bagi masyarakat sekitar.</w:t>
+      </w:r>
+    </w:p>
+    <w:p>
+      <w:pPr>
+        <w:pStyle w:val="BodyText"/>
+      </w:pPr>
+      <w:r>
+        <w:rPr>
+          <w:b/>
+          <w:bCs/>
+        </w:rPr>
+        <w:t xml:space="preserve">Rekomendasi Kebijakan:</w:t>
+      </w:r>
+      <w:r>
+        <w:t xml:space="preserve"> </w:t>
+      </w:r>
+      <w:r>
+        <w:t xml:space="preserve">Pemerintah harus segera menghentikan ekspansi smelter baru hingga tersedia kajian risiko kesehatan independen, sistem monitoring limbah B3 yang transparan, dan skema kompensasi yang adil bagi masyarakat terdampak.</w:t>
+      </w:r>
+      <w:r>
+        <w:t xml:space="preserve"> </w:t>
+      </w:r>
+      <w:r>
+        <w:rPr>
+          <w:b/>
+          <w:bCs/>
+        </w:rPr>
+        <w:t xml:space="preserve">Hak atas lingkungan hidup yang sehat adalah hak asasi yang tidak dapat ditawar dengan pertumbuhan ekonomi semata</w:t>
+      </w:r>
+      <w:r>
+        <w:t xml:space="preserve">.</w:t>
+      </w:r>
+    </w:p>
+    <w:bookmarkEnd w:id="71"/>
     <w:bookmarkEnd w:id="72"/>
-    <w:bookmarkStart w:id="73" w:name="kaitan-dengan-beban-kesehatan-masyarakat"/>
-    <w:p>
-      <w:pPr>
-        <w:pStyle w:val="Heading4"/>
-      </w:pPr>
-      <w:r>
-        <w:t xml:space="preserve">Kaitan dengan Beban Kesehatan Masyarakat</w:t>
-      </w:r>
-    </w:p>
-    <w:p>
-      <w:pPr>
-        <w:pStyle w:val="FirstParagraph"/>
-      </w:pPr>
-      <w:r>
-        <w:t xml:space="preserve">Meskipun data epidemiologis yang menghubungkan secara langsung antara paparan limbah B3 dengan penyakit spesifik masih terbatas (karena keengganan industri untuk melakukan kajian kesehatan independen),</w:t>
-      </w:r>
-      <w:r>
-        <w:t xml:space="preserve"> </w:t>
-      </w:r>
-      <w:r>
-        <w:rPr>
-          <w:b/>
-          <w:bCs/>
-        </w:rPr>
-        <w:t xml:space="preserve">bukti-bukti tidak langsung sangat kuat</w:t>
-      </w:r>
-      <w:r>
-        <w:t xml:space="preserve">:</w:t>
-      </w:r>
-      <w:r>
-        <w:t xml:space="preserve"> </w:t>
-      </w:r>
-      <w:r>
-        <w:t xml:space="preserve">1.</w:t>
-      </w:r>
-      <w:r>
-        <w:t xml:space="preserve"> </w:t>
-      </w:r>
-      <w:r>
-        <w:rPr>
-          <w:b/>
-          <w:bCs/>
-        </w:rPr>
-        <w:t xml:space="preserve">Korelasi Geografis:</w:t>
-      </w:r>
-      <w:r>
-        <w:t xml:space="preserve"> </w:t>
-      </w:r>
-      <w:r>
-        <w:t xml:space="preserve">Provinsi dengan timbulan B3 tertinggi (Sulteng &amp; Sultra) adalah provinsi yang sama dengan beban ISPA dan Diare tertinggi (terbukti di sub-bab 3.1 dan 3.5)</w:t>
-      </w:r>
-      <w:r>
-        <w:t xml:space="preserve"> </w:t>
-      </w:r>
-      <w:r>
-        <w:t xml:space="preserve">2.</w:t>
-      </w:r>
-      <w:r>
-        <w:t xml:space="preserve"> </w:t>
-      </w:r>
-      <w:r>
-        <w:rPr>
-          <w:b/>
-          <w:bCs/>
-        </w:rPr>
-        <w:t xml:space="preserve">Jalur Paparan Multipel:</w:t>
-      </w:r>
-      <w:r>
-        <w:t xml:space="preserve"> </w:t>
-      </w:r>
-      <w:r>
-        <w:t xml:space="preserve">-</w:t>
-      </w:r>
-      <w:r>
-        <w:t xml:space="preserve"> </w:t>
-      </w:r>
-      <w:r>
-        <w:rPr>
-          <w:b/>
-          <w:bCs/>
-        </w:rPr>
-        <w:t xml:space="preserve">Paparan Inhalasi:</w:t>
-      </w:r>
-      <w:r>
-        <w:t xml:space="preserve"> </w:t>
-      </w:r>
-      <w:r>
-        <w:t xml:space="preserve">Debu slag yang beterbangan terhirup warga sekitar → ISPA/Pneumonia kronis</w:t>
-      </w:r>
-      <w:r>
-        <w:t xml:space="preserve"> </w:t>
-      </w:r>
-      <w:r>
-        <w:t xml:space="preserve">-</w:t>
-      </w:r>
-      <w:r>
-        <w:t xml:space="preserve"> </w:t>
-      </w:r>
-      <w:r>
-        <w:rPr>
-          <w:b/>
-          <w:bCs/>
-        </w:rPr>
-        <w:t xml:space="preserve">Kontaminasi Air:</w:t>
-      </w:r>
-      <w:r>
-        <w:t xml:space="preserve"> </w:t>
-      </w:r>
-      <w:r>
-        <w:t xml:space="preserve">Lindi (leachate) dari timbunan tailing berpotensi memengaruhi sumber air → Peningkatan kasus Diare dan penyakit kulit</w:t>
-      </w:r>
-      <w:r>
-        <w:t xml:space="preserve"> </w:t>
-      </w:r>
-      <w:r>
-        <w:t xml:space="preserve">-</w:t>
-      </w:r>
-      <w:r>
-        <w:t xml:space="preserve"> </w:t>
-      </w:r>
-      <w:r>
-        <w:rPr>
-          <w:b/>
-          <w:bCs/>
-        </w:rPr>
-        <w:t xml:space="preserve">Akumulasi Logam Berat:</w:t>
-      </w:r>
-      <w:r>
-        <w:t xml:space="preserve"> </w:t>
-      </w:r>
-      <w:r>
-        <w:t xml:space="preserve">Chromium dan Nikel terakumulasi dalam rantai makanan → Risiko kanker jangka panjang</w:t>
-      </w:r>
-      <w:r>
-        <w:t xml:space="preserve"> </w:t>
-      </w:r>
-      <w:r>
-        <w:t xml:space="preserve">3.</w:t>
-      </w:r>
-      <w:r>
-        <w:t xml:space="preserve"> </w:t>
-      </w:r>
-      <w:r>
-        <w:rPr>
-          <w:b/>
-          <w:bCs/>
-        </w:rPr>
-        <w:t xml:space="preserve">Temuan Lapangan dari WALHI dan JATAM:</w:t>
-      </w:r>
-      <w:r>
-        <w:t xml:space="preserve"> </w:t>
-      </w:r>
-      <w:r>
-        <w:t xml:space="preserve">- Warga Morowali melaporkan peningkatan kasus gatal-gatal kulit dan iritasi mata sejak operasi IMIP dimulai</w:t>
-      </w:r>
-      <w:r>
-        <w:t xml:space="preserve"> </w:t>
-      </w:r>
-      <w:r>
-        <w:t xml:space="preserve">- Air sumur warga di sekitar kawasan smelter berubah warna menjadi kemerahan dan berbau logam</w:t>
-      </w:r>
-      <w:r>
-        <w:t xml:space="preserve"> </w:t>
-      </w:r>
-      <w:r>
-        <w:t xml:space="preserve">- Ikan hasil tangkapan nelayan lokal mengalami penurunan kualitas dan kuantitas drastis</w:t>
-      </w:r>
-      <w:r>
-        <w:t xml:space="preserve"> </w:t>
-      </w:r>
-      <w:r>
-        <w:t xml:space="preserve">4.</w:t>
-      </w:r>
-      <w:r>
-        <w:t xml:space="preserve"> </w:t>
-      </w:r>
-      <w:r>
-        <w:rPr>
-          <w:b/>
-          <w:bCs/>
-        </w:rPr>
-        <w:t xml:space="preserve">Perbandingan Internasional:</w:t>
-      </w:r>
-      <w:r>
-        <w:t xml:space="preserve"> </w:t>
-      </w:r>
-      <w:r>
-        <w:t xml:space="preserve">Kasus pencemaran slag di Filipina (Zambales) dan Kaledonia Baru (New Caledonia) membuktikan bahwa komunitas yang hidup di sekitar fasilitas pengolahan nikel mengalami peningkatan signifikan kasus penyakit pernapasan, kanker paru-paru, dan gangguan reproduksi.</w:t>
-      </w:r>
-    </w:p>
     <w:bookmarkEnd w:id="73"/>
-    <w:bookmarkStart w:id="74" w:name="X4a61792e2808efe4af1eb3f4149259d4661f4f5"/>
-    <w:p>
-      <w:pPr>
-        <w:pStyle w:val="Heading4"/>
-      </w:pPr>
-      <w:r>
-        <w:t xml:space="preserve">Kesimpulan Kritis: Beban Ganda Masyarakat Terdampak</w:t>
-      </w:r>
-    </w:p>
-    <w:p>
-      <w:pPr>
-        <w:pStyle w:val="FirstParagraph"/>
-      </w:pPr>
-      <w:r>
-        <w:t xml:space="preserve">Data limbah B3 di atas menegaskan bahwa masyarakat di zona penyangga smelter</w:t>
-      </w:r>
-      <w:r>
-        <w:t xml:space="preserve"> </w:t>
-      </w:r>
-      <w:r>
-        <w:rPr>
-          <w:b/>
-          <w:bCs/>
-        </w:rPr>
-        <w:t xml:space="preserve">menanggung beban ganda (double burden)</w:t>
-      </w:r>
-      <w:r>
-        <w:t xml:space="preserve">:</w:t>
-      </w:r>
-      <w:r>
-        <w:t xml:space="preserve"> </w:t>
-      </w:r>
-      <w:r>
-        <w:t xml:space="preserve">1.</w:t>
-      </w:r>
-      <w:r>
-        <w:t xml:space="preserve"> </w:t>
-      </w:r>
-      <w:r>
-        <w:rPr>
-          <w:b/>
-          <w:bCs/>
-        </w:rPr>
-        <w:t xml:space="preserve">Beban Polusi Aktif:</w:t>
-      </w:r>
-      <w:r>
-        <w:t xml:space="preserve"> </w:t>
-      </w:r>
-      <w:r>
-        <w:t xml:space="preserve">Paparan harian terhadap emisi SO₂, debu PM2.5, dan pencemaran air (terbukti di sub-bab 3.3 dan 3.5)</w:t>
-      </w:r>
-      <w:r>
-        <w:t xml:space="preserve"> </w:t>
-      </w:r>
-      <w:r>
-        <w:t xml:space="preserve">2.</w:t>
-      </w:r>
-      <w:r>
-        <w:t xml:space="preserve"> </w:t>
-      </w:r>
-      <w:r>
-        <w:rPr>
-          <w:b/>
-          <w:bCs/>
-        </w:rPr>
-        <w:t xml:space="preserve">Beban Polusi Pasif:</w:t>
-      </w:r>
-      <w:r>
-        <w:t xml:space="preserve"> </w:t>
-      </w:r>
-      <w:r>
-        <w:t xml:space="preserve">Hidup berdampingan dengan timbunan</w:t>
-      </w:r>
-      <w:r>
-        <w:t xml:space="preserve"> </w:t>
-      </w:r>
-      <w:r>
-        <w:rPr>
-          <w:b/>
-          <w:bCs/>
-        </w:rPr>
-        <w:t xml:space="preserve">32.8 juta ton limbah beracun</w:t>
-      </w:r>
-      <w:r>
-        <w:t xml:space="preserve"> </w:t>
-      </w:r>
-      <w:r>
-        <w:t xml:space="preserve">yang terakumulasi setiap tahun—</w:t>
-      </w:r>
-      <w:r>
-        <w:rPr>
-          <w:b/>
-          <w:bCs/>
-        </w:rPr>
-        <w:t xml:space="preserve">tanpa jaminan keamanan jangka panjang</w:t>
-      </w:r>
-    </w:p>
-    <w:p>
-      <w:pPr>
-        <w:pStyle w:val="BodyText"/>
-      </w:pPr>
-      <w:r>
-        <w:t xml:space="preserve">Kompleks IMIP di Morowali menghasilkan</w:t>
-      </w:r>
-      <w:r>
-        <w:t xml:space="preserve"> </w:t>
-      </w:r>
-      <w:r>
-        <w:rPr>
-          <w:b/>
-          <w:bCs/>
-        </w:rPr>
-        <w:t xml:space="preserve">12.0 juta ton limbah B3/tahun</w:t>
-      </w:r>
-      <w:r>
-        <w:t xml:space="preserve">. Hal ini menunjukkan pentingnya evaluasi independen atas dampak lingkungan dan kesehatan dari ekspansi industri nikel bagi masyarakat sekitar.</w:t>
-      </w:r>
-    </w:p>
-    <w:p>
-      <w:pPr>
-        <w:pStyle w:val="BodyText"/>
-      </w:pPr>
-      <w:r>
-        <w:rPr>
-          <w:b/>
-          <w:bCs/>
-        </w:rPr>
-        <w:t xml:space="preserve">Rekomendasi Kebijakan:</w:t>
-      </w:r>
-      <w:r>
-        <w:t xml:space="preserve"> </w:t>
-      </w:r>
-      <w:r>
-        <w:t xml:space="preserve">Pemerintah harus segera menghentikan ekspansi smelter baru hingga tersedia kajian risiko kesehatan independen, sistem monitoring limbah B3 yang transparan, dan skema kompensasi yang adil bagi masyarakat terdampak.</w:t>
-      </w:r>
-      <w:r>
-        <w:t xml:space="preserve"> </w:t>
-      </w:r>
-      <w:r>
-        <w:rPr>
-          <w:b/>
-          <w:bCs/>
-        </w:rPr>
-        <w:t xml:space="preserve">Hak atas lingkungan hidup yang sehat adalah hak asasi yang tidak dapat ditawar dengan pertumbuhan ekonomi semata</w:t>
-      </w:r>
-      <w:r>
-        <w:t xml:space="preserve">.</w:t>
-      </w:r>
-    </w:p>
     <w:bookmarkEnd w:id="74"/>
-    <w:bookmarkEnd w:id="75"/>
-    <w:bookmarkEnd w:id="76"/>
-    <w:bookmarkEnd w:id="77"/>
     <w:sectPr>
       <w:footnotePr>
         <w:numRestart w:val="eachSect"/>
@@ -5498,8 +6709,526 @@
       </w:pPr>
     </w:lvl>
   </w:abstractNum>
+  <w:abstractNum w:abstractNumId="99411">
+    <w:nsid w:val="00A99411"/>
+    <w:multiLevelType w:val="multilevel"/>
+    <w:lvl w:ilvl="0">
+      <w:start w:val="1"/>
+      <w:numFmt w:val="decimal"/>
+      <w:lvlText w:val="%1."/>
+      <w:lvlJc w:val="left"/>
+      <w:pPr>
+        <w:ind w:left="720" w:hanging="360"/>
+      </w:pPr>
+    </w:lvl>
+    <w:lvl w:ilvl="1">
+      <w:start w:val="1"/>
+      <w:numFmt w:val="decimal"/>
+      <w:lvlText w:val="%2."/>
+      <w:lvlJc w:val="left"/>
+      <w:pPr>
+        <w:ind w:left="1440" w:hanging="360"/>
+      </w:pPr>
+    </w:lvl>
+    <w:lvl w:ilvl="2">
+      <w:start w:val="1"/>
+      <w:numFmt w:val="decimal"/>
+      <w:lvlText w:val="%3."/>
+      <w:lvlJc w:val="left"/>
+      <w:pPr>
+        <w:ind w:left="2160" w:hanging="360"/>
+      </w:pPr>
+    </w:lvl>
+    <w:lvl w:ilvl="3">
+      <w:start w:val="1"/>
+      <w:numFmt w:val="decimal"/>
+      <w:lvlText w:val="%4."/>
+      <w:lvlJc w:val="left"/>
+      <w:pPr>
+        <w:ind w:left="2880" w:hanging="360"/>
+      </w:pPr>
+    </w:lvl>
+    <w:lvl w:ilvl="4">
+      <w:start w:val="1"/>
+      <w:numFmt w:val="decimal"/>
+      <w:lvlText w:val="%5."/>
+      <w:lvlJc w:val="left"/>
+      <w:pPr>
+        <w:ind w:left="3600" w:hanging="360"/>
+      </w:pPr>
+    </w:lvl>
+    <w:lvl w:ilvl="5">
+      <w:start w:val="1"/>
+      <w:numFmt w:val="decimal"/>
+      <w:lvlText w:val="%6."/>
+      <w:lvlJc w:val="left"/>
+      <w:pPr>
+        <w:ind w:left="4320" w:hanging="360"/>
+      </w:pPr>
+    </w:lvl>
+    <w:lvl w:ilvl="6">
+      <w:start w:val="1"/>
+      <w:numFmt w:val="decimal"/>
+      <w:lvlText w:val="%7."/>
+      <w:lvlJc w:val="left"/>
+      <w:pPr>
+        <w:ind w:left="5040" w:hanging="360"/>
+      </w:pPr>
+    </w:lvl>
+    <w:lvl w:ilvl="7">
+      <w:start w:val="1"/>
+      <w:numFmt w:val="decimal"/>
+      <w:lvlText w:val="%8."/>
+      <w:lvlJc w:val="left"/>
+      <w:pPr>
+        <w:ind w:left="5760" w:hanging="360"/>
+      </w:pPr>
+    </w:lvl>
+    <w:lvl w:ilvl="8">
+      <w:start w:val="1"/>
+      <w:numFmt w:val="decimal"/>
+      <w:lvlText w:val="%9."/>
+      <w:lvlJc w:val="left"/>
+      <w:pPr>
+        <w:ind w:left="6480" w:hanging="360"/>
+      </w:pPr>
+    </w:lvl>
+  </w:abstractNum>
+  <w:abstractNum w:abstractNumId="991">
+    <w:nsid w:val="0000A991"/>
+    <w:multiLevelType w:val="multilevel"/>
+    <w:lvl w:ilvl="0">
+      <w:numFmt w:val="bullet"/>
+      <w:lvlText w:val=""/>
+      <w:lvlJc w:val="left"/>
+      <w:pPr>
+        <w:ind w:left="720" w:hanging="360"/>
+      </w:pPr>
+      <w:rPr>
+        <w:rFonts w:ascii="Symbol" w:hAnsi="Symbol" w:cs="Symbol" w:hint="default"/>
+      </w:rPr>
+    </w:lvl>
+    <w:lvl w:ilvl="1">
+      <w:numFmt w:val="bullet"/>
+      <w:lvlText w:val="o"/>
+      <w:lvlJc w:val="left"/>
+      <w:pPr>
+        <w:ind w:left="1440" w:hanging="360"/>
+      </w:pPr>
+      <w:rPr>
+        <w:rFonts w:ascii="Courier New" w:hAnsi="Courier New" w:cs="Courier New" w:hint="default"/>
+      </w:rPr>
+    </w:lvl>
+    <w:lvl w:ilvl="2">
+      <w:numFmt w:val="bullet"/>
+      <w:lvlText w:val=""/>
+      <w:lvlJc w:val="left"/>
+      <w:pPr>
+        <w:ind w:left="2160" w:hanging="360"/>
+      </w:pPr>
+      <w:rPr>
+        <w:rFonts w:ascii="Wingdings" w:hAnsi="Wingdings" w:cs="Wingdings" w:hint="default"/>
+      </w:rPr>
+    </w:lvl>
+    <w:lvl w:ilvl="3">
+      <w:numFmt w:val="bullet"/>
+      <w:lvlText w:val=""/>
+      <w:lvlJc w:val="left"/>
+      <w:pPr>
+        <w:ind w:left="2880" w:hanging="360"/>
+      </w:pPr>
+      <w:rPr>
+        <w:rFonts w:ascii="Symbol" w:hAnsi="Symbol" w:cs="Symbol" w:hint="default"/>
+      </w:rPr>
+    </w:lvl>
+    <w:lvl w:ilvl="4">
+      <w:numFmt w:val="bullet"/>
+      <w:lvlText w:val="o"/>
+      <w:lvlJc w:val="left"/>
+      <w:pPr>
+        <w:ind w:left="3600" w:hanging="360"/>
+      </w:pPr>
+      <w:rPr>
+        <w:rFonts w:ascii="Courier New" w:hAnsi="Courier New" w:cs="Courier New" w:hint="default"/>
+      </w:rPr>
+    </w:lvl>
+    <w:lvl w:ilvl="5">
+      <w:numFmt w:val="bullet"/>
+      <w:lvlText w:val=""/>
+      <w:lvlJc w:val="left"/>
+      <w:pPr>
+        <w:ind w:left="4320" w:hanging="360"/>
+      </w:pPr>
+      <w:rPr>
+        <w:rFonts w:ascii="Wingdings" w:hAnsi="Wingdings" w:cs="Wingdings" w:hint="default"/>
+      </w:rPr>
+    </w:lvl>
+    <w:lvl w:ilvl="6">
+      <w:numFmt w:val="bullet"/>
+      <w:lvlText w:val=""/>
+      <w:lvlJc w:val="left"/>
+      <w:pPr>
+        <w:ind w:left="5040" w:hanging="360"/>
+      </w:pPr>
+      <w:rPr>
+        <w:rFonts w:ascii="Symbol" w:hAnsi="Symbol" w:cs="Symbol" w:hint="default"/>
+      </w:rPr>
+    </w:lvl>
+    <w:lvl w:ilvl="7">
+      <w:numFmt w:val="bullet"/>
+      <w:lvlText w:val="o"/>
+      <w:lvlJc w:val="left"/>
+      <w:pPr>
+        <w:ind w:left="5760" w:hanging="360"/>
+      </w:pPr>
+      <w:rPr>
+        <w:rFonts w:ascii="Courier New" w:hAnsi="Courier New" w:cs="Courier New" w:hint="default"/>
+      </w:rPr>
+    </w:lvl>
+    <w:lvl w:ilvl="8">
+      <w:numFmt w:val="bullet"/>
+      <w:lvlText w:val=""/>
+      <w:lvlJc w:val="left"/>
+      <w:pPr>
+        <w:ind w:left="6480" w:hanging="360"/>
+      </w:pPr>
+      <w:rPr>
+        <w:rFonts w:ascii="Wingdings" w:hAnsi="Wingdings" w:cs="Wingdings" w:hint="default"/>
+      </w:rPr>
+    </w:lvl>
+  </w:abstractNum>
   <w:num w:numId="1000">
     <w:abstractNumId w:val="990"/>
+  </w:num>
+  <w:num w:numId="1001">
+    <w:abstractNumId w:val="99411"/>
+    <w:lvlOverride w:ilvl="0">
+      <w:startOverride w:val="1"/>
+    </w:lvlOverride>
+    <w:lvlOverride w:ilvl="1">
+      <w:startOverride w:val="1"/>
+    </w:lvlOverride>
+    <w:lvlOverride w:ilvl="2">
+      <w:startOverride w:val="1"/>
+    </w:lvlOverride>
+    <w:lvlOverride w:ilvl="3">
+      <w:startOverride w:val="1"/>
+    </w:lvlOverride>
+    <w:lvlOverride w:ilvl="4">
+      <w:startOverride w:val="1"/>
+    </w:lvlOverride>
+    <w:lvlOverride w:ilvl="5">
+      <w:startOverride w:val="1"/>
+    </w:lvlOverride>
+    <w:lvlOverride w:ilvl="6">
+      <w:startOverride w:val="1"/>
+    </w:lvlOverride>
+    <w:lvlOverride w:ilvl="7">
+      <w:startOverride w:val="1"/>
+    </w:lvlOverride>
+    <w:lvlOverride w:ilvl="8">
+      <w:startOverride w:val="1"/>
+    </w:lvlOverride>
+  </w:num>
+  <w:num w:numId="1002">
+    <w:abstractNumId w:val="991"/>
+  </w:num>
+  <w:num w:numId="1003">
+    <w:abstractNumId w:val="991"/>
+  </w:num>
+  <w:num w:numId="1004">
+    <w:abstractNumId w:val="991"/>
+  </w:num>
+  <w:num w:numId="1005">
+    <w:abstractNumId w:val="991"/>
+  </w:num>
+  <w:num w:numId="1006">
+    <w:abstractNumId w:val="99411"/>
+    <w:lvlOverride w:ilvl="0">
+      <w:startOverride w:val="1"/>
+    </w:lvlOverride>
+    <w:lvlOverride w:ilvl="1">
+      <w:startOverride w:val="1"/>
+    </w:lvlOverride>
+    <w:lvlOverride w:ilvl="2">
+      <w:startOverride w:val="1"/>
+    </w:lvlOverride>
+    <w:lvlOverride w:ilvl="3">
+      <w:startOverride w:val="1"/>
+    </w:lvlOverride>
+    <w:lvlOverride w:ilvl="4">
+      <w:startOverride w:val="1"/>
+    </w:lvlOverride>
+    <w:lvlOverride w:ilvl="5">
+      <w:startOverride w:val="1"/>
+    </w:lvlOverride>
+    <w:lvlOverride w:ilvl="6">
+      <w:startOverride w:val="1"/>
+    </w:lvlOverride>
+    <w:lvlOverride w:ilvl="7">
+      <w:startOverride w:val="1"/>
+    </w:lvlOverride>
+    <w:lvlOverride w:ilvl="8">
+      <w:startOverride w:val="1"/>
+    </w:lvlOverride>
+  </w:num>
+  <w:num w:numId="1007">
+    <w:abstractNumId w:val="991"/>
+  </w:num>
+  <w:num w:numId="1008">
+    <w:abstractNumId w:val="991"/>
+  </w:num>
+  <w:num w:numId="1009">
+    <w:abstractNumId w:val="991"/>
+  </w:num>
+  <w:num w:numId="1010">
+    <w:abstractNumId w:val="991"/>
+  </w:num>
+  <w:num w:numId="1011">
+    <w:abstractNumId w:val="99411"/>
+    <w:lvlOverride w:ilvl="0">
+      <w:startOverride w:val="1"/>
+    </w:lvlOverride>
+    <w:lvlOverride w:ilvl="1">
+      <w:startOverride w:val="1"/>
+    </w:lvlOverride>
+    <w:lvlOverride w:ilvl="2">
+      <w:startOverride w:val="1"/>
+    </w:lvlOverride>
+    <w:lvlOverride w:ilvl="3">
+      <w:startOverride w:val="1"/>
+    </w:lvlOverride>
+    <w:lvlOverride w:ilvl="4">
+      <w:startOverride w:val="1"/>
+    </w:lvlOverride>
+    <w:lvlOverride w:ilvl="5">
+      <w:startOverride w:val="1"/>
+    </w:lvlOverride>
+    <w:lvlOverride w:ilvl="6">
+      <w:startOverride w:val="1"/>
+    </w:lvlOverride>
+    <w:lvlOverride w:ilvl="7">
+      <w:startOverride w:val="1"/>
+    </w:lvlOverride>
+    <w:lvlOverride w:ilvl="8">
+      <w:startOverride w:val="1"/>
+    </w:lvlOverride>
+  </w:num>
+  <w:num w:numId="1012">
+    <w:abstractNumId w:val="991"/>
+  </w:num>
+  <w:num w:numId="1013">
+    <w:abstractNumId w:val="991"/>
+  </w:num>
+  <w:num w:numId="1014">
+    <w:abstractNumId w:val="991"/>
+  </w:num>
+  <w:num w:numId="1015">
+    <w:abstractNumId w:val="991"/>
+  </w:num>
+  <w:num w:numId="1016">
+    <w:abstractNumId w:val="99411"/>
+    <w:lvlOverride w:ilvl="0">
+      <w:startOverride w:val="1"/>
+    </w:lvlOverride>
+    <w:lvlOverride w:ilvl="1">
+      <w:startOverride w:val="1"/>
+    </w:lvlOverride>
+    <w:lvlOverride w:ilvl="2">
+      <w:startOverride w:val="1"/>
+    </w:lvlOverride>
+    <w:lvlOverride w:ilvl="3">
+      <w:startOverride w:val="1"/>
+    </w:lvlOverride>
+    <w:lvlOverride w:ilvl="4">
+      <w:startOverride w:val="1"/>
+    </w:lvlOverride>
+    <w:lvlOverride w:ilvl="5">
+      <w:startOverride w:val="1"/>
+    </w:lvlOverride>
+    <w:lvlOverride w:ilvl="6">
+      <w:startOverride w:val="1"/>
+    </w:lvlOverride>
+    <w:lvlOverride w:ilvl="7">
+      <w:startOverride w:val="1"/>
+    </w:lvlOverride>
+    <w:lvlOverride w:ilvl="8">
+      <w:startOverride w:val="1"/>
+    </w:lvlOverride>
+  </w:num>
+  <w:num w:numId="1017">
+    <w:abstractNumId w:val="991"/>
+  </w:num>
+  <w:num w:numId="1018">
+    <w:abstractNumId w:val="991"/>
+  </w:num>
+  <w:num w:numId="1019">
+    <w:abstractNumId w:val="991"/>
+  </w:num>
+  <w:num w:numId="1020">
+    <w:abstractNumId w:val="991"/>
+  </w:num>
+  <w:num w:numId="1021">
+    <w:abstractNumId w:val="99411"/>
+    <w:lvlOverride w:ilvl="0">
+      <w:startOverride w:val="1"/>
+    </w:lvlOverride>
+    <w:lvlOverride w:ilvl="1">
+      <w:startOverride w:val="1"/>
+    </w:lvlOverride>
+    <w:lvlOverride w:ilvl="2">
+      <w:startOverride w:val="1"/>
+    </w:lvlOverride>
+    <w:lvlOverride w:ilvl="3">
+      <w:startOverride w:val="1"/>
+    </w:lvlOverride>
+    <w:lvlOverride w:ilvl="4">
+      <w:startOverride w:val="1"/>
+    </w:lvlOverride>
+    <w:lvlOverride w:ilvl="5">
+      <w:startOverride w:val="1"/>
+    </w:lvlOverride>
+    <w:lvlOverride w:ilvl="6">
+      <w:startOverride w:val="1"/>
+    </w:lvlOverride>
+    <w:lvlOverride w:ilvl="7">
+      <w:startOverride w:val="1"/>
+    </w:lvlOverride>
+    <w:lvlOverride w:ilvl="8">
+      <w:startOverride w:val="1"/>
+    </w:lvlOverride>
+  </w:num>
+  <w:num w:numId="1022">
+    <w:abstractNumId w:val="991"/>
+  </w:num>
+  <w:num w:numId="1023">
+    <w:abstractNumId w:val="991"/>
+  </w:num>
+  <w:num w:numId="1024">
+    <w:abstractNumId w:val="991"/>
+  </w:num>
+  <w:num w:numId="1025">
+    <w:abstractNumId w:val="991"/>
+  </w:num>
+  <w:num w:numId="1026">
+    <w:abstractNumId w:val="99411"/>
+    <w:lvlOverride w:ilvl="0">
+      <w:startOverride w:val="1"/>
+    </w:lvlOverride>
+    <w:lvlOverride w:ilvl="1">
+      <w:startOverride w:val="1"/>
+    </w:lvlOverride>
+    <w:lvlOverride w:ilvl="2">
+      <w:startOverride w:val="1"/>
+    </w:lvlOverride>
+    <w:lvlOverride w:ilvl="3">
+      <w:startOverride w:val="1"/>
+    </w:lvlOverride>
+    <w:lvlOverride w:ilvl="4">
+      <w:startOverride w:val="1"/>
+    </w:lvlOverride>
+    <w:lvlOverride w:ilvl="5">
+      <w:startOverride w:val="1"/>
+    </w:lvlOverride>
+    <w:lvlOverride w:ilvl="6">
+      <w:startOverride w:val="1"/>
+    </w:lvlOverride>
+    <w:lvlOverride w:ilvl="7">
+      <w:startOverride w:val="1"/>
+    </w:lvlOverride>
+    <w:lvlOverride w:ilvl="8">
+      <w:startOverride w:val="1"/>
+    </w:lvlOverride>
+  </w:num>
+  <w:num w:numId="1027">
+    <w:abstractNumId w:val="991"/>
+  </w:num>
+  <w:num w:numId="1028">
+    <w:abstractNumId w:val="991"/>
+  </w:num>
+  <w:num w:numId="1029">
+    <w:abstractNumId w:val="991"/>
+  </w:num>
+  <w:num w:numId="1030">
+    <w:abstractNumId w:val="99411"/>
+    <w:lvlOverride w:ilvl="0">
+      <w:startOverride w:val="1"/>
+    </w:lvlOverride>
+    <w:lvlOverride w:ilvl="1">
+      <w:startOverride w:val="1"/>
+    </w:lvlOverride>
+    <w:lvlOverride w:ilvl="2">
+      <w:startOverride w:val="1"/>
+    </w:lvlOverride>
+    <w:lvlOverride w:ilvl="3">
+      <w:startOverride w:val="1"/>
+    </w:lvlOverride>
+    <w:lvlOverride w:ilvl="4">
+      <w:startOverride w:val="1"/>
+    </w:lvlOverride>
+    <w:lvlOverride w:ilvl="5">
+      <w:startOverride w:val="1"/>
+    </w:lvlOverride>
+    <w:lvlOverride w:ilvl="6">
+      <w:startOverride w:val="1"/>
+    </w:lvlOverride>
+    <w:lvlOverride w:ilvl="7">
+      <w:startOverride w:val="1"/>
+    </w:lvlOverride>
+    <w:lvlOverride w:ilvl="8">
+      <w:startOverride w:val="1"/>
+    </w:lvlOverride>
+  </w:num>
+  <w:num w:numId="1031">
+    <w:abstractNumId w:val="991"/>
+  </w:num>
+  <w:num w:numId="1032">
+    <w:abstractNumId w:val="991"/>
+  </w:num>
+  <w:num w:numId="1033">
+    <w:abstractNumId w:val="991"/>
+  </w:num>
+  <w:num w:numId="1034">
+    <w:abstractNumId w:val="991"/>
+  </w:num>
+  <w:num w:numId="1035">
+    <w:abstractNumId w:val="991"/>
+  </w:num>
+  <w:num w:numId="1036">
+    <w:abstractNumId w:val="99411"/>
+    <w:lvlOverride w:ilvl="0">
+      <w:startOverride w:val="1"/>
+    </w:lvlOverride>
+    <w:lvlOverride w:ilvl="1">
+      <w:startOverride w:val="1"/>
+    </w:lvlOverride>
+    <w:lvlOverride w:ilvl="2">
+      <w:startOverride w:val="1"/>
+    </w:lvlOverride>
+    <w:lvlOverride w:ilvl="3">
+      <w:startOverride w:val="1"/>
+    </w:lvlOverride>
+    <w:lvlOverride w:ilvl="4">
+      <w:startOverride w:val="1"/>
+    </w:lvlOverride>
+    <w:lvlOverride w:ilvl="5">
+      <w:startOverride w:val="1"/>
+    </w:lvlOverride>
+    <w:lvlOverride w:ilvl="6">
+      <w:startOverride w:val="1"/>
+    </w:lvlOverride>
+    <w:lvlOverride w:ilvl="7">
+      <w:startOverride w:val="1"/>
+    </w:lvlOverride>
+    <w:lvlOverride w:ilvl="8">
+      <w:startOverride w:val="1"/>
+    </w:lvlOverride>
+  </w:num>
+  <w:num w:numId="1037">
+    <w:abstractNumId w:val="991"/>
+  </w:num>
+  <w:num w:numId="1038">
+    <w:abstractNumId w:val="991"/>
   </w:num>
 </w:numbering>
 </file>
